--- a/6-过程管理/流程制度规范类文件/ZGS-06-04-事件管理制度.docx
+++ b/6-过程管理/流程制度规范类文件/ZGS-06-04-事件管理制度.docx
@@ -1,10 +1,11 @@
 
 <file path=word/document.xml><?xml version="1.0" encoding="utf-8"?>
-<w:document xmlns:wpc="http://schemas.microsoft.com/office/word/2010/wordprocessingCanvas" xmlns:mc="http://schemas.openxmlformats.org/markup-compatibility/2006" xmlns:o="urn:schemas-microsoft-com:office:office" xmlns:r="http://schemas.openxmlformats.org/officeDocument/2006/relationships" xmlns:m="http://schemas.openxmlformats.org/officeDocument/2006/math" xmlns:v="urn:schemas-microsoft-com:vml" xmlns:wp14="http://schemas.microsoft.com/office/word/2010/wordprocessingDrawing" xmlns:wp="http://schemas.openxmlformats.org/drawingml/2006/wordprocessingDrawing" xmlns:w="http://schemas.openxmlformats.org/wordprocessingml/2006/main" xmlns:w14="http://schemas.microsoft.com/office/word/2010/wordml" xmlns:w10="urn:schemas-microsoft-com:office:word" xmlns:w15="http://schemas.microsoft.com/office/word/2012/wordml" xmlns:wpg="http://schemas.microsoft.com/office/word/2010/wordprocessingGroup" xmlns:wpi="http://schemas.microsoft.com/office/word/2010/wordprocessingInk" xmlns:wne="http://schemas.microsoft.com/office/word/2006/wordml" xmlns:wps="http://schemas.microsoft.com/office/word/2010/wordprocessingShape" xmlns:wpsCustomData="http://www.wps.cn/officeDocument/2013/wpsCustomData" mc:Ignorable="w14 w15 wp14">
+<w:document xmlns:wpc="http://schemas.microsoft.com/office/word/2010/wordprocessingCanvas" xmlns:mc="http://schemas.openxmlformats.org/markup-compatibility/2006" xmlns:o="urn:schemas-microsoft-com:office:office" xmlns:r="http://schemas.openxmlformats.org/officeDocument/2006/relationships" xmlns:m="http://schemas.openxmlformats.org/officeDocument/2006/math" xmlns:v="urn:schemas-microsoft-com:vml" xmlns:wp14="http://schemas.microsoft.com/office/word/2010/wordprocessingDrawing" xmlns:wp="http://schemas.openxmlformats.org/drawingml/2006/wordprocessingDrawing" xmlns:w10="urn:schemas-microsoft-com:office:word" xmlns:w="http://schemas.openxmlformats.org/wordprocessingml/2006/main" xmlns:w14="http://schemas.microsoft.com/office/word/2010/wordml" xmlns:w15="http://schemas.microsoft.com/office/word/2012/wordml" xmlns:wne="http://schemas.microsoft.com/office/word/2006/wordml" xmlns:wpg="http://schemas.microsoft.com/office/word/2010/wordprocessingGroup" xmlns:wpi="http://schemas.microsoft.com/office/word/2010/wordprocessingInk" xmlns:wps="http://schemas.microsoft.com/office/word/2010/wordprocessingShape" mc:Ignorable="w14 w15 wp14">
+  <!-- Generated by Aspose.Words for .NET 13.3.0.1 -->
   <w:body>
     <w:p>
       <w:pPr>
-        <w:pStyle w:val="24"/>
+        <w:pStyle w:val="a"/>
         <w:keepNext w:val="0"/>
         <w:keepLines w:val="0"/>
         <w:pageBreakBefore w:val="0"/>
@@ -24,7 +25,7 @@
       <w:bookmarkStart w:id="0" w:name="_Toc19905"/>
       <w:r>
         <w:drawing>
-          <wp:anchor distT="0" distB="0" distL="114300" distR="114300" simplePos="0" relativeHeight="251660288" behindDoc="1" locked="0" layoutInCell="1" allowOverlap="1">
+          <wp:anchor distT="0" distB="0" distL="114300" distR="114300" simplePos="0" relativeHeight="251659264" behindDoc="1" locked="0" layoutInCell="1" allowOverlap="1">
             <wp:simplePos x="0" y="0"/>
             <wp:positionH relativeFrom="column">
               <wp:posOffset>0</wp:posOffset>
@@ -49,7 +50,7 @@
                     </pic:cNvPicPr>
                   </pic:nvPicPr>
                   <pic:blipFill>
-                    <a:blip r:embed="rId7"/>
+                    <a:blip xmlns:r="http://schemas.openxmlformats.org/officeDocument/2006/relationships" r:embed="rId4"/>
                     <a:stretch>
                       <a:fillRect/>
                     </a:stretch>
@@ -79,7 +80,7 @@
           <w:lang w:val="en-US" w:eastAsia="zh-CN"/>
         </w:rPr>
         <w:drawing>
-          <wp:anchor distT="0" distB="0" distL="114300" distR="114300" simplePos="0" relativeHeight="251659264" behindDoc="1" locked="0" layoutInCell="1" allowOverlap="1">
+          <wp:anchor distT="0" distB="0" distL="114300" distR="114300" simplePos="0" relativeHeight="251658240" behindDoc="1" locked="0" layoutInCell="1" allowOverlap="1">
             <wp:simplePos x="0" y="0"/>
             <wp:positionH relativeFrom="column">
               <wp:posOffset>635</wp:posOffset>
@@ -104,7 +105,7 @@
                     </pic:cNvPicPr>
                   </pic:nvPicPr>
                   <pic:blipFill>
-                    <a:blip r:embed="rId8">
+                    <a:blip xmlns:r="http://schemas.openxmlformats.org/officeDocument/2006/relationships" r:embed="rId5">
                       <a:alphaModFix amt="58000"/>
                       <a:lum contrast="-52000"/>
                     </a:blip>
@@ -138,7 +139,7 @@
     </w:p>
     <w:p>
       <w:pPr>
-        <w:pStyle w:val="25"/>
+        <w:pStyle w:val="a0"/>
         <w:keepNext w:val="0"/>
         <w:keepLines w:val="0"/>
         <w:pageBreakBefore w:val="0"/>
@@ -185,11 +186,11 @@
         <w:adjustRightInd w:val="0"/>
         <w:snapToGrid w:val="0"/>
         <w:spacing w:after="624" w:afterLines="200" w:line="219" w:lineRule="auto"/>
-        <w:ind w:left="0" w:leftChars="0" w:right="0" w:rightChars="0" w:firstLine="0" w:firstLineChars="0"/>
+        <w:ind w:left="0" w:right="0" w:firstLine="0" w:leftChars="0" w:rightChars="0" w:firstLineChars="0"/>
         <w:jc w:val="center"/>
         <w:textAlignment w:val="baseline"/>
         <w:rPr>
-          <w:rFonts w:hint="eastAsia" w:ascii="宋体" w:hAnsi="宋体" w:eastAsia="宋体" w:cs="宋体"/>
+          <w:rFonts w:ascii="宋体" w:eastAsia="宋体" w:hAnsi="宋体" w:cs="宋体" w:hint="eastAsia"/>
           <w:sz w:val="24"/>
           <w:szCs w:val="24"/>
           <w:lang w:val="en-US" w:eastAsia="zh-CN"/>
@@ -197,7 +198,7 @@
       </w:pPr>
       <w:r>
         <w:rPr>
-          <w:rFonts w:ascii="宋体" w:hAnsi="宋体" w:eastAsia="宋体" w:cs="宋体"/>
+          <w:rFonts w:ascii="宋体" w:eastAsia="宋体" w:hAnsi="宋体" w:cs="宋体"/>
           <w:b/>
           <w:bCs/>
           <w:spacing w:val="-3"/>
@@ -206,74 +207,20 @@
         </w:rPr>
         <w:t>文件编号：ZGS-06-04</w:t>
       </w:r>
-      <w:r>
-        <w:rPr>
-          <w:rFonts w:hint="eastAsia" w:ascii="宋体" w:hAnsi="宋体" w:eastAsia="宋体" w:cs="宋体"/>
-          <w:b/>
-          <w:bCs/>
-          <w:spacing w:val="-3"/>
-          <w:sz w:val="24"/>
-          <w:szCs w:val="24"/>
-          <w:lang w:val="en-US" w:eastAsia="zh-CN"/>
-        </w:rPr>
-      </w:r>
-      <w:r>
-        <w:rPr>
-          <w:rFonts w:ascii="宋体" w:hAnsi="宋体" w:eastAsia="宋体" w:cs="宋体"/>
-          <w:b/>
-          <w:bCs/>
-          <w:spacing w:val="-3"/>
-          <w:sz w:val="24"/>
-          <w:szCs w:val="24"/>
-        </w:rPr>
-      </w:r>
-      <w:r>
-        <w:rPr>
-          <w:rFonts w:hint="eastAsia" w:ascii="宋体" w:hAnsi="宋体" w:cs="宋体"/>
-          <w:b/>
-          <w:bCs/>
-          <w:spacing w:val="-3"/>
-          <w:sz w:val="24"/>
-          <w:szCs w:val="24"/>
-          <w:lang w:val="en-US" w:eastAsia="zh-CN"/>
-        </w:rPr>
-      </w:r>
-      <w:r>
-        <w:rPr>
-          <w:rFonts w:ascii="宋体" w:hAnsi="宋体" w:eastAsia="宋体" w:cs="宋体"/>
-          <w:b/>
-          <w:bCs/>
-          <w:spacing w:val="-3"/>
-          <w:sz w:val="24"/>
-          <w:szCs w:val="24"/>
-        </w:rPr>
-      </w:r>
-      <w:r>
-        <w:rPr>
-          <w:rFonts w:hint="eastAsia" w:ascii="宋体" w:hAnsi="宋体" w:cs="宋体"/>
-          <w:b/>
-          <w:bCs/>
-          <w:spacing w:val="-3"/>
-          <w:sz w:val="24"/>
-          <w:szCs w:val="24"/>
-          <w:lang w:val="en-US" w:eastAsia="zh-CN"/>
-        </w:rPr>
-      </w:r>
     </w:p>
     <w:tbl>
       <w:tblPr>
-        <w:tblStyle w:val="21"/>
+        <w:tblStyle w:val="TableGrid"/>
         <w:tblW w:w="0" w:type="auto"/>
         <w:jc w:val="center"/>
         <w:tblBorders>
-          <w:top w:val="none" w:color="auto" w:sz="0" w:space="0"/>
-          <w:left w:val="none" w:color="auto" w:sz="0" w:space="0"/>
-          <w:bottom w:val="none" w:color="auto" w:sz="0" w:space="0"/>
-          <w:right w:val="none" w:color="auto" w:sz="0" w:space="0"/>
-          <w:insideH w:val="none" w:color="auto" w:sz="0" w:space="0"/>
-          <w:insideV w:val="none" w:color="auto" w:sz="0" w:space="0"/>
+          <w:top w:val="nil"/>
+          <w:left w:val="nil"/>
+          <w:bottom w:val="nil"/>
+          <w:right w:val="nil"/>
+          <w:insideH w:val="nil"/>
+          <w:insideV w:val="nil"/>
         </w:tblBorders>
-        <w:tblLayout w:type="autofit"/>
         <w:tblCellMar>
           <w:top w:w="0" w:type="dxa"/>
           <w:left w:w="108" w:type="dxa"/>
@@ -287,17 +234,25 @@
       </w:tblGrid>
       <w:tr>
         <w:tblPrEx>
+          <w:tblW w:w="0" w:type="auto"/>
+          <w:jc w:val="center"/>
           <w:tblBorders>
-            <w:top w:val="none" w:color="auto" w:sz="0" w:space="0"/>
-            <w:left w:val="none" w:color="auto" w:sz="0" w:space="0"/>
-            <w:bottom w:val="none" w:color="auto" w:sz="0" w:space="0"/>
-            <w:right w:val="none" w:color="auto" w:sz="0" w:space="0"/>
-            <w:insideH w:val="none" w:color="auto" w:sz="0" w:space="0"/>
-            <w:insideV w:val="none" w:color="auto" w:sz="0" w:space="0"/>
+            <w:top w:val="nil"/>
+            <w:left w:val="nil"/>
+            <w:bottom w:val="nil"/>
+            <w:right w:val="nil"/>
+            <w:insideH w:val="nil"/>
+            <w:insideV w:val="nil"/>
           </w:tblBorders>
+          <w:tblCellMar>
+            <w:top w:w="0" w:type="dxa"/>
+            <w:left w:w="108" w:type="dxa"/>
+            <w:bottom w:w="0" w:type="dxa"/>
+            <w:right w:w="108" w:type="dxa"/>
+          </w:tblCellMar>
         </w:tblPrEx>
         <w:trPr>
-          <w:trHeight w:val="810" w:hRule="atLeast"/>
+          <w:trHeight w:val="810"/>
           <w:jc w:val="center"/>
         </w:trPr>
         <w:tc>
@@ -335,7 +290,7 @@
             </w:r>
             <w:r>
               <w:rPr>
-                <w:rFonts w:hint="default" w:asciiTheme="minorAscii" w:hAnsiTheme="minorAscii" w:eastAsiaTheme="minorEastAsia"/>
+                <w:rFonts w:asciiTheme="minorAscii" w:eastAsiaTheme="minorEastAsia" w:hAnsiTheme="minorAscii" w:hint="default"/>
                 <w:spacing w:val="227"/>
                 <w:sz w:val="21"/>
                 <w:vertAlign w:val="baseline"/>
@@ -389,7 +344,7 @@
             </w:r>
             <w:r>
               <w:rPr>
-                <w:rFonts w:hint="eastAsia" w:asciiTheme="minorAscii" w:hAnsiTheme="minorAscii" w:eastAsiaTheme="minorEastAsia"/>
+                <w:rFonts w:asciiTheme="minorAscii" w:eastAsiaTheme="minorEastAsia" w:hAnsiTheme="minorAscii" w:hint="eastAsia"/>
                 <w:spacing w:val="227"/>
                 <w:sz w:val="21"/>
                 <w:vertAlign w:val="baseline"/>
@@ -411,14 +366,8 @@
       </w:tr>
       <w:tr>
         <w:tblPrEx>
-          <w:tblBorders>
-            <w:top w:val="none" w:color="auto" w:sz="0" w:space="0"/>
-            <w:left w:val="none" w:color="auto" w:sz="0" w:space="0"/>
-            <w:bottom w:val="none" w:color="auto" w:sz="0" w:space="0"/>
-            <w:right w:val="none" w:color="auto" w:sz="0" w:space="0"/>
-            <w:insideH w:val="none" w:color="auto" w:sz="0" w:space="0"/>
-            <w:insideV w:val="none" w:color="auto" w:sz="0" w:space="0"/>
-          </w:tblBorders>
+          <w:tblW w:w="0" w:type="auto"/>
+          <w:jc w:val="center"/>
           <w:tblCellMar>
             <w:top w:w="0" w:type="dxa"/>
             <w:left w:w="108" w:type="dxa"/>
@@ -427,7 +376,7 @@
           </w:tblCellMar>
         </w:tblPrEx>
         <w:trPr>
-          <w:trHeight w:val="810" w:hRule="atLeast"/>
+          <w:trHeight w:val="810"/>
           <w:jc w:val="center"/>
         </w:trPr>
         <w:tc>
@@ -451,7 +400,7 @@
               <w:snapToGrid w:val="0"/>
               <w:textAlignment w:val="baseline"/>
               <w:rPr>
-                <w:rFonts w:hint="default" w:ascii="Arial" w:hAnsi="Arial" w:eastAsia="Arial" w:cs="Arial"/>
+                <w:rFonts w:ascii="Arial" w:eastAsia="Arial" w:hAnsi="Arial" w:cs="Arial" w:hint="default"/>
                 <w:snapToGrid w:val="0"/>
                 <w:color w:val="000000"/>
                 <w:kern w:val="0"/>
@@ -483,7 +432,7 @@
             </w:r>
             <w:r>
               <w:rPr>
-                <w:rFonts w:hint="default" w:asciiTheme="minorAscii" w:hAnsiTheme="minorAscii" w:eastAsiaTheme="minorEastAsia"/>
+                <w:rFonts w:asciiTheme="minorAscii" w:eastAsiaTheme="minorEastAsia" w:hAnsiTheme="minorAscii" w:hint="default"/>
                 <w:spacing w:val="227"/>
                 <w:sz w:val="21"/>
                 <w:vertAlign w:val="baseline"/>
@@ -536,7 +485,7 @@
               <w:snapToGrid w:val="0"/>
               <w:textAlignment w:val="baseline"/>
               <w:rPr>
-                <w:rFonts w:hint="default" w:ascii="Arial" w:hAnsi="Arial" w:eastAsia="Arial" w:cs="Arial"/>
+                <w:rFonts w:ascii="Arial" w:eastAsia="Arial" w:hAnsi="Arial" w:cs="Arial" w:hint="default"/>
                 <w:snapToGrid w:val="0"/>
                 <w:color w:val="000000"/>
                 <w:kern w:val="0"/>
@@ -554,8 +503,8 @@
               </w:rPr>
               <w:t>审核</w:t>
             </w:r>
-            <w:bookmarkStart w:id="39" w:name="_GoBack"/>
-            <w:bookmarkEnd w:id="39"/>
+            <w:bookmarkStart w:id="2" w:name="_GoBack"/>
+            <w:bookmarkEnd w:id="2"/>
             <w:r>
               <w:rPr>
                 <w:rFonts w:hint="eastAsia"/>
@@ -566,7 +515,7 @@
             </w:r>
             <w:r>
               <w:rPr>
-                <w:rFonts w:hint="eastAsia" w:asciiTheme="minorAscii" w:hAnsiTheme="minorAscii" w:eastAsiaTheme="minorEastAsia"/>
+                <w:rFonts w:asciiTheme="minorAscii" w:eastAsiaTheme="minorEastAsia" w:hAnsiTheme="minorAscii" w:hint="eastAsia"/>
                 <w:spacing w:val="227"/>
                 <w:sz w:val="21"/>
                 <w:vertAlign w:val="baseline"/>
@@ -588,14 +537,8 @@
       </w:tr>
       <w:tr>
         <w:tblPrEx>
-          <w:tblBorders>
-            <w:top w:val="none" w:color="auto" w:sz="0" w:space="0"/>
-            <w:left w:val="none" w:color="auto" w:sz="0" w:space="0"/>
-            <w:bottom w:val="none" w:color="auto" w:sz="0" w:space="0"/>
-            <w:right w:val="none" w:color="auto" w:sz="0" w:space="0"/>
-            <w:insideH w:val="none" w:color="auto" w:sz="0" w:space="0"/>
-            <w:insideV w:val="none" w:color="auto" w:sz="0" w:space="0"/>
-          </w:tblBorders>
+          <w:tblW w:w="0" w:type="auto"/>
+          <w:jc w:val="center"/>
           <w:tblCellMar>
             <w:top w:w="0" w:type="dxa"/>
             <w:left w:w="108" w:type="dxa"/>
@@ -604,7 +547,7 @@
           </w:tblCellMar>
         </w:tblPrEx>
         <w:trPr>
-          <w:trHeight w:val="635" w:hRule="atLeast"/>
+          <w:trHeight w:val="635"/>
           <w:jc w:val="center"/>
         </w:trPr>
         <w:tc>
@@ -641,31 +584,6 @@
                 <w:lang w:val="en-US" w:eastAsia="zh-CN"/>
               </w:rPr>
               <w:t>批准人:宋海滨</w:t>
-            </w:r>
-            <w:r>
-              <w:rPr>
-                <w:rFonts w:hint="eastAsia"/>
-                <w:spacing w:val="1"/>
-                <w:kern w:val="0"/>
-                <w:vertAlign w:val="baseline"/>
-                <w:lang w:val="en-US" w:eastAsia="zh-CN"/>
-              </w:rPr>
-            </w:r>
-            <w:r>
-              <w:rPr>
-                <w:rFonts w:hint="eastAsia" w:asciiTheme="minorAscii" w:hAnsiTheme="minorAscii" w:eastAsiaTheme="minorEastAsia"/>
-                <w:spacing w:val="227"/>
-                <w:sz w:val="21"/>
-                <w:vertAlign w:val="baseline"/>
-                <w:lang w:val="en-US" w:eastAsia="zh-CN"/>
-              </w:rPr>
-            </w:r>
-            <w:r>
-              <w:rPr>
-                <w:rFonts w:hint="eastAsia"/>
-                <w:u w:val="single"/>
-                <w:lang w:val="en-US" w:eastAsia="zh-CN"/>
-              </w:rPr>
             </w:r>
           </w:p>
         </w:tc>
@@ -704,7 +622,7 @@
             </w:r>
             <w:r>
               <w:rPr>
-                <w:rFonts w:hint="eastAsia" w:asciiTheme="minorAscii" w:hAnsiTheme="minorAscii" w:eastAsiaTheme="minorEastAsia"/>
+                <w:rFonts w:asciiTheme="minorAscii" w:eastAsiaTheme="minorEastAsia" w:hAnsiTheme="minorAscii" w:hint="eastAsia"/>
                 <w:spacing w:val="227"/>
                 <w:sz w:val="21"/>
                 <w:vertAlign w:val="baseline"/>
@@ -763,14 +681,14 @@
         <w:ind w:left="3634"/>
         <w:textAlignment w:val="baseline"/>
         <w:rPr>
-          <w:rFonts w:ascii="宋体" w:hAnsi="宋体" w:eastAsia="宋体" w:cs="宋体"/>
+          <w:rFonts w:ascii="宋体" w:eastAsia="宋体" w:hAnsi="宋体" w:cs="宋体"/>
           <w:sz w:val="31"/>
           <w:szCs w:val="31"/>
         </w:rPr>
       </w:pPr>
       <w:r>
         <w:rPr>
-          <w:rFonts w:ascii="宋体" w:hAnsi="宋体" w:eastAsia="宋体" w:cs="宋体"/>
+          <w:rFonts w:ascii="宋体" w:eastAsia="宋体" w:hAnsi="宋体" w:cs="宋体"/>
           <w:b/>
           <w:bCs/>
           <w:spacing w:val="4"/>
@@ -782,16 +700,16 @@
     </w:p>
     <w:tbl>
       <w:tblPr>
-        <w:tblStyle w:val="26"/>
+        <w:tblStyle w:val="TableNormal0"/>
         <w:tblW w:w="7137" w:type="dxa"/>
         <w:jc w:val="center"/>
         <w:tblBorders>
-          <w:top w:val="single" w:color="000000" w:sz="2" w:space="0"/>
-          <w:left w:val="single" w:color="000000" w:sz="2" w:space="0"/>
-          <w:bottom w:val="single" w:color="000000" w:sz="2" w:space="0"/>
-          <w:right w:val="single" w:color="000000" w:sz="2" w:space="0"/>
-          <w:insideH w:val="single" w:color="000000" w:sz="2" w:space="0"/>
-          <w:insideV w:val="single" w:color="000000" w:sz="2" w:space="0"/>
+          <w:top w:val="single" w:sz="2" w:space="0" w:color="000000"/>
+          <w:left w:val="single" w:sz="2" w:space="0" w:color="000000"/>
+          <w:bottom w:val="single" w:sz="2" w:space="0" w:color="000000"/>
+          <w:right w:val="single" w:sz="2" w:space="0" w:color="000000"/>
+          <w:insideH w:val="single" w:sz="2" w:space="0" w:color="000000"/>
+          <w:insideV w:val="single" w:sz="2" w:space="0" w:color="000000"/>
         </w:tblBorders>
         <w:tblLayout w:type="fixed"/>
         <w:tblCellMar>
@@ -809,14 +727,17 @@
       </w:tblGrid>
       <w:tr>
         <w:tblPrEx>
+          <w:tblW w:w="7137" w:type="dxa"/>
+          <w:jc w:val="center"/>
           <w:tblBorders>
-            <w:top w:val="single" w:color="000000" w:sz="2" w:space="0"/>
-            <w:left w:val="single" w:color="000000" w:sz="2" w:space="0"/>
-            <w:bottom w:val="single" w:color="000000" w:sz="2" w:space="0"/>
-            <w:right w:val="single" w:color="000000" w:sz="2" w:space="0"/>
-            <w:insideH w:val="single" w:color="000000" w:sz="2" w:space="0"/>
-            <w:insideV w:val="single" w:color="000000" w:sz="2" w:space="0"/>
+            <w:top w:val="single" w:sz="2" w:space="0" w:color="000000"/>
+            <w:left w:val="single" w:sz="2" w:space="0" w:color="000000"/>
+            <w:bottom w:val="single" w:sz="2" w:space="0" w:color="000000"/>
+            <w:right w:val="single" w:sz="2" w:space="0" w:color="000000"/>
+            <w:insideH w:val="single" w:sz="2" w:space="0" w:color="000000"/>
+            <w:insideV w:val="single" w:sz="2" w:space="0" w:color="000000"/>
           </w:tblBorders>
+          <w:tblLayout w:type="fixed"/>
           <w:tblCellMar>
             <w:top w:w="0" w:type="dxa"/>
             <w:left w:w="0" w:type="dxa"/>
@@ -825,7 +746,7 @@
           </w:tblCellMar>
         </w:tblPrEx>
         <w:trPr>
-          <w:trHeight w:val="593" w:hRule="atLeast"/>
+          <w:trHeight w:val="593"/>
           <w:jc w:val="center"/>
         </w:trPr>
         <w:tc>
@@ -847,18 +768,18 @@
               <w:adjustRightInd w:val="0"/>
               <w:snapToGrid w:val="0"/>
               <w:spacing w:before="176" w:line="228" w:lineRule="auto"/>
-              <w:ind w:left="0" w:leftChars="0" w:right="0" w:rightChars="0" w:firstLine="0" w:firstLineChars="0"/>
+              <w:ind w:left="0" w:right="0" w:firstLine="0" w:leftChars="0" w:rightChars="0" w:firstLineChars="0"/>
               <w:jc w:val="center"/>
               <w:textAlignment w:val="baseline"/>
               <w:rPr>
-                <w:rFonts w:ascii="宋体" w:hAnsi="宋体" w:eastAsia="宋体" w:cs="宋体"/>
+                <w:rFonts w:ascii="宋体" w:eastAsia="宋体" w:hAnsi="宋体" w:cs="宋体"/>
                 <w:sz w:val="20"/>
                 <w:szCs w:val="20"/>
               </w:rPr>
             </w:pPr>
             <w:r>
               <w:rPr>
-                <w:rFonts w:ascii="宋体" w:hAnsi="宋体" w:eastAsia="宋体" w:cs="宋体"/>
+                <w:rFonts w:ascii="宋体" w:eastAsia="宋体" w:hAnsi="宋体" w:cs="宋体"/>
                 <w:spacing w:val="-14"/>
                 <w:sz w:val="20"/>
                 <w:szCs w:val="20"/>
@@ -886,18 +807,18 @@
               <w:adjustRightInd w:val="0"/>
               <w:snapToGrid w:val="0"/>
               <w:spacing w:before="175" w:line="227" w:lineRule="auto"/>
-              <w:ind w:left="0" w:leftChars="0" w:right="0" w:rightChars="0" w:firstLine="0" w:firstLineChars="0"/>
+              <w:ind w:left="0" w:right="0" w:firstLine="0" w:leftChars="0" w:rightChars="0" w:firstLineChars="0"/>
               <w:jc w:val="center"/>
               <w:textAlignment w:val="baseline"/>
               <w:rPr>
-                <w:rFonts w:ascii="宋体" w:hAnsi="宋体" w:eastAsia="宋体" w:cs="宋体"/>
+                <w:rFonts w:ascii="宋体" w:eastAsia="宋体" w:hAnsi="宋体" w:cs="宋体"/>
                 <w:sz w:val="20"/>
                 <w:szCs w:val="20"/>
               </w:rPr>
             </w:pPr>
             <w:r>
               <w:rPr>
-                <w:rFonts w:ascii="宋体" w:hAnsi="宋体" w:eastAsia="宋体" w:cs="宋体"/>
+                <w:rFonts w:ascii="宋体" w:eastAsia="宋体" w:hAnsi="宋体" w:cs="宋体"/>
                 <w:spacing w:val="4"/>
                 <w:sz w:val="20"/>
                 <w:szCs w:val="20"/>
@@ -925,18 +846,18 @@
               <w:adjustRightInd w:val="0"/>
               <w:snapToGrid w:val="0"/>
               <w:spacing w:before="175" w:line="228" w:lineRule="auto"/>
-              <w:ind w:left="0" w:leftChars="0" w:right="0" w:rightChars="0" w:firstLine="0" w:firstLineChars="0"/>
+              <w:ind w:left="0" w:right="0" w:firstLine="0" w:leftChars="0" w:rightChars="0" w:firstLineChars="0"/>
               <w:jc w:val="center"/>
               <w:textAlignment w:val="baseline"/>
               <w:rPr>
-                <w:rFonts w:ascii="宋体" w:hAnsi="宋体" w:eastAsia="宋体" w:cs="宋体"/>
+                <w:rFonts w:ascii="宋体" w:eastAsia="宋体" w:hAnsi="宋体" w:cs="宋体"/>
                 <w:sz w:val="20"/>
                 <w:szCs w:val="20"/>
               </w:rPr>
             </w:pPr>
             <w:r>
               <w:rPr>
-                <w:rFonts w:ascii="宋体" w:hAnsi="宋体" w:eastAsia="宋体" w:cs="宋体"/>
+                <w:rFonts w:ascii="宋体" w:eastAsia="宋体" w:hAnsi="宋体" w:cs="宋体"/>
                 <w:spacing w:val="7"/>
                 <w:sz w:val="20"/>
                 <w:szCs w:val="20"/>
@@ -964,18 +885,18 @@
               <w:adjustRightInd w:val="0"/>
               <w:snapToGrid w:val="0"/>
               <w:spacing w:before="176" w:line="229" w:lineRule="auto"/>
-              <w:ind w:left="0" w:leftChars="0" w:right="0" w:rightChars="0" w:firstLine="0" w:firstLineChars="0"/>
+              <w:ind w:left="0" w:right="0" w:firstLine="0" w:leftChars="0" w:rightChars="0" w:firstLineChars="0"/>
               <w:jc w:val="center"/>
               <w:textAlignment w:val="baseline"/>
               <w:rPr>
-                <w:rFonts w:ascii="宋体" w:hAnsi="宋体" w:eastAsia="宋体" w:cs="宋体"/>
+                <w:rFonts w:ascii="宋体" w:eastAsia="宋体" w:hAnsi="宋体" w:cs="宋体"/>
                 <w:sz w:val="20"/>
                 <w:szCs w:val="20"/>
               </w:rPr>
             </w:pPr>
             <w:r>
               <w:rPr>
-                <w:rFonts w:ascii="宋体" w:hAnsi="宋体" w:eastAsia="宋体" w:cs="宋体"/>
+                <w:rFonts w:ascii="宋体" w:eastAsia="宋体" w:hAnsi="宋体" w:cs="宋体"/>
                 <w:spacing w:val="7"/>
                 <w:sz w:val="20"/>
                 <w:szCs w:val="20"/>
@@ -987,14 +908,9 @@
       </w:tr>
       <w:tr>
         <w:tblPrEx>
-          <w:tblBorders>
-            <w:top w:val="single" w:color="000000" w:sz="2" w:space="0"/>
-            <w:left w:val="single" w:color="000000" w:sz="2" w:space="0"/>
-            <w:bottom w:val="single" w:color="000000" w:sz="2" w:space="0"/>
-            <w:right w:val="single" w:color="000000" w:sz="2" w:space="0"/>
-            <w:insideH w:val="single" w:color="000000" w:sz="2" w:space="0"/>
-            <w:insideV w:val="single" w:color="000000" w:sz="2" w:space="0"/>
-          </w:tblBorders>
+          <w:tblW w:w="7137" w:type="dxa"/>
+          <w:jc w:val="center"/>
+          <w:tblLayout w:type="fixed"/>
           <w:tblCellMar>
             <w:top w:w="0" w:type="dxa"/>
             <w:left w:w="0" w:type="dxa"/>
@@ -1003,7 +919,7 @@
           </w:tblCellMar>
         </w:tblPrEx>
         <w:trPr>
-          <w:trHeight w:val="516" w:hRule="atLeast"/>
+          <w:trHeight w:val="516"/>
           <w:jc w:val="center"/>
         </w:trPr>
         <w:tc>
@@ -1025,11 +941,11 @@
               <w:adjustRightInd w:val="0"/>
               <w:snapToGrid w:val="0"/>
               <w:spacing w:before="173" w:line="267" w:lineRule="exact"/>
-              <w:ind w:left="0" w:leftChars="0" w:right="0" w:rightChars="0" w:firstLine="0" w:firstLineChars="0"/>
+              <w:ind w:left="0" w:right="0" w:firstLine="0" w:leftChars="0" w:rightChars="0" w:firstLineChars="0"/>
               <w:jc w:val="center"/>
               <w:textAlignment w:val="baseline"/>
               <w:rPr>
-                <w:rFonts w:hint="default" w:ascii="宋体" w:hAnsi="宋体" w:eastAsia="宋体" w:cs="宋体"/>
+                <w:rFonts w:ascii="宋体" w:eastAsia="宋体" w:hAnsi="宋体" w:cs="宋体" w:hint="default"/>
                 <w:sz w:val="20"/>
                 <w:szCs w:val="20"/>
                 <w:lang w:val="en-US" w:eastAsia="zh-CN"/>
@@ -1037,7 +953,7 @@
             </w:pPr>
             <w:r>
               <w:rPr>
-                <w:rFonts w:ascii="宋体" w:hAnsi="宋体" w:eastAsia="宋体" w:cs="宋体"/>
+                <w:rFonts w:ascii="宋体" w:eastAsia="宋体" w:hAnsi="宋体" w:cs="宋体"/>
                 <w:spacing w:val="3"/>
                 <w:position w:val="1"/>
                 <w:sz w:val="20"/>
@@ -1047,7 +963,7 @@
             </w:r>
             <w:r>
               <w:rPr>
-                <w:rFonts w:hint="eastAsia" w:ascii="宋体" w:hAnsi="宋体" w:cs="宋体"/>
+                <w:rFonts w:ascii="宋体" w:hAnsi="宋体" w:cs="宋体" w:hint="eastAsia"/>
                 <w:spacing w:val="3"/>
                 <w:position w:val="1"/>
                 <w:sz w:val="20"/>
@@ -1077,18 +993,18 @@
               <w:adjustRightInd w:val="0"/>
               <w:snapToGrid w:val="0"/>
               <w:spacing w:before="173" w:line="267" w:lineRule="exact"/>
-              <w:ind w:left="0" w:leftChars="0" w:right="0" w:rightChars="0" w:firstLine="0" w:firstLineChars="0"/>
+              <w:ind w:left="0" w:right="0" w:firstLine="0" w:leftChars="0" w:rightChars="0" w:firstLineChars="0"/>
               <w:jc w:val="center"/>
               <w:textAlignment w:val="baseline"/>
               <w:rPr>
-                <w:rFonts w:ascii="宋体" w:hAnsi="宋体" w:eastAsia="宋体" w:cs="宋体"/>
+                <w:rFonts w:ascii="宋体" w:eastAsia="宋体" w:hAnsi="宋体" w:cs="宋体"/>
                 <w:sz w:val="20"/>
                 <w:szCs w:val="20"/>
               </w:rPr>
             </w:pPr>
             <w:r>
               <w:rPr>
-                <w:rFonts w:ascii="宋体" w:hAnsi="宋体" w:eastAsia="宋体" w:cs="宋体"/>
+                <w:rFonts w:ascii="宋体" w:eastAsia="宋体" w:hAnsi="宋体" w:cs="宋体"/>
                 <w:spacing w:val="4"/>
                 <w:position w:val="1"/>
                 <w:sz w:val="20"/>
@@ -1117,18 +1033,18 @@
               <w:adjustRightInd w:val="0"/>
               <w:snapToGrid w:val="0"/>
               <w:spacing w:before="172" w:line="228" w:lineRule="auto"/>
-              <w:ind w:left="0" w:leftChars="0" w:right="0" w:rightChars="0" w:firstLine="0" w:firstLineChars="0"/>
+              <w:ind w:left="0" w:right="0" w:firstLine="0" w:leftChars="0" w:rightChars="0" w:firstLineChars="0"/>
               <w:jc w:val="center"/>
               <w:textAlignment w:val="baseline"/>
               <w:rPr>
-                <w:rFonts w:ascii="宋体" w:hAnsi="宋体" w:eastAsia="宋体" w:cs="宋体"/>
+                <w:rFonts w:ascii="宋体" w:eastAsia="宋体" w:hAnsi="宋体" w:cs="宋体"/>
                 <w:sz w:val="20"/>
                 <w:szCs w:val="20"/>
               </w:rPr>
             </w:pPr>
             <w:r>
               <w:rPr>
-                <w:rFonts w:ascii="宋体" w:hAnsi="宋体" w:eastAsia="宋体" w:cs="宋体"/>
+                <w:rFonts w:ascii="宋体" w:eastAsia="宋体" w:hAnsi="宋体" w:cs="宋体"/>
                 <w:spacing w:val="7"/>
                 <w:sz w:val="20"/>
                 <w:szCs w:val="20"/>
@@ -1156,11 +1072,11 @@
               <w:adjustRightInd w:val="0"/>
               <w:snapToGrid w:val="0"/>
               <w:spacing w:before="173" w:line="229" w:lineRule="auto"/>
-              <w:ind w:left="0" w:leftChars="0" w:right="0" w:rightChars="0" w:firstLine="0" w:firstLineChars="0"/>
+              <w:ind w:left="0" w:right="0" w:firstLine="0" w:leftChars="0" w:rightChars="0" w:firstLineChars="0"/>
               <w:jc w:val="center"/>
               <w:textAlignment w:val="baseline"/>
               <w:rPr>
-                <w:rFonts w:ascii="宋体" w:hAnsi="宋体" w:eastAsia="宋体" w:cs="宋体"/>
+                <w:rFonts w:ascii="宋体" w:eastAsia="宋体" w:hAnsi="宋体" w:cs="宋体"/>
                 <w:sz w:val="20"/>
                 <w:szCs w:val="20"/>
               </w:rPr>
@@ -1177,14 +1093,9 @@
       </w:tr>
       <w:tr>
         <w:tblPrEx>
-          <w:tblBorders>
-            <w:top w:val="single" w:color="000000" w:sz="2" w:space="0"/>
-            <w:left w:val="single" w:color="000000" w:sz="2" w:space="0"/>
-            <w:bottom w:val="single" w:color="000000" w:sz="2" w:space="0"/>
-            <w:right w:val="single" w:color="000000" w:sz="2" w:space="0"/>
-            <w:insideH w:val="single" w:color="000000" w:sz="2" w:space="0"/>
-            <w:insideV w:val="single" w:color="000000" w:sz="2" w:space="0"/>
-          </w:tblBorders>
+          <w:tblW w:w="7137" w:type="dxa"/>
+          <w:jc w:val="center"/>
+          <w:tblLayout w:type="fixed"/>
           <w:tblCellMar>
             <w:top w:w="0" w:type="dxa"/>
             <w:left w:w="0" w:type="dxa"/>
@@ -1193,7 +1104,7 @@
           </w:tblCellMar>
         </w:tblPrEx>
         <w:trPr>
-          <w:trHeight w:val="556" w:hRule="atLeast"/>
+          <w:trHeight w:val="556"/>
           <w:jc w:val="center"/>
         </w:trPr>
         <w:tc>
@@ -1202,7 +1113,7 @@
           </w:tcPr>
           <w:p>
             <w:pPr>
-              <w:pStyle w:val="27"/>
+              <w:pStyle w:val="TableText"/>
               <w:keepNext w:val="0"/>
               <w:keepLines w:val="0"/>
               <w:pageBreakBefore w:val="0"/>
@@ -1215,7 +1126,7 @@
               <w:bidi w:val="0"/>
               <w:adjustRightInd w:val="0"/>
               <w:snapToGrid w:val="0"/>
-              <w:ind w:left="0" w:leftChars="0" w:right="0" w:rightChars="0" w:firstLine="0" w:firstLineChars="0"/>
+              <w:ind w:left="0" w:right="0" w:firstLine="0" w:leftChars="0" w:rightChars="0" w:firstLineChars="0"/>
               <w:jc w:val="center"/>
               <w:textAlignment w:val="baseline"/>
             </w:pPr>
@@ -1227,7 +1138,7 @@
           </w:tcPr>
           <w:p>
             <w:pPr>
-              <w:pStyle w:val="27"/>
+              <w:pStyle w:val="TableText"/>
               <w:keepNext w:val="0"/>
               <w:keepLines w:val="0"/>
               <w:pageBreakBefore w:val="0"/>
@@ -1240,7 +1151,7 @@
               <w:bidi w:val="0"/>
               <w:adjustRightInd w:val="0"/>
               <w:snapToGrid w:val="0"/>
-              <w:ind w:left="0" w:leftChars="0" w:right="0" w:rightChars="0" w:firstLine="0" w:firstLineChars="0"/>
+              <w:ind w:left="0" w:right="0" w:firstLine="0" w:leftChars="0" w:rightChars="0" w:firstLineChars="0"/>
               <w:jc w:val="center"/>
               <w:textAlignment w:val="baseline"/>
             </w:pPr>
@@ -1252,7 +1163,7 @@
           </w:tcPr>
           <w:p>
             <w:pPr>
-              <w:pStyle w:val="27"/>
+              <w:pStyle w:val="TableText"/>
               <w:keepNext w:val="0"/>
               <w:keepLines w:val="0"/>
               <w:pageBreakBefore w:val="0"/>
@@ -1265,7 +1176,7 @@
               <w:bidi w:val="0"/>
               <w:adjustRightInd w:val="0"/>
               <w:snapToGrid w:val="0"/>
-              <w:ind w:left="0" w:leftChars="0" w:right="0" w:rightChars="0" w:firstLine="0" w:firstLineChars="0"/>
+              <w:ind w:left="0" w:right="0" w:firstLine="0" w:leftChars="0" w:rightChars="0" w:firstLineChars="0"/>
               <w:jc w:val="center"/>
               <w:textAlignment w:val="baseline"/>
             </w:pPr>
@@ -1277,7 +1188,7 @@
           </w:tcPr>
           <w:p>
             <w:pPr>
-              <w:pStyle w:val="27"/>
+              <w:pStyle w:val="TableText"/>
               <w:keepNext w:val="0"/>
               <w:keepLines w:val="0"/>
               <w:pageBreakBefore w:val="0"/>
@@ -1290,7 +1201,7 @@
               <w:bidi w:val="0"/>
               <w:adjustRightInd w:val="0"/>
               <w:snapToGrid w:val="0"/>
-              <w:ind w:left="0" w:leftChars="0" w:right="0" w:rightChars="0" w:firstLine="0" w:firstLineChars="0"/>
+              <w:ind w:left="0" w:right="0" w:firstLine="0" w:leftChars="0" w:rightChars="0" w:firstLineChars="0"/>
               <w:jc w:val="center"/>
               <w:textAlignment w:val="baseline"/>
             </w:pPr>
@@ -1299,14 +1210,9 @@
       </w:tr>
       <w:tr>
         <w:tblPrEx>
-          <w:tblBorders>
-            <w:top w:val="single" w:color="000000" w:sz="2" w:space="0"/>
-            <w:left w:val="single" w:color="000000" w:sz="2" w:space="0"/>
-            <w:bottom w:val="single" w:color="000000" w:sz="2" w:space="0"/>
-            <w:right w:val="single" w:color="000000" w:sz="2" w:space="0"/>
-            <w:insideH w:val="single" w:color="000000" w:sz="2" w:space="0"/>
-            <w:insideV w:val="single" w:color="000000" w:sz="2" w:space="0"/>
-          </w:tblBorders>
+          <w:tblW w:w="7137" w:type="dxa"/>
+          <w:jc w:val="center"/>
+          <w:tblLayout w:type="fixed"/>
           <w:tblCellMar>
             <w:top w:w="0" w:type="dxa"/>
             <w:left w:w="0" w:type="dxa"/>
@@ -1315,7 +1221,7 @@
           </w:tblCellMar>
         </w:tblPrEx>
         <w:trPr>
-          <w:trHeight w:val="556" w:hRule="atLeast"/>
+          <w:trHeight w:val="556"/>
           <w:jc w:val="center"/>
         </w:trPr>
         <w:tc>
@@ -1324,7 +1230,7 @@
           </w:tcPr>
           <w:p>
             <w:pPr>
-              <w:pStyle w:val="27"/>
+              <w:pStyle w:val="TableText"/>
               <w:keepNext w:val="0"/>
               <w:keepLines w:val="0"/>
               <w:pageBreakBefore w:val="0"/>
@@ -1337,7 +1243,7 @@
               <w:bidi w:val="0"/>
               <w:adjustRightInd w:val="0"/>
               <w:snapToGrid w:val="0"/>
-              <w:ind w:left="0" w:leftChars="0" w:right="0" w:rightChars="0" w:firstLine="0" w:firstLineChars="0"/>
+              <w:ind w:left="0" w:right="0" w:firstLine="0" w:leftChars="0" w:rightChars="0" w:firstLineChars="0"/>
               <w:jc w:val="center"/>
               <w:textAlignment w:val="baseline"/>
             </w:pPr>
@@ -1349,7 +1255,7 @@
           </w:tcPr>
           <w:p>
             <w:pPr>
-              <w:pStyle w:val="27"/>
+              <w:pStyle w:val="TableText"/>
               <w:keepNext w:val="0"/>
               <w:keepLines w:val="0"/>
               <w:pageBreakBefore w:val="0"/>
@@ -1362,7 +1268,7 @@
               <w:bidi w:val="0"/>
               <w:adjustRightInd w:val="0"/>
               <w:snapToGrid w:val="0"/>
-              <w:ind w:left="0" w:leftChars="0" w:right="0" w:rightChars="0" w:firstLine="0" w:firstLineChars="0"/>
+              <w:ind w:left="0" w:right="0" w:firstLine="0" w:leftChars="0" w:rightChars="0" w:firstLineChars="0"/>
               <w:jc w:val="center"/>
               <w:textAlignment w:val="baseline"/>
             </w:pPr>
@@ -1374,7 +1280,7 @@
           </w:tcPr>
           <w:p>
             <w:pPr>
-              <w:pStyle w:val="27"/>
+              <w:pStyle w:val="TableText"/>
               <w:keepNext w:val="0"/>
               <w:keepLines w:val="0"/>
               <w:pageBreakBefore w:val="0"/>
@@ -1387,7 +1293,7 @@
               <w:bidi w:val="0"/>
               <w:adjustRightInd w:val="0"/>
               <w:snapToGrid w:val="0"/>
-              <w:ind w:left="0" w:leftChars="0" w:right="0" w:rightChars="0" w:firstLine="0" w:firstLineChars="0"/>
+              <w:ind w:left="0" w:right="0" w:firstLine="0" w:leftChars="0" w:rightChars="0" w:firstLineChars="0"/>
               <w:jc w:val="center"/>
               <w:textAlignment w:val="baseline"/>
             </w:pPr>
@@ -1399,7 +1305,7 @@
           </w:tcPr>
           <w:p>
             <w:pPr>
-              <w:pStyle w:val="27"/>
+              <w:pStyle w:val="TableText"/>
               <w:keepNext w:val="0"/>
               <w:keepLines w:val="0"/>
               <w:pageBreakBefore w:val="0"/>
@@ -1412,7 +1318,7 @@
               <w:bidi w:val="0"/>
               <w:adjustRightInd w:val="0"/>
               <w:snapToGrid w:val="0"/>
-              <w:ind w:left="0" w:leftChars="0" w:right="0" w:rightChars="0" w:firstLine="0" w:firstLineChars="0"/>
+              <w:ind w:left="0" w:right="0" w:firstLine="0" w:leftChars="0" w:rightChars="0" w:firstLineChars="0"/>
               <w:jc w:val="center"/>
               <w:textAlignment w:val="baseline"/>
             </w:pPr>
@@ -1421,14 +1327,9 @@
       </w:tr>
       <w:tr>
         <w:tblPrEx>
-          <w:tblBorders>
-            <w:top w:val="single" w:color="000000" w:sz="2" w:space="0"/>
-            <w:left w:val="single" w:color="000000" w:sz="2" w:space="0"/>
-            <w:bottom w:val="single" w:color="000000" w:sz="2" w:space="0"/>
-            <w:right w:val="single" w:color="000000" w:sz="2" w:space="0"/>
-            <w:insideH w:val="single" w:color="000000" w:sz="2" w:space="0"/>
-            <w:insideV w:val="single" w:color="000000" w:sz="2" w:space="0"/>
-          </w:tblBorders>
+          <w:tblW w:w="7137" w:type="dxa"/>
+          <w:jc w:val="center"/>
+          <w:tblLayout w:type="fixed"/>
           <w:tblCellMar>
             <w:top w:w="0" w:type="dxa"/>
             <w:left w:w="0" w:type="dxa"/>
@@ -1437,7 +1338,7 @@
           </w:tblCellMar>
         </w:tblPrEx>
         <w:trPr>
-          <w:trHeight w:val="557" w:hRule="atLeast"/>
+          <w:trHeight w:val="557"/>
           <w:jc w:val="center"/>
         </w:trPr>
         <w:tc>
@@ -1446,7 +1347,7 @@
           </w:tcPr>
           <w:p>
             <w:pPr>
-              <w:pStyle w:val="27"/>
+              <w:pStyle w:val="TableText"/>
               <w:keepNext w:val="0"/>
               <w:keepLines w:val="0"/>
               <w:pageBreakBefore w:val="0"/>
@@ -1459,7 +1360,7 @@
               <w:bidi w:val="0"/>
               <w:adjustRightInd w:val="0"/>
               <w:snapToGrid w:val="0"/>
-              <w:ind w:left="0" w:leftChars="0" w:right="0" w:rightChars="0" w:firstLine="0" w:firstLineChars="0"/>
+              <w:ind w:left="0" w:right="0" w:firstLine="0" w:leftChars="0" w:rightChars="0" w:firstLineChars="0"/>
               <w:jc w:val="center"/>
               <w:textAlignment w:val="baseline"/>
             </w:pPr>
@@ -1471,7 +1372,7 @@
           </w:tcPr>
           <w:p>
             <w:pPr>
-              <w:pStyle w:val="27"/>
+              <w:pStyle w:val="TableText"/>
               <w:keepNext w:val="0"/>
               <w:keepLines w:val="0"/>
               <w:pageBreakBefore w:val="0"/>
@@ -1484,7 +1385,7 @@
               <w:bidi w:val="0"/>
               <w:adjustRightInd w:val="0"/>
               <w:snapToGrid w:val="0"/>
-              <w:ind w:left="0" w:leftChars="0" w:right="0" w:rightChars="0" w:firstLine="0" w:firstLineChars="0"/>
+              <w:ind w:left="0" w:right="0" w:firstLine="0" w:leftChars="0" w:rightChars="0" w:firstLineChars="0"/>
               <w:jc w:val="center"/>
               <w:textAlignment w:val="baseline"/>
             </w:pPr>
@@ -1496,7 +1397,7 @@
           </w:tcPr>
           <w:p>
             <w:pPr>
-              <w:pStyle w:val="27"/>
+              <w:pStyle w:val="TableText"/>
               <w:keepNext w:val="0"/>
               <w:keepLines w:val="0"/>
               <w:pageBreakBefore w:val="0"/>
@@ -1509,7 +1410,7 @@
               <w:bidi w:val="0"/>
               <w:adjustRightInd w:val="0"/>
               <w:snapToGrid w:val="0"/>
-              <w:ind w:left="0" w:leftChars="0" w:right="0" w:rightChars="0" w:firstLine="0" w:firstLineChars="0"/>
+              <w:ind w:left="0" w:right="0" w:firstLine="0" w:leftChars="0" w:rightChars="0" w:firstLineChars="0"/>
               <w:jc w:val="center"/>
               <w:textAlignment w:val="baseline"/>
             </w:pPr>
@@ -1521,7 +1422,7 @@
           </w:tcPr>
           <w:p>
             <w:pPr>
-              <w:pStyle w:val="27"/>
+              <w:pStyle w:val="TableText"/>
               <w:keepNext w:val="0"/>
               <w:keepLines w:val="0"/>
               <w:pageBreakBefore w:val="0"/>
@@ -1534,7 +1435,7 @@
               <w:bidi w:val="0"/>
               <w:adjustRightInd w:val="0"/>
               <w:snapToGrid w:val="0"/>
-              <w:ind w:left="0" w:leftChars="0" w:right="0" w:rightChars="0" w:firstLine="0" w:firstLineChars="0"/>
+              <w:ind w:left="0" w:right="0" w:firstLine="0" w:leftChars="0" w:rightChars="0" w:firstLineChars="0"/>
               <w:jc w:val="center"/>
               <w:textAlignment w:val="baseline"/>
             </w:pPr>
@@ -1565,7 +1466,7 @@
     <w:sdt>
       <w:sdtPr>
         <w:rPr>
-          <w:rFonts w:ascii="宋体" w:hAnsi="宋体" w:eastAsia="宋体" w:cs="Arial"/>
+          <w:rFonts w:ascii="宋体" w:eastAsia="宋体" w:hAnsi="宋体" w:cs="Arial"/>
           <w:snapToGrid w:val="0"/>
           <w:color w:val="000000"/>
           <w:kern w:val="0"/>
@@ -1581,7 +1482,7 @@
       </w:sdtPr>
       <w:sdtEndPr>
         <w:rPr>
-          <w:rFonts w:hint="eastAsia" w:ascii="宋体" w:hAnsi="宋体" w:eastAsia="宋体" w:cs="宋体"/>
+          <w:rFonts w:ascii="宋体" w:eastAsia="宋体" w:hAnsi="宋体" w:cs="宋体" w:hint="eastAsia"/>
           <w:snapToGrid w:val="0"/>
           <w:color w:val="000000"/>
           <w:kern w:val="0"/>
@@ -1606,18 +1507,18 @@
             <w:adjustRightInd w:val="0"/>
             <w:snapToGrid w:val="0"/>
             <w:spacing w:before="0" w:beforeLines="0" w:after="0" w:afterLines="0" w:line="240" w:lineRule="auto"/>
-            <w:ind w:left="0" w:leftChars="0" w:right="0" w:rightChars="0" w:firstLine="0" w:firstLineChars="0"/>
+            <w:ind w:left="0" w:right="0" w:firstLine="0" w:leftChars="0" w:rightChars="0" w:firstLineChars="0"/>
             <w:jc w:val="center"/>
             <w:textAlignment w:val="baseline"/>
             <w:rPr>
-              <w:rFonts w:hint="eastAsia" w:ascii="宋体" w:hAnsi="宋体" w:eastAsia="宋体" w:cs="宋体"/>
+              <w:rFonts w:ascii="宋体" w:eastAsia="宋体" w:hAnsi="宋体" w:cs="宋体" w:hint="eastAsia"/>
               <w:sz w:val="24"/>
               <w:szCs w:val="24"/>
             </w:rPr>
           </w:pPr>
           <w:r>
             <w:rPr>
-              <w:rFonts w:hint="eastAsia" w:ascii="宋体" w:hAnsi="宋体" w:eastAsia="宋体" w:cs="宋体"/>
+              <w:rFonts w:ascii="宋体" w:eastAsia="宋体" w:hAnsi="宋体" w:cs="宋体" w:hint="eastAsia"/>
               <w:sz w:val="24"/>
               <w:szCs w:val="24"/>
             </w:rPr>
@@ -1626,14 +1527,14 @@
         </w:p>
         <w:p>
           <w:pPr>
-            <w:pStyle w:val="16"/>
+            <w:pStyle w:val="TOC1"/>
             <w:tabs>
               <w:tab w:val="right" w:leader="dot" w:pos="8306"/>
             </w:tabs>
           </w:pPr>
           <w:r>
             <w:rPr>
-              <w:rFonts w:hint="eastAsia" w:ascii="宋体" w:hAnsi="宋体" w:eastAsia="宋体" w:cs="宋体"/>
+              <w:rFonts w:ascii="宋体" w:eastAsia="宋体" w:hAnsi="宋体" w:cs="宋体" w:hint="eastAsia"/>
               <w:sz w:val="24"/>
               <w:szCs w:val="24"/>
             </w:rPr>
@@ -1641,7 +1542,7 @@
           </w:r>
           <w:r>
             <w:rPr>
-              <w:rFonts w:hint="eastAsia" w:ascii="宋体" w:hAnsi="宋体" w:eastAsia="宋体" w:cs="宋体"/>
+              <w:rFonts w:ascii="宋体" w:eastAsia="宋体" w:hAnsi="宋体" w:cs="宋体" w:hint="eastAsia"/>
               <w:sz w:val="24"/>
               <w:szCs w:val="24"/>
             </w:rPr>
@@ -1649,7 +1550,7 @@
           </w:r>
           <w:r>
             <w:rPr>
-              <w:rFonts w:hint="eastAsia" w:ascii="宋体" w:hAnsi="宋体" w:eastAsia="宋体" w:cs="宋体"/>
+              <w:rFonts w:ascii="宋体" w:eastAsia="宋体" w:hAnsi="宋体" w:cs="宋体" w:hint="eastAsia"/>
               <w:sz w:val="24"/>
               <w:szCs w:val="24"/>
             </w:rPr>
@@ -1657,21 +1558,21 @@
           </w:r>
           <w:r>
             <w:rPr>
-              <w:rFonts w:hint="eastAsia" w:ascii="宋体" w:hAnsi="宋体" w:eastAsia="宋体" w:cs="宋体"/>
+              <w:rFonts w:ascii="宋体" w:eastAsia="宋体" w:hAnsi="宋体" w:cs="宋体" w:hint="eastAsia"/>
               <w:szCs w:val="24"/>
             </w:rPr>
             <w:fldChar w:fldCharType="begin"/>
           </w:r>
           <w:r>
             <w:rPr>
-              <w:rFonts w:hint="eastAsia" w:ascii="宋体" w:hAnsi="宋体" w:eastAsia="宋体" w:cs="宋体"/>
+              <w:rFonts w:ascii="宋体" w:eastAsia="宋体" w:hAnsi="宋体" w:cs="宋体" w:hint="eastAsia"/>
               <w:szCs w:val="24"/>
             </w:rPr>
             <w:instrText xml:space="preserve"> HYPERLINK \l _Toc19905 </w:instrText>
           </w:r>
           <w:r>
             <w:rPr>
-              <w:rFonts w:hint="eastAsia" w:ascii="宋体" w:hAnsi="宋体" w:eastAsia="宋体" w:cs="宋体"/>
+              <w:rFonts w:ascii="宋体" w:eastAsia="宋体" w:hAnsi="宋体" w:cs="宋体" w:hint="eastAsia"/>
               <w:szCs w:val="24"/>
             </w:rPr>
             <w:fldChar w:fldCharType="separate"/>
@@ -1703,7 +1604,7 @@
           </w:r>
           <w:r>
             <w:rPr>
-              <w:rFonts w:hint="eastAsia" w:ascii="宋体" w:hAnsi="宋体" w:eastAsia="宋体" w:cs="宋体"/>
+              <w:rFonts w:ascii="宋体" w:eastAsia="宋体" w:hAnsi="宋体" w:cs="宋体" w:hint="eastAsia"/>
               <w:szCs w:val="24"/>
             </w:rPr>
             <w:fldChar w:fldCharType="end"/>
@@ -1711,28 +1612,28 @@
         </w:p>
         <w:p>
           <w:pPr>
-            <w:pStyle w:val="16"/>
+            <w:pStyle w:val="TOC1"/>
             <w:tabs>
               <w:tab w:val="right" w:leader="dot" w:pos="8306"/>
             </w:tabs>
           </w:pPr>
           <w:r>
             <w:rPr>
-              <w:rFonts w:hint="eastAsia" w:ascii="宋体" w:hAnsi="宋体" w:eastAsia="宋体" w:cs="宋体"/>
+              <w:rFonts w:ascii="宋体" w:eastAsia="宋体" w:hAnsi="宋体" w:cs="宋体" w:hint="eastAsia"/>
               <w:szCs w:val="24"/>
             </w:rPr>
             <w:fldChar w:fldCharType="begin"/>
           </w:r>
           <w:r>
             <w:rPr>
-              <w:rFonts w:hint="eastAsia" w:ascii="宋体" w:hAnsi="宋体" w:eastAsia="宋体" w:cs="宋体"/>
+              <w:rFonts w:ascii="宋体" w:eastAsia="宋体" w:hAnsi="宋体" w:cs="宋体" w:hint="eastAsia"/>
               <w:szCs w:val="24"/>
             </w:rPr>
             <w:instrText xml:space="preserve"> HYPERLINK \l _Toc4883 </w:instrText>
           </w:r>
           <w:r>
             <w:rPr>
-              <w:rFonts w:hint="eastAsia" w:ascii="宋体" w:hAnsi="宋体" w:eastAsia="宋体" w:cs="宋体"/>
+              <w:rFonts w:ascii="宋体" w:eastAsia="宋体" w:hAnsi="宋体" w:cs="宋体" w:hint="eastAsia"/>
               <w:szCs w:val="24"/>
             </w:rPr>
             <w:fldChar w:fldCharType="separate"/>
@@ -1764,7 +1665,7 @@
           </w:r>
           <w:r>
             <w:rPr>
-              <w:rFonts w:hint="eastAsia" w:ascii="宋体" w:hAnsi="宋体" w:eastAsia="宋体" w:cs="宋体"/>
+              <w:rFonts w:ascii="宋体" w:eastAsia="宋体" w:hAnsi="宋体" w:cs="宋体" w:hint="eastAsia"/>
               <w:szCs w:val="24"/>
             </w:rPr>
             <w:fldChar w:fldCharType="end"/>
@@ -1772,28 +1673,28 @@
         </w:p>
         <w:p>
           <w:pPr>
-            <w:pStyle w:val="16"/>
+            <w:pStyle w:val="TOC1"/>
             <w:tabs>
               <w:tab w:val="right" w:leader="dot" w:pos="8306"/>
             </w:tabs>
           </w:pPr>
           <w:r>
             <w:rPr>
-              <w:rFonts w:hint="eastAsia" w:ascii="宋体" w:hAnsi="宋体" w:eastAsia="宋体" w:cs="宋体"/>
+              <w:rFonts w:ascii="宋体" w:eastAsia="宋体" w:hAnsi="宋体" w:cs="宋体" w:hint="eastAsia"/>
               <w:szCs w:val="24"/>
             </w:rPr>
             <w:fldChar w:fldCharType="begin"/>
           </w:r>
           <w:r>
             <w:rPr>
-              <w:rFonts w:hint="eastAsia" w:ascii="宋体" w:hAnsi="宋体" w:eastAsia="宋体" w:cs="宋体"/>
+              <w:rFonts w:ascii="宋体" w:eastAsia="宋体" w:hAnsi="宋体" w:cs="宋体" w:hint="eastAsia"/>
               <w:szCs w:val="24"/>
             </w:rPr>
             <w:instrText xml:space="preserve"> HYPERLINK \l _Toc31917 </w:instrText>
           </w:r>
           <w:r>
             <w:rPr>
-              <w:rFonts w:hint="eastAsia" w:ascii="宋体" w:hAnsi="宋体" w:eastAsia="宋体" w:cs="宋体"/>
+              <w:rFonts w:ascii="宋体" w:eastAsia="宋体" w:hAnsi="宋体" w:cs="宋体" w:hint="eastAsia"/>
               <w:szCs w:val="24"/>
             </w:rPr>
             <w:fldChar w:fldCharType="separate"/>
@@ -1831,7 +1732,7 @@
           </w:r>
           <w:r>
             <w:rPr>
-              <w:rFonts w:hint="eastAsia" w:ascii="宋体" w:hAnsi="宋体" w:eastAsia="宋体" w:cs="宋体"/>
+              <w:rFonts w:ascii="宋体" w:eastAsia="宋体" w:hAnsi="宋体" w:cs="宋体" w:hint="eastAsia"/>
               <w:szCs w:val="24"/>
             </w:rPr>
             <w:fldChar w:fldCharType="end"/>
@@ -1839,28 +1740,28 @@
         </w:p>
         <w:p>
           <w:pPr>
-            <w:pStyle w:val="17"/>
+            <w:pStyle w:val="TOC2"/>
             <w:tabs>
               <w:tab w:val="right" w:leader="dot" w:pos="8306"/>
             </w:tabs>
           </w:pPr>
           <w:r>
             <w:rPr>
-              <w:rFonts w:hint="eastAsia" w:ascii="宋体" w:hAnsi="宋体" w:eastAsia="宋体" w:cs="宋体"/>
+              <w:rFonts w:ascii="宋体" w:eastAsia="宋体" w:hAnsi="宋体" w:cs="宋体" w:hint="eastAsia"/>
               <w:szCs w:val="24"/>
             </w:rPr>
             <w:fldChar w:fldCharType="begin"/>
           </w:r>
           <w:r>
             <w:rPr>
-              <w:rFonts w:hint="eastAsia" w:ascii="宋体" w:hAnsi="宋体" w:eastAsia="宋体" w:cs="宋体"/>
+              <w:rFonts w:ascii="宋体" w:eastAsia="宋体" w:hAnsi="宋体" w:cs="宋体" w:hint="eastAsia"/>
               <w:szCs w:val="24"/>
             </w:rPr>
             <w:instrText xml:space="preserve"> HYPERLINK \l _Toc19936 </w:instrText>
           </w:r>
           <w:r>
             <w:rPr>
-              <w:rFonts w:hint="eastAsia" w:ascii="宋体" w:hAnsi="宋体" w:eastAsia="宋体" w:cs="宋体"/>
+              <w:rFonts w:ascii="宋体" w:eastAsia="宋体" w:hAnsi="宋体" w:cs="宋体" w:hint="eastAsia"/>
               <w:szCs w:val="24"/>
             </w:rPr>
             <w:fldChar w:fldCharType="separate"/>
@@ -1897,7 +1798,7 @@
           </w:r>
           <w:r>
             <w:rPr>
-              <w:rFonts w:hint="eastAsia" w:ascii="宋体" w:hAnsi="宋体" w:eastAsia="宋体" w:cs="宋体"/>
+              <w:rFonts w:ascii="宋体" w:eastAsia="宋体" w:hAnsi="宋体" w:cs="宋体" w:hint="eastAsia"/>
               <w:szCs w:val="24"/>
             </w:rPr>
             <w:fldChar w:fldCharType="end"/>
@@ -1905,28 +1806,28 @@
         </w:p>
         <w:p>
           <w:pPr>
-            <w:pStyle w:val="17"/>
+            <w:pStyle w:val="TOC2"/>
             <w:tabs>
               <w:tab w:val="right" w:leader="dot" w:pos="8306"/>
             </w:tabs>
           </w:pPr>
           <w:r>
             <w:rPr>
-              <w:rFonts w:hint="eastAsia" w:ascii="宋体" w:hAnsi="宋体" w:eastAsia="宋体" w:cs="宋体"/>
+              <w:rFonts w:ascii="宋体" w:eastAsia="宋体" w:hAnsi="宋体" w:cs="宋体" w:hint="eastAsia"/>
               <w:szCs w:val="24"/>
             </w:rPr>
             <w:fldChar w:fldCharType="begin"/>
           </w:r>
           <w:r>
             <w:rPr>
-              <w:rFonts w:hint="eastAsia" w:ascii="宋体" w:hAnsi="宋体" w:eastAsia="宋体" w:cs="宋体"/>
+              <w:rFonts w:ascii="宋体" w:eastAsia="宋体" w:hAnsi="宋体" w:cs="宋体" w:hint="eastAsia"/>
               <w:szCs w:val="24"/>
             </w:rPr>
             <w:instrText xml:space="preserve"> HYPERLINK \l _Toc16430 </w:instrText>
           </w:r>
           <w:r>
             <w:rPr>
-              <w:rFonts w:hint="eastAsia" w:ascii="宋体" w:hAnsi="宋体" w:eastAsia="宋体" w:cs="宋体"/>
+              <w:rFonts w:ascii="宋体" w:eastAsia="宋体" w:hAnsi="宋体" w:cs="宋体" w:hint="eastAsia"/>
               <w:szCs w:val="24"/>
             </w:rPr>
             <w:fldChar w:fldCharType="separate"/>
@@ -1963,7 +1864,7 @@
           </w:r>
           <w:r>
             <w:rPr>
-              <w:rFonts w:hint="eastAsia" w:ascii="宋体" w:hAnsi="宋体" w:eastAsia="宋体" w:cs="宋体"/>
+              <w:rFonts w:ascii="宋体" w:eastAsia="宋体" w:hAnsi="宋体" w:cs="宋体" w:hint="eastAsia"/>
               <w:szCs w:val="24"/>
             </w:rPr>
             <w:fldChar w:fldCharType="end"/>
@@ -1971,28 +1872,28 @@
         </w:p>
         <w:p>
           <w:pPr>
-            <w:pStyle w:val="17"/>
+            <w:pStyle w:val="TOC2"/>
             <w:tabs>
               <w:tab w:val="right" w:leader="dot" w:pos="8306"/>
             </w:tabs>
           </w:pPr>
           <w:r>
             <w:rPr>
-              <w:rFonts w:hint="eastAsia" w:ascii="宋体" w:hAnsi="宋体" w:eastAsia="宋体" w:cs="宋体"/>
+              <w:rFonts w:ascii="宋体" w:eastAsia="宋体" w:hAnsi="宋体" w:cs="宋体" w:hint="eastAsia"/>
               <w:szCs w:val="24"/>
             </w:rPr>
             <w:fldChar w:fldCharType="begin"/>
           </w:r>
           <w:r>
             <w:rPr>
-              <w:rFonts w:hint="eastAsia" w:ascii="宋体" w:hAnsi="宋体" w:eastAsia="宋体" w:cs="宋体"/>
+              <w:rFonts w:ascii="宋体" w:eastAsia="宋体" w:hAnsi="宋体" w:cs="宋体" w:hint="eastAsia"/>
               <w:szCs w:val="24"/>
             </w:rPr>
             <w:instrText xml:space="preserve"> HYPERLINK \l _Toc18369 </w:instrText>
           </w:r>
           <w:r>
             <w:rPr>
-              <w:rFonts w:hint="eastAsia" w:ascii="宋体" w:hAnsi="宋体" w:eastAsia="宋体" w:cs="宋体"/>
+              <w:rFonts w:ascii="宋体" w:eastAsia="宋体" w:hAnsi="宋体" w:cs="宋体" w:hint="eastAsia"/>
               <w:szCs w:val="24"/>
             </w:rPr>
             <w:fldChar w:fldCharType="separate"/>
@@ -2029,7 +1930,7 @@
           </w:r>
           <w:r>
             <w:rPr>
-              <w:rFonts w:hint="eastAsia" w:ascii="宋体" w:hAnsi="宋体" w:eastAsia="宋体" w:cs="宋体"/>
+              <w:rFonts w:ascii="宋体" w:eastAsia="宋体" w:hAnsi="宋体" w:cs="宋体" w:hint="eastAsia"/>
               <w:szCs w:val="24"/>
             </w:rPr>
             <w:fldChar w:fldCharType="end"/>
@@ -2037,28 +1938,28 @@
         </w:p>
         <w:p>
           <w:pPr>
-            <w:pStyle w:val="17"/>
+            <w:pStyle w:val="TOC2"/>
             <w:tabs>
               <w:tab w:val="right" w:leader="dot" w:pos="8306"/>
             </w:tabs>
           </w:pPr>
           <w:r>
             <w:rPr>
-              <w:rFonts w:hint="eastAsia" w:ascii="宋体" w:hAnsi="宋体" w:eastAsia="宋体" w:cs="宋体"/>
+              <w:rFonts w:ascii="宋体" w:eastAsia="宋体" w:hAnsi="宋体" w:cs="宋体" w:hint="eastAsia"/>
               <w:szCs w:val="24"/>
             </w:rPr>
             <w:fldChar w:fldCharType="begin"/>
           </w:r>
           <w:r>
             <w:rPr>
-              <w:rFonts w:hint="eastAsia" w:ascii="宋体" w:hAnsi="宋体" w:eastAsia="宋体" w:cs="宋体"/>
+              <w:rFonts w:ascii="宋体" w:eastAsia="宋体" w:hAnsi="宋体" w:cs="宋体" w:hint="eastAsia"/>
               <w:szCs w:val="24"/>
             </w:rPr>
             <w:instrText xml:space="preserve"> HYPERLINK \l _Toc9472 </w:instrText>
           </w:r>
           <w:r>
             <w:rPr>
-              <w:rFonts w:hint="eastAsia" w:ascii="宋体" w:hAnsi="宋体" w:eastAsia="宋体" w:cs="宋体"/>
+              <w:rFonts w:ascii="宋体" w:eastAsia="宋体" w:hAnsi="宋体" w:cs="宋体" w:hint="eastAsia"/>
               <w:szCs w:val="24"/>
             </w:rPr>
             <w:fldChar w:fldCharType="separate"/>
@@ -2095,7 +1996,7 @@
           </w:r>
           <w:r>
             <w:rPr>
-              <w:rFonts w:hint="eastAsia" w:ascii="宋体" w:hAnsi="宋体" w:eastAsia="宋体" w:cs="宋体"/>
+              <w:rFonts w:ascii="宋体" w:eastAsia="宋体" w:hAnsi="宋体" w:cs="宋体" w:hint="eastAsia"/>
               <w:szCs w:val="24"/>
             </w:rPr>
             <w:fldChar w:fldCharType="end"/>
@@ -2103,28 +2004,28 @@
         </w:p>
         <w:p>
           <w:pPr>
-            <w:pStyle w:val="13"/>
+            <w:pStyle w:val="TOC3"/>
             <w:tabs>
               <w:tab w:val="right" w:leader="dot" w:pos="8306"/>
             </w:tabs>
           </w:pPr>
           <w:r>
             <w:rPr>
-              <w:rFonts w:hint="eastAsia" w:ascii="宋体" w:hAnsi="宋体" w:eastAsia="宋体" w:cs="宋体"/>
+              <w:rFonts w:ascii="宋体" w:eastAsia="宋体" w:hAnsi="宋体" w:cs="宋体" w:hint="eastAsia"/>
               <w:szCs w:val="24"/>
             </w:rPr>
             <w:fldChar w:fldCharType="begin"/>
           </w:r>
           <w:r>
             <w:rPr>
-              <w:rFonts w:hint="eastAsia" w:ascii="宋体" w:hAnsi="宋体" w:eastAsia="宋体" w:cs="宋体"/>
+              <w:rFonts w:ascii="宋体" w:eastAsia="宋体" w:hAnsi="宋体" w:cs="宋体" w:hint="eastAsia"/>
               <w:szCs w:val="24"/>
             </w:rPr>
             <w:instrText xml:space="preserve"> HYPERLINK \l _Toc17163 </w:instrText>
           </w:r>
           <w:r>
             <w:rPr>
-              <w:rFonts w:hint="eastAsia" w:ascii="宋体" w:hAnsi="宋体" w:eastAsia="宋体" w:cs="宋体"/>
+              <w:rFonts w:ascii="宋体" w:eastAsia="宋体" w:hAnsi="宋体" w:cs="宋体" w:hint="eastAsia"/>
               <w:szCs w:val="24"/>
             </w:rPr>
             <w:fldChar w:fldCharType="separate"/>
@@ -2162,7 +2063,7 @@
           </w:r>
           <w:r>
             <w:rPr>
-              <w:rFonts w:hint="eastAsia" w:ascii="宋体" w:hAnsi="宋体" w:eastAsia="宋体" w:cs="宋体"/>
+              <w:rFonts w:ascii="宋体" w:eastAsia="宋体" w:hAnsi="宋体" w:cs="宋体" w:hint="eastAsia"/>
               <w:szCs w:val="24"/>
             </w:rPr>
             <w:fldChar w:fldCharType="end"/>
@@ -2170,28 +2071,28 @@
         </w:p>
         <w:p>
           <w:pPr>
-            <w:pStyle w:val="13"/>
+            <w:pStyle w:val="TOC3"/>
             <w:tabs>
               <w:tab w:val="right" w:leader="dot" w:pos="8306"/>
             </w:tabs>
           </w:pPr>
           <w:r>
             <w:rPr>
-              <w:rFonts w:hint="eastAsia" w:ascii="宋体" w:hAnsi="宋体" w:eastAsia="宋体" w:cs="宋体"/>
+              <w:rFonts w:ascii="宋体" w:eastAsia="宋体" w:hAnsi="宋体" w:cs="宋体" w:hint="eastAsia"/>
               <w:szCs w:val="24"/>
             </w:rPr>
             <w:fldChar w:fldCharType="begin"/>
           </w:r>
           <w:r>
             <w:rPr>
-              <w:rFonts w:hint="eastAsia" w:ascii="宋体" w:hAnsi="宋体" w:eastAsia="宋体" w:cs="宋体"/>
+              <w:rFonts w:ascii="宋体" w:eastAsia="宋体" w:hAnsi="宋体" w:cs="宋体" w:hint="eastAsia"/>
               <w:szCs w:val="24"/>
             </w:rPr>
             <w:instrText xml:space="preserve"> HYPERLINK \l _Toc21128 </w:instrText>
           </w:r>
           <w:r>
             <w:rPr>
-              <w:rFonts w:hint="eastAsia" w:ascii="宋体" w:hAnsi="宋体" w:eastAsia="宋体" w:cs="宋体"/>
+              <w:rFonts w:ascii="宋体" w:eastAsia="宋体" w:hAnsi="宋体" w:cs="宋体" w:hint="eastAsia"/>
               <w:szCs w:val="24"/>
             </w:rPr>
             <w:fldChar w:fldCharType="separate"/>
@@ -2229,7 +2130,7 @@
           </w:r>
           <w:r>
             <w:rPr>
-              <w:rFonts w:hint="eastAsia" w:ascii="宋体" w:hAnsi="宋体" w:eastAsia="宋体" w:cs="宋体"/>
+              <w:rFonts w:ascii="宋体" w:eastAsia="宋体" w:hAnsi="宋体" w:cs="宋体" w:hint="eastAsia"/>
               <w:szCs w:val="24"/>
             </w:rPr>
             <w:fldChar w:fldCharType="end"/>
@@ -2237,28 +2138,28 @@
         </w:p>
         <w:p>
           <w:pPr>
-            <w:pStyle w:val="13"/>
+            <w:pStyle w:val="TOC3"/>
             <w:tabs>
               <w:tab w:val="right" w:leader="dot" w:pos="8306"/>
             </w:tabs>
           </w:pPr>
           <w:r>
             <w:rPr>
-              <w:rFonts w:hint="eastAsia" w:ascii="宋体" w:hAnsi="宋体" w:eastAsia="宋体" w:cs="宋体"/>
+              <w:rFonts w:ascii="宋体" w:eastAsia="宋体" w:hAnsi="宋体" w:cs="宋体" w:hint="eastAsia"/>
               <w:szCs w:val="24"/>
             </w:rPr>
             <w:fldChar w:fldCharType="begin"/>
           </w:r>
           <w:r>
             <w:rPr>
-              <w:rFonts w:hint="eastAsia" w:ascii="宋体" w:hAnsi="宋体" w:eastAsia="宋体" w:cs="宋体"/>
+              <w:rFonts w:ascii="宋体" w:eastAsia="宋体" w:hAnsi="宋体" w:cs="宋体" w:hint="eastAsia"/>
               <w:szCs w:val="24"/>
             </w:rPr>
             <w:instrText xml:space="preserve"> HYPERLINK \l _Toc1638 </w:instrText>
           </w:r>
           <w:r>
             <w:rPr>
-              <w:rFonts w:hint="eastAsia" w:ascii="宋体" w:hAnsi="宋体" w:eastAsia="宋体" w:cs="宋体"/>
+              <w:rFonts w:ascii="宋体" w:eastAsia="宋体" w:hAnsi="宋体" w:cs="宋体" w:hint="eastAsia"/>
               <w:szCs w:val="24"/>
             </w:rPr>
             <w:fldChar w:fldCharType="separate"/>
@@ -2295,7 +2196,7 @@
           </w:r>
           <w:r>
             <w:rPr>
-              <w:rFonts w:hint="eastAsia" w:ascii="宋体" w:hAnsi="宋体" w:eastAsia="宋体" w:cs="宋体"/>
+              <w:rFonts w:ascii="宋体" w:eastAsia="宋体" w:hAnsi="宋体" w:cs="宋体" w:hint="eastAsia"/>
               <w:szCs w:val="24"/>
             </w:rPr>
             <w:fldChar w:fldCharType="end"/>
@@ -2303,28 +2204,28 @@
         </w:p>
         <w:p>
           <w:pPr>
-            <w:pStyle w:val="13"/>
+            <w:pStyle w:val="TOC3"/>
             <w:tabs>
               <w:tab w:val="right" w:leader="dot" w:pos="8306"/>
             </w:tabs>
           </w:pPr>
           <w:r>
             <w:rPr>
-              <w:rFonts w:hint="eastAsia" w:ascii="宋体" w:hAnsi="宋体" w:eastAsia="宋体" w:cs="宋体"/>
+              <w:rFonts w:ascii="宋体" w:eastAsia="宋体" w:hAnsi="宋体" w:cs="宋体" w:hint="eastAsia"/>
               <w:szCs w:val="24"/>
             </w:rPr>
             <w:fldChar w:fldCharType="begin"/>
           </w:r>
           <w:r>
             <w:rPr>
-              <w:rFonts w:hint="eastAsia" w:ascii="宋体" w:hAnsi="宋体" w:eastAsia="宋体" w:cs="宋体"/>
+              <w:rFonts w:ascii="宋体" w:eastAsia="宋体" w:hAnsi="宋体" w:cs="宋体" w:hint="eastAsia"/>
               <w:szCs w:val="24"/>
             </w:rPr>
             <w:instrText xml:space="preserve"> HYPERLINK \l _Toc9788 </w:instrText>
           </w:r>
           <w:r>
             <w:rPr>
-              <w:rFonts w:hint="eastAsia" w:ascii="宋体" w:hAnsi="宋体" w:eastAsia="宋体" w:cs="宋体"/>
+              <w:rFonts w:ascii="宋体" w:eastAsia="宋体" w:hAnsi="宋体" w:cs="宋体" w:hint="eastAsia"/>
               <w:szCs w:val="24"/>
             </w:rPr>
             <w:fldChar w:fldCharType="separate"/>
@@ -2361,7 +2262,7 @@
           </w:r>
           <w:r>
             <w:rPr>
-              <w:rFonts w:hint="eastAsia" w:ascii="宋体" w:hAnsi="宋体" w:eastAsia="宋体" w:cs="宋体"/>
+              <w:rFonts w:ascii="宋体" w:eastAsia="宋体" w:hAnsi="宋体" w:cs="宋体" w:hint="eastAsia"/>
               <w:szCs w:val="24"/>
             </w:rPr>
             <w:fldChar w:fldCharType="end"/>
@@ -2369,28 +2270,28 @@
         </w:p>
         <w:p>
           <w:pPr>
-            <w:pStyle w:val="16"/>
+            <w:pStyle w:val="TOC1"/>
             <w:tabs>
               <w:tab w:val="right" w:leader="dot" w:pos="8306"/>
             </w:tabs>
           </w:pPr>
           <w:r>
             <w:rPr>
-              <w:rFonts w:hint="eastAsia" w:ascii="宋体" w:hAnsi="宋体" w:eastAsia="宋体" w:cs="宋体"/>
+              <w:rFonts w:ascii="宋体" w:eastAsia="宋体" w:hAnsi="宋体" w:cs="宋体" w:hint="eastAsia"/>
               <w:szCs w:val="24"/>
             </w:rPr>
             <w:fldChar w:fldCharType="begin"/>
           </w:r>
           <w:r>
             <w:rPr>
-              <w:rFonts w:hint="eastAsia" w:ascii="宋体" w:hAnsi="宋体" w:eastAsia="宋体" w:cs="宋体"/>
+              <w:rFonts w:ascii="宋体" w:eastAsia="宋体" w:hAnsi="宋体" w:cs="宋体" w:hint="eastAsia"/>
               <w:szCs w:val="24"/>
             </w:rPr>
             <w:instrText xml:space="preserve"> HYPERLINK \l _Toc11549 </w:instrText>
           </w:r>
           <w:r>
             <w:rPr>
-              <w:rFonts w:hint="eastAsia" w:ascii="宋体" w:hAnsi="宋体" w:eastAsia="宋体" w:cs="宋体"/>
+              <w:rFonts w:ascii="宋体" w:eastAsia="宋体" w:hAnsi="宋体" w:cs="宋体" w:hint="eastAsia"/>
               <w:szCs w:val="24"/>
             </w:rPr>
             <w:fldChar w:fldCharType="separate"/>
@@ -2427,7 +2328,7 @@
           </w:r>
           <w:r>
             <w:rPr>
-              <w:rFonts w:hint="eastAsia" w:ascii="宋体" w:hAnsi="宋体" w:eastAsia="宋体" w:cs="宋体"/>
+              <w:rFonts w:ascii="宋体" w:eastAsia="宋体" w:hAnsi="宋体" w:cs="宋体" w:hint="eastAsia"/>
               <w:szCs w:val="24"/>
             </w:rPr>
             <w:fldChar w:fldCharType="end"/>
@@ -2435,28 +2336,28 @@
         </w:p>
         <w:p>
           <w:pPr>
-            <w:pStyle w:val="16"/>
+            <w:pStyle w:val="TOC1"/>
             <w:tabs>
               <w:tab w:val="right" w:leader="dot" w:pos="8306"/>
             </w:tabs>
           </w:pPr>
           <w:r>
             <w:rPr>
-              <w:rFonts w:hint="eastAsia" w:ascii="宋体" w:hAnsi="宋体" w:eastAsia="宋体" w:cs="宋体"/>
+              <w:rFonts w:ascii="宋体" w:eastAsia="宋体" w:hAnsi="宋体" w:cs="宋体" w:hint="eastAsia"/>
               <w:szCs w:val="24"/>
             </w:rPr>
             <w:fldChar w:fldCharType="begin"/>
           </w:r>
           <w:r>
             <w:rPr>
-              <w:rFonts w:hint="eastAsia" w:ascii="宋体" w:hAnsi="宋体" w:eastAsia="宋体" w:cs="宋体"/>
+              <w:rFonts w:ascii="宋体" w:eastAsia="宋体" w:hAnsi="宋体" w:cs="宋体" w:hint="eastAsia"/>
               <w:szCs w:val="24"/>
             </w:rPr>
             <w:instrText xml:space="preserve"> HYPERLINK \l _Toc23355 </w:instrText>
           </w:r>
           <w:r>
             <w:rPr>
-              <w:rFonts w:hint="eastAsia" w:ascii="宋体" w:hAnsi="宋体" w:eastAsia="宋体" w:cs="宋体"/>
+              <w:rFonts w:ascii="宋体" w:eastAsia="宋体" w:hAnsi="宋体" w:cs="宋体" w:hint="eastAsia"/>
               <w:szCs w:val="24"/>
             </w:rPr>
             <w:fldChar w:fldCharType="separate"/>
@@ -2493,7 +2394,7 @@
           </w:r>
           <w:r>
             <w:rPr>
-              <w:rFonts w:hint="eastAsia" w:ascii="宋体" w:hAnsi="宋体" w:eastAsia="宋体" w:cs="宋体"/>
+              <w:rFonts w:ascii="宋体" w:eastAsia="宋体" w:hAnsi="宋体" w:cs="宋体" w:hint="eastAsia"/>
               <w:szCs w:val="24"/>
             </w:rPr>
             <w:fldChar w:fldCharType="end"/>
@@ -2501,28 +2402,28 @@
         </w:p>
         <w:p>
           <w:pPr>
-            <w:pStyle w:val="17"/>
+            <w:pStyle w:val="TOC2"/>
             <w:tabs>
               <w:tab w:val="right" w:leader="dot" w:pos="8306"/>
             </w:tabs>
           </w:pPr>
           <w:r>
             <w:rPr>
-              <w:rFonts w:hint="eastAsia" w:ascii="宋体" w:hAnsi="宋体" w:eastAsia="宋体" w:cs="宋体"/>
+              <w:rFonts w:ascii="宋体" w:eastAsia="宋体" w:hAnsi="宋体" w:cs="宋体" w:hint="eastAsia"/>
               <w:szCs w:val="24"/>
             </w:rPr>
             <w:fldChar w:fldCharType="begin"/>
           </w:r>
           <w:r>
             <w:rPr>
-              <w:rFonts w:hint="eastAsia" w:ascii="宋体" w:hAnsi="宋体" w:eastAsia="宋体" w:cs="宋体"/>
+              <w:rFonts w:ascii="宋体" w:eastAsia="宋体" w:hAnsi="宋体" w:cs="宋体" w:hint="eastAsia"/>
               <w:szCs w:val="24"/>
             </w:rPr>
             <w:instrText xml:space="preserve"> HYPERLINK \l _Toc26316 </w:instrText>
           </w:r>
           <w:r>
             <w:rPr>
-              <w:rFonts w:hint="eastAsia" w:ascii="宋体" w:hAnsi="宋体" w:eastAsia="宋体" w:cs="宋体"/>
+              <w:rFonts w:ascii="宋体" w:eastAsia="宋体" w:hAnsi="宋体" w:cs="宋体" w:hint="eastAsia"/>
               <w:szCs w:val="24"/>
             </w:rPr>
             <w:fldChar w:fldCharType="separate"/>
@@ -2559,7 +2460,7 @@
           </w:r>
           <w:r>
             <w:rPr>
-              <w:rFonts w:hint="eastAsia" w:ascii="宋体" w:hAnsi="宋体" w:eastAsia="宋体" w:cs="宋体"/>
+              <w:rFonts w:ascii="宋体" w:eastAsia="宋体" w:hAnsi="宋体" w:cs="宋体" w:hint="eastAsia"/>
               <w:szCs w:val="24"/>
             </w:rPr>
             <w:fldChar w:fldCharType="end"/>
@@ -2567,28 +2468,28 @@
         </w:p>
         <w:p>
           <w:pPr>
-            <w:pStyle w:val="17"/>
+            <w:pStyle w:val="TOC2"/>
             <w:tabs>
               <w:tab w:val="right" w:leader="dot" w:pos="8306"/>
             </w:tabs>
           </w:pPr>
           <w:r>
             <w:rPr>
-              <w:rFonts w:hint="eastAsia" w:ascii="宋体" w:hAnsi="宋体" w:eastAsia="宋体" w:cs="宋体"/>
+              <w:rFonts w:ascii="宋体" w:eastAsia="宋体" w:hAnsi="宋体" w:cs="宋体" w:hint="eastAsia"/>
               <w:szCs w:val="24"/>
             </w:rPr>
             <w:fldChar w:fldCharType="begin"/>
           </w:r>
           <w:r>
             <w:rPr>
-              <w:rFonts w:hint="eastAsia" w:ascii="宋体" w:hAnsi="宋体" w:eastAsia="宋体" w:cs="宋体"/>
+              <w:rFonts w:ascii="宋体" w:eastAsia="宋体" w:hAnsi="宋体" w:cs="宋体" w:hint="eastAsia"/>
               <w:szCs w:val="24"/>
             </w:rPr>
             <w:instrText xml:space="preserve"> HYPERLINK \l _Toc10185 </w:instrText>
           </w:r>
           <w:r>
             <w:rPr>
-              <w:rFonts w:hint="eastAsia" w:ascii="宋体" w:hAnsi="宋体" w:eastAsia="宋体" w:cs="宋体"/>
+              <w:rFonts w:ascii="宋体" w:eastAsia="宋体" w:hAnsi="宋体" w:cs="宋体" w:hint="eastAsia"/>
               <w:szCs w:val="24"/>
             </w:rPr>
             <w:fldChar w:fldCharType="separate"/>
@@ -2625,7 +2526,7 @@
           </w:r>
           <w:r>
             <w:rPr>
-              <w:rFonts w:hint="eastAsia" w:ascii="宋体" w:hAnsi="宋体" w:eastAsia="宋体" w:cs="宋体"/>
+              <w:rFonts w:ascii="宋体" w:eastAsia="宋体" w:hAnsi="宋体" w:cs="宋体" w:hint="eastAsia"/>
               <w:szCs w:val="24"/>
             </w:rPr>
             <w:fldChar w:fldCharType="end"/>
@@ -2633,28 +2534,28 @@
         </w:p>
         <w:p>
           <w:pPr>
-            <w:pStyle w:val="17"/>
+            <w:pStyle w:val="TOC2"/>
             <w:tabs>
               <w:tab w:val="right" w:leader="dot" w:pos="8306"/>
             </w:tabs>
           </w:pPr>
           <w:r>
             <w:rPr>
-              <w:rFonts w:hint="eastAsia" w:ascii="宋体" w:hAnsi="宋体" w:eastAsia="宋体" w:cs="宋体"/>
+              <w:rFonts w:ascii="宋体" w:eastAsia="宋体" w:hAnsi="宋体" w:cs="宋体" w:hint="eastAsia"/>
               <w:szCs w:val="24"/>
             </w:rPr>
             <w:fldChar w:fldCharType="begin"/>
           </w:r>
           <w:r>
             <w:rPr>
-              <w:rFonts w:hint="eastAsia" w:ascii="宋体" w:hAnsi="宋体" w:eastAsia="宋体" w:cs="宋体"/>
+              <w:rFonts w:ascii="宋体" w:eastAsia="宋体" w:hAnsi="宋体" w:cs="宋体" w:hint="eastAsia"/>
               <w:szCs w:val="24"/>
             </w:rPr>
             <w:instrText xml:space="preserve"> HYPERLINK \l _Toc2417 </w:instrText>
           </w:r>
           <w:r>
             <w:rPr>
-              <w:rFonts w:hint="eastAsia" w:ascii="宋体" w:hAnsi="宋体" w:eastAsia="宋体" w:cs="宋体"/>
+              <w:rFonts w:ascii="宋体" w:eastAsia="宋体" w:hAnsi="宋体" w:cs="宋体" w:hint="eastAsia"/>
               <w:szCs w:val="24"/>
             </w:rPr>
             <w:fldChar w:fldCharType="separate"/>
@@ -2691,7 +2592,7 @@
           </w:r>
           <w:r>
             <w:rPr>
-              <w:rFonts w:hint="eastAsia" w:ascii="宋体" w:hAnsi="宋体" w:eastAsia="宋体" w:cs="宋体"/>
+              <w:rFonts w:ascii="宋体" w:eastAsia="宋体" w:hAnsi="宋体" w:cs="宋体" w:hint="eastAsia"/>
               <w:szCs w:val="24"/>
             </w:rPr>
             <w:fldChar w:fldCharType="end"/>
@@ -2699,28 +2600,28 @@
         </w:p>
         <w:p>
           <w:pPr>
-            <w:pStyle w:val="17"/>
+            <w:pStyle w:val="TOC2"/>
             <w:tabs>
               <w:tab w:val="right" w:leader="dot" w:pos="8306"/>
             </w:tabs>
           </w:pPr>
           <w:r>
             <w:rPr>
-              <w:rFonts w:hint="eastAsia" w:ascii="宋体" w:hAnsi="宋体" w:eastAsia="宋体" w:cs="宋体"/>
+              <w:rFonts w:ascii="宋体" w:eastAsia="宋体" w:hAnsi="宋体" w:cs="宋体" w:hint="eastAsia"/>
               <w:szCs w:val="24"/>
             </w:rPr>
             <w:fldChar w:fldCharType="begin"/>
           </w:r>
           <w:r>
             <w:rPr>
-              <w:rFonts w:hint="eastAsia" w:ascii="宋体" w:hAnsi="宋体" w:eastAsia="宋体" w:cs="宋体"/>
+              <w:rFonts w:ascii="宋体" w:eastAsia="宋体" w:hAnsi="宋体" w:cs="宋体" w:hint="eastAsia"/>
               <w:szCs w:val="24"/>
             </w:rPr>
             <w:instrText xml:space="preserve"> HYPERLINK \l _Toc18316 </w:instrText>
           </w:r>
           <w:r>
             <w:rPr>
-              <w:rFonts w:hint="eastAsia" w:ascii="宋体" w:hAnsi="宋体" w:eastAsia="宋体" w:cs="宋体"/>
+              <w:rFonts w:ascii="宋体" w:eastAsia="宋体" w:hAnsi="宋体" w:cs="宋体" w:hint="eastAsia"/>
               <w:szCs w:val="24"/>
             </w:rPr>
             <w:fldChar w:fldCharType="separate"/>
@@ -2757,7 +2658,7 @@
           </w:r>
           <w:r>
             <w:rPr>
-              <w:rFonts w:hint="eastAsia" w:ascii="宋体" w:hAnsi="宋体" w:eastAsia="宋体" w:cs="宋体"/>
+              <w:rFonts w:ascii="宋体" w:eastAsia="宋体" w:hAnsi="宋体" w:cs="宋体" w:hint="eastAsia"/>
               <w:szCs w:val="24"/>
             </w:rPr>
             <w:fldChar w:fldCharType="end"/>
@@ -2765,28 +2666,28 @@
         </w:p>
         <w:p>
           <w:pPr>
-            <w:pStyle w:val="17"/>
+            <w:pStyle w:val="TOC2"/>
             <w:tabs>
               <w:tab w:val="right" w:leader="dot" w:pos="8306"/>
             </w:tabs>
           </w:pPr>
           <w:r>
             <w:rPr>
-              <w:rFonts w:hint="eastAsia" w:ascii="宋体" w:hAnsi="宋体" w:eastAsia="宋体" w:cs="宋体"/>
+              <w:rFonts w:ascii="宋体" w:eastAsia="宋体" w:hAnsi="宋体" w:cs="宋体" w:hint="eastAsia"/>
               <w:szCs w:val="24"/>
             </w:rPr>
             <w:fldChar w:fldCharType="begin"/>
           </w:r>
           <w:r>
             <w:rPr>
-              <w:rFonts w:hint="eastAsia" w:ascii="宋体" w:hAnsi="宋体" w:eastAsia="宋体" w:cs="宋体"/>
+              <w:rFonts w:ascii="宋体" w:eastAsia="宋体" w:hAnsi="宋体" w:cs="宋体" w:hint="eastAsia"/>
               <w:szCs w:val="24"/>
             </w:rPr>
             <w:instrText xml:space="preserve"> HYPERLINK \l _Toc12599 </w:instrText>
           </w:r>
           <w:r>
             <w:rPr>
-              <w:rFonts w:hint="eastAsia" w:ascii="宋体" w:hAnsi="宋体" w:eastAsia="宋体" w:cs="宋体"/>
+              <w:rFonts w:ascii="宋体" w:eastAsia="宋体" w:hAnsi="宋体" w:cs="宋体" w:hint="eastAsia"/>
               <w:szCs w:val="24"/>
             </w:rPr>
             <w:fldChar w:fldCharType="separate"/>
@@ -2823,7 +2724,7 @@
           </w:r>
           <w:r>
             <w:rPr>
-              <w:rFonts w:hint="eastAsia" w:ascii="宋体" w:hAnsi="宋体" w:eastAsia="宋体" w:cs="宋体"/>
+              <w:rFonts w:ascii="宋体" w:eastAsia="宋体" w:hAnsi="宋体" w:cs="宋体" w:hint="eastAsia"/>
               <w:szCs w:val="24"/>
             </w:rPr>
             <w:fldChar w:fldCharType="end"/>
@@ -2831,28 +2732,28 @@
         </w:p>
         <w:p>
           <w:pPr>
-            <w:pStyle w:val="17"/>
+            <w:pStyle w:val="TOC2"/>
             <w:tabs>
               <w:tab w:val="right" w:leader="dot" w:pos="8306"/>
             </w:tabs>
           </w:pPr>
           <w:r>
             <w:rPr>
-              <w:rFonts w:hint="eastAsia" w:ascii="宋体" w:hAnsi="宋体" w:eastAsia="宋体" w:cs="宋体"/>
+              <w:rFonts w:ascii="宋体" w:eastAsia="宋体" w:hAnsi="宋体" w:cs="宋体" w:hint="eastAsia"/>
               <w:szCs w:val="24"/>
             </w:rPr>
             <w:fldChar w:fldCharType="begin"/>
           </w:r>
           <w:r>
             <w:rPr>
-              <w:rFonts w:hint="eastAsia" w:ascii="宋体" w:hAnsi="宋体" w:eastAsia="宋体" w:cs="宋体"/>
+              <w:rFonts w:ascii="宋体" w:eastAsia="宋体" w:hAnsi="宋体" w:cs="宋体" w:hint="eastAsia"/>
               <w:szCs w:val="24"/>
             </w:rPr>
             <w:instrText xml:space="preserve"> HYPERLINK \l _Toc24755 </w:instrText>
           </w:r>
           <w:r>
             <w:rPr>
-              <w:rFonts w:hint="eastAsia" w:ascii="宋体" w:hAnsi="宋体" w:eastAsia="宋体" w:cs="宋体"/>
+              <w:rFonts w:ascii="宋体" w:eastAsia="宋体" w:hAnsi="宋体" w:cs="宋体" w:hint="eastAsia"/>
               <w:szCs w:val="24"/>
             </w:rPr>
             <w:fldChar w:fldCharType="separate"/>
@@ -2889,7 +2790,7 @@
           </w:r>
           <w:r>
             <w:rPr>
-              <w:rFonts w:hint="eastAsia" w:ascii="宋体" w:hAnsi="宋体" w:eastAsia="宋体" w:cs="宋体"/>
+              <w:rFonts w:ascii="宋体" w:eastAsia="宋体" w:hAnsi="宋体" w:cs="宋体" w:hint="eastAsia"/>
               <w:szCs w:val="24"/>
             </w:rPr>
             <w:fldChar w:fldCharType="end"/>
@@ -2897,28 +2798,28 @@
         </w:p>
         <w:p>
           <w:pPr>
-            <w:pStyle w:val="16"/>
+            <w:pStyle w:val="TOC1"/>
             <w:tabs>
               <w:tab w:val="right" w:leader="dot" w:pos="8306"/>
             </w:tabs>
           </w:pPr>
           <w:r>
             <w:rPr>
-              <w:rFonts w:hint="eastAsia" w:ascii="宋体" w:hAnsi="宋体" w:eastAsia="宋体" w:cs="宋体"/>
+              <w:rFonts w:ascii="宋体" w:eastAsia="宋体" w:hAnsi="宋体" w:cs="宋体" w:hint="eastAsia"/>
               <w:szCs w:val="24"/>
             </w:rPr>
             <w:fldChar w:fldCharType="begin"/>
           </w:r>
           <w:r>
             <w:rPr>
-              <w:rFonts w:hint="eastAsia" w:ascii="宋体" w:hAnsi="宋体" w:eastAsia="宋体" w:cs="宋体"/>
+              <w:rFonts w:ascii="宋体" w:eastAsia="宋体" w:hAnsi="宋体" w:cs="宋体" w:hint="eastAsia"/>
               <w:szCs w:val="24"/>
             </w:rPr>
             <w:instrText xml:space="preserve"> HYPERLINK \l _Toc17269 </w:instrText>
           </w:r>
           <w:r>
             <w:rPr>
-              <w:rFonts w:hint="eastAsia" w:ascii="宋体" w:hAnsi="宋体" w:eastAsia="宋体" w:cs="宋体"/>
+              <w:rFonts w:ascii="宋体" w:eastAsia="宋体" w:hAnsi="宋体" w:cs="宋体" w:hint="eastAsia"/>
               <w:szCs w:val="24"/>
             </w:rPr>
             <w:fldChar w:fldCharType="separate"/>
@@ -2955,7 +2856,7 @@
           </w:r>
           <w:r>
             <w:rPr>
-              <w:rFonts w:hint="eastAsia" w:ascii="宋体" w:hAnsi="宋体" w:eastAsia="宋体" w:cs="宋体"/>
+              <w:rFonts w:ascii="宋体" w:eastAsia="宋体" w:hAnsi="宋体" w:cs="宋体" w:hint="eastAsia"/>
               <w:szCs w:val="24"/>
             </w:rPr>
             <w:fldChar w:fldCharType="end"/>
@@ -2963,28 +2864,28 @@
         </w:p>
         <w:p>
           <w:pPr>
-            <w:pStyle w:val="17"/>
+            <w:pStyle w:val="TOC2"/>
             <w:tabs>
               <w:tab w:val="right" w:leader="dot" w:pos="8306"/>
             </w:tabs>
           </w:pPr>
           <w:r>
             <w:rPr>
-              <w:rFonts w:hint="eastAsia" w:ascii="宋体" w:hAnsi="宋体" w:eastAsia="宋体" w:cs="宋体"/>
+              <w:rFonts w:ascii="宋体" w:eastAsia="宋体" w:hAnsi="宋体" w:cs="宋体" w:hint="eastAsia"/>
               <w:szCs w:val="24"/>
             </w:rPr>
             <w:fldChar w:fldCharType="begin"/>
           </w:r>
           <w:r>
             <w:rPr>
-              <w:rFonts w:hint="eastAsia" w:ascii="宋体" w:hAnsi="宋体" w:eastAsia="宋体" w:cs="宋体"/>
+              <w:rFonts w:ascii="宋体" w:eastAsia="宋体" w:hAnsi="宋体" w:cs="宋体" w:hint="eastAsia"/>
               <w:szCs w:val="24"/>
             </w:rPr>
             <w:instrText xml:space="preserve"> HYPERLINK \l _Toc25468 </w:instrText>
           </w:r>
           <w:r>
             <w:rPr>
-              <w:rFonts w:hint="eastAsia" w:ascii="宋体" w:hAnsi="宋体" w:eastAsia="宋体" w:cs="宋体"/>
+              <w:rFonts w:ascii="宋体" w:eastAsia="宋体" w:hAnsi="宋体" w:cs="宋体" w:hint="eastAsia"/>
               <w:szCs w:val="24"/>
             </w:rPr>
             <w:fldChar w:fldCharType="separate"/>
@@ -3023,7 +2924,7 @@
           </w:r>
           <w:r>
             <w:rPr>
-              <w:rFonts w:hint="eastAsia" w:ascii="宋体" w:hAnsi="宋体" w:eastAsia="宋体" w:cs="宋体"/>
+              <w:rFonts w:ascii="宋体" w:eastAsia="宋体" w:hAnsi="宋体" w:cs="宋体" w:hint="eastAsia"/>
               <w:szCs w:val="24"/>
             </w:rPr>
             <w:fldChar w:fldCharType="end"/>
@@ -3031,28 +2932,28 @@
         </w:p>
         <w:p>
           <w:pPr>
-            <w:pStyle w:val="13"/>
+            <w:pStyle w:val="TOC3"/>
             <w:tabs>
               <w:tab w:val="right" w:leader="dot" w:pos="8306"/>
             </w:tabs>
           </w:pPr>
           <w:r>
             <w:rPr>
-              <w:rFonts w:hint="eastAsia" w:ascii="宋体" w:hAnsi="宋体" w:eastAsia="宋体" w:cs="宋体"/>
+              <w:rFonts w:ascii="宋体" w:eastAsia="宋体" w:hAnsi="宋体" w:cs="宋体" w:hint="eastAsia"/>
               <w:szCs w:val="24"/>
             </w:rPr>
             <w:fldChar w:fldCharType="begin"/>
           </w:r>
           <w:r>
             <w:rPr>
-              <w:rFonts w:hint="eastAsia" w:ascii="宋体" w:hAnsi="宋体" w:eastAsia="宋体" w:cs="宋体"/>
+              <w:rFonts w:ascii="宋体" w:eastAsia="宋体" w:hAnsi="宋体" w:cs="宋体" w:hint="eastAsia"/>
               <w:szCs w:val="24"/>
             </w:rPr>
             <w:instrText xml:space="preserve"> HYPERLINK \l _Toc5808 </w:instrText>
           </w:r>
           <w:r>
             <w:rPr>
-              <w:rFonts w:hint="eastAsia" w:ascii="宋体" w:hAnsi="宋体" w:eastAsia="宋体" w:cs="宋体"/>
+              <w:rFonts w:ascii="宋体" w:eastAsia="宋体" w:hAnsi="宋体" w:cs="宋体" w:hint="eastAsia"/>
               <w:szCs w:val="24"/>
             </w:rPr>
             <w:fldChar w:fldCharType="separate"/>
@@ -3089,7 +2990,7 @@
           </w:r>
           <w:r>
             <w:rPr>
-              <w:rFonts w:hint="eastAsia" w:ascii="宋体" w:hAnsi="宋体" w:eastAsia="宋体" w:cs="宋体"/>
+              <w:rFonts w:ascii="宋体" w:eastAsia="宋体" w:hAnsi="宋体" w:cs="宋体" w:hint="eastAsia"/>
               <w:szCs w:val="24"/>
             </w:rPr>
             <w:fldChar w:fldCharType="end"/>
@@ -3097,28 +2998,28 @@
         </w:p>
         <w:p>
           <w:pPr>
-            <w:pStyle w:val="13"/>
+            <w:pStyle w:val="TOC3"/>
             <w:tabs>
               <w:tab w:val="right" w:leader="dot" w:pos="8306"/>
             </w:tabs>
           </w:pPr>
           <w:r>
             <w:rPr>
-              <w:rFonts w:hint="eastAsia" w:ascii="宋体" w:hAnsi="宋体" w:eastAsia="宋体" w:cs="宋体"/>
+              <w:rFonts w:ascii="宋体" w:eastAsia="宋体" w:hAnsi="宋体" w:cs="宋体" w:hint="eastAsia"/>
               <w:szCs w:val="24"/>
             </w:rPr>
             <w:fldChar w:fldCharType="begin"/>
           </w:r>
           <w:r>
             <w:rPr>
-              <w:rFonts w:hint="eastAsia" w:ascii="宋体" w:hAnsi="宋体" w:eastAsia="宋体" w:cs="宋体"/>
+              <w:rFonts w:ascii="宋体" w:eastAsia="宋体" w:hAnsi="宋体" w:cs="宋体" w:hint="eastAsia"/>
               <w:szCs w:val="24"/>
             </w:rPr>
             <w:instrText xml:space="preserve"> HYPERLINK \l _Toc16043 </w:instrText>
           </w:r>
           <w:r>
             <w:rPr>
-              <w:rFonts w:hint="eastAsia" w:ascii="宋体" w:hAnsi="宋体" w:eastAsia="宋体" w:cs="宋体"/>
+              <w:rFonts w:ascii="宋体" w:eastAsia="宋体" w:hAnsi="宋体" w:cs="宋体" w:hint="eastAsia"/>
               <w:szCs w:val="24"/>
             </w:rPr>
             <w:fldChar w:fldCharType="separate"/>
@@ -3155,7 +3056,7 @@
           </w:r>
           <w:r>
             <w:rPr>
-              <w:rFonts w:hint="eastAsia" w:ascii="宋体" w:hAnsi="宋体" w:eastAsia="宋体" w:cs="宋体"/>
+              <w:rFonts w:ascii="宋体" w:eastAsia="宋体" w:hAnsi="宋体" w:cs="宋体" w:hint="eastAsia"/>
               <w:szCs w:val="24"/>
             </w:rPr>
             <w:fldChar w:fldCharType="end"/>
@@ -3163,28 +3064,28 @@
         </w:p>
         <w:p>
           <w:pPr>
-            <w:pStyle w:val="17"/>
+            <w:pStyle w:val="TOC2"/>
             <w:tabs>
               <w:tab w:val="right" w:leader="dot" w:pos="8306"/>
             </w:tabs>
           </w:pPr>
           <w:r>
             <w:rPr>
-              <w:rFonts w:hint="eastAsia" w:ascii="宋体" w:hAnsi="宋体" w:eastAsia="宋体" w:cs="宋体"/>
+              <w:rFonts w:ascii="宋体" w:eastAsia="宋体" w:hAnsi="宋体" w:cs="宋体" w:hint="eastAsia"/>
               <w:szCs w:val="24"/>
             </w:rPr>
             <w:fldChar w:fldCharType="begin"/>
           </w:r>
           <w:r>
             <w:rPr>
-              <w:rFonts w:hint="eastAsia" w:ascii="宋体" w:hAnsi="宋体" w:eastAsia="宋体" w:cs="宋体"/>
+              <w:rFonts w:ascii="宋体" w:eastAsia="宋体" w:hAnsi="宋体" w:cs="宋体" w:hint="eastAsia"/>
               <w:szCs w:val="24"/>
             </w:rPr>
             <w:instrText xml:space="preserve"> HYPERLINK \l _Toc20388 </w:instrText>
           </w:r>
           <w:r>
             <w:rPr>
-              <w:rFonts w:hint="eastAsia" w:ascii="宋体" w:hAnsi="宋体" w:eastAsia="宋体" w:cs="宋体"/>
+              <w:rFonts w:ascii="宋体" w:eastAsia="宋体" w:hAnsi="宋体" w:cs="宋体" w:hint="eastAsia"/>
               <w:szCs w:val="24"/>
             </w:rPr>
             <w:fldChar w:fldCharType="separate"/>
@@ -3223,7 +3124,7 @@
           </w:r>
           <w:r>
             <w:rPr>
-              <w:rFonts w:hint="eastAsia" w:ascii="宋体" w:hAnsi="宋体" w:eastAsia="宋体" w:cs="宋体"/>
+              <w:rFonts w:ascii="宋体" w:eastAsia="宋体" w:hAnsi="宋体" w:cs="宋体" w:hint="eastAsia"/>
               <w:szCs w:val="24"/>
             </w:rPr>
             <w:fldChar w:fldCharType="end"/>
@@ -3231,28 +3132,28 @@
         </w:p>
         <w:p>
           <w:pPr>
-            <w:pStyle w:val="13"/>
+            <w:pStyle w:val="TOC3"/>
             <w:tabs>
               <w:tab w:val="right" w:leader="dot" w:pos="8306"/>
             </w:tabs>
           </w:pPr>
           <w:r>
             <w:rPr>
-              <w:rFonts w:hint="eastAsia" w:ascii="宋体" w:hAnsi="宋体" w:eastAsia="宋体" w:cs="宋体"/>
+              <w:rFonts w:ascii="宋体" w:eastAsia="宋体" w:hAnsi="宋体" w:cs="宋体" w:hint="eastAsia"/>
               <w:szCs w:val="24"/>
             </w:rPr>
             <w:fldChar w:fldCharType="begin"/>
           </w:r>
           <w:r>
             <w:rPr>
-              <w:rFonts w:hint="eastAsia" w:ascii="宋体" w:hAnsi="宋体" w:eastAsia="宋体" w:cs="宋体"/>
+              <w:rFonts w:ascii="宋体" w:eastAsia="宋体" w:hAnsi="宋体" w:cs="宋体" w:hint="eastAsia"/>
               <w:szCs w:val="24"/>
             </w:rPr>
             <w:instrText xml:space="preserve"> HYPERLINK \l _Toc22767 </w:instrText>
           </w:r>
           <w:r>
             <w:rPr>
-              <w:rFonts w:hint="eastAsia" w:ascii="宋体" w:hAnsi="宋体" w:eastAsia="宋体" w:cs="宋体"/>
+              <w:rFonts w:ascii="宋体" w:eastAsia="宋体" w:hAnsi="宋体" w:cs="宋体" w:hint="eastAsia"/>
               <w:szCs w:val="24"/>
             </w:rPr>
             <w:fldChar w:fldCharType="separate"/>
@@ -3289,7 +3190,7 @@
           </w:r>
           <w:r>
             <w:rPr>
-              <w:rFonts w:hint="eastAsia" w:ascii="宋体" w:hAnsi="宋体" w:eastAsia="宋体" w:cs="宋体"/>
+              <w:rFonts w:ascii="宋体" w:eastAsia="宋体" w:hAnsi="宋体" w:cs="宋体" w:hint="eastAsia"/>
               <w:szCs w:val="24"/>
             </w:rPr>
             <w:fldChar w:fldCharType="end"/>
@@ -3297,28 +3198,28 @@
         </w:p>
         <w:p>
           <w:pPr>
-            <w:pStyle w:val="17"/>
+            <w:pStyle w:val="TOC2"/>
             <w:tabs>
               <w:tab w:val="right" w:leader="dot" w:pos="8306"/>
             </w:tabs>
           </w:pPr>
           <w:r>
             <w:rPr>
-              <w:rFonts w:hint="eastAsia" w:ascii="宋体" w:hAnsi="宋体" w:eastAsia="宋体" w:cs="宋体"/>
+              <w:rFonts w:ascii="宋体" w:eastAsia="宋体" w:hAnsi="宋体" w:cs="宋体" w:hint="eastAsia"/>
               <w:szCs w:val="24"/>
             </w:rPr>
             <w:fldChar w:fldCharType="begin"/>
           </w:r>
           <w:r>
             <w:rPr>
-              <w:rFonts w:hint="eastAsia" w:ascii="宋体" w:hAnsi="宋体" w:eastAsia="宋体" w:cs="宋体"/>
+              <w:rFonts w:ascii="宋体" w:eastAsia="宋体" w:hAnsi="宋体" w:cs="宋体" w:hint="eastAsia"/>
               <w:szCs w:val="24"/>
             </w:rPr>
             <w:instrText xml:space="preserve"> HYPERLINK \l _Toc17310 </w:instrText>
           </w:r>
           <w:r>
             <w:rPr>
-              <w:rFonts w:hint="eastAsia" w:ascii="宋体" w:hAnsi="宋体" w:eastAsia="宋体" w:cs="宋体"/>
+              <w:rFonts w:ascii="宋体" w:eastAsia="宋体" w:hAnsi="宋体" w:cs="宋体" w:hint="eastAsia"/>
               <w:szCs w:val="24"/>
             </w:rPr>
             <w:fldChar w:fldCharType="separate"/>
@@ -3357,7 +3258,7 @@
           </w:r>
           <w:r>
             <w:rPr>
-              <w:rFonts w:hint="eastAsia" w:ascii="宋体" w:hAnsi="宋体" w:eastAsia="宋体" w:cs="宋体"/>
+              <w:rFonts w:ascii="宋体" w:eastAsia="宋体" w:hAnsi="宋体" w:cs="宋体" w:hint="eastAsia"/>
               <w:szCs w:val="24"/>
             </w:rPr>
             <w:fldChar w:fldCharType="end"/>
@@ -3365,28 +3266,28 @@
         </w:p>
         <w:p>
           <w:pPr>
-            <w:pStyle w:val="13"/>
+            <w:pStyle w:val="TOC3"/>
             <w:tabs>
               <w:tab w:val="right" w:leader="dot" w:pos="8306"/>
             </w:tabs>
           </w:pPr>
           <w:r>
             <w:rPr>
-              <w:rFonts w:hint="eastAsia" w:ascii="宋体" w:hAnsi="宋体" w:eastAsia="宋体" w:cs="宋体"/>
+              <w:rFonts w:ascii="宋体" w:eastAsia="宋体" w:hAnsi="宋体" w:cs="宋体" w:hint="eastAsia"/>
               <w:szCs w:val="24"/>
             </w:rPr>
             <w:fldChar w:fldCharType="begin"/>
           </w:r>
           <w:r>
             <w:rPr>
-              <w:rFonts w:hint="eastAsia" w:ascii="宋体" w:hAnsi="宋体" w:eastAsia="宋体" w:cs="宋体"/>
+              <w:rFonts w:ascii="宋体" w:eastAsia="宋体" w:hAnsi="宋体" w:cs="宋体" w:hint="eastAsia"/>
               <w:szCs w:val="24"/>
             </w:rPr>
             <w:instrText xml:space="preserve"> HYPERLINK \l _Toc32335 </w:instrText>
           </w:r>
           <w:r>
             <w:rPr>
-              <w:rFonts w:hint="eastAsia" w:ascii="宋体" w:hAnsi="宋体" w:eastAsia="宋体" w:cs="宋体"/>
+              <w:rFonts w:ascii="宋体" w:eastAsia="宋体" w:hAnsi="宋体" w:cs="宋体" w:hint="eastAsia"/>
               <w:szCs w:val="24"/>
             </w:rPr>
             <w:fldChar w:fldCharType="separate"/>
@@ -3430,7 +3331,7 @@
           </w:r>
           <w:r>
             <w:rPr>
-              <w:rFonts w:hint="eastAsia" w:ascii="宋体" w:hAnsi="宋体" w:eastAsia="宋体" w:cs="宋体"/>
+              <w:rFonts w:ascii="宋体" w:eastAsia="宋体" w:hAnsi="宋体" w:cs="宋体" w:hint="eastAsia"/>
               <w:szCs w:val="24"/>
             </w:rPr>
             <w:fldChar w:fldCharType="end"/>
@@ -3438,28 +3339,28 @@
         </w:p>
         <w:p>
           <w:pPr>
-            <w:pStyle w:val="13"/>
+            <w:pStyle w:val="TOC3"/>
             <w:tabs>
               <w:tab w:val="right" w:leader="dot" w:pos="8306"/>
             </w:tabs>
           </w:pPr>
           <w:r>
             <w:rPr>
-              <w:rFonts w:hint="eastAsia" w:ascii="宋体" w:hAnsi="宋体" w:eastAsia="宋体" w:cs="宋体"/>
+              <w:rFonts w:ascii="宋体" w:eastAsia="宋体" w:hAnsi="宋体" w:cs="宋体" w:hint="eastAsia"/>
               <w:szCs w:val="24"/>
             </w:rPr>
             <w:fldChar w:fldCharType="begin"/>
           </w:r>
           <w:r>
             <w:rPr>
-              <w:rFonts w:hint="eastAsia" w:ascii="宋体" w:hAnsi="宋体" w:eastAsia="宋体" w:cs="宋体"/>
+              <w:rFonts w:ascii="宋体" w:eastAsia="宋体" w:hAnsi="宋体" w:cs="宋体" w:hint="eastAsia"/>
               <w:szCs w:val="24"/>
             </w:rPr>
             <w:instrText xml:space="preserve"> HYPERLINK \l _Toc29364 </w:instrText>
           </w:r>
           <w:r>
             <w:rPr>
-              <w:rFonts w:hint="eastAsia" w:ascii="宋体" w:hAnsi="宋体" w:eastAsia="宋体" w:cs="宋体"/>
+              <w:rFonts w:ascii="宋体" w:eastAsia="宋体" w:hAnsi="宋体" w:cs="宋体" w:hint="eastAsia"/>
               <w:szCs w:val="24"/>
             </w:rPr>
             <w:fldChar w:fldCharType="separate"/>
@@ -3497,7 +3398,7 @@
           </w:r>
           <w:r>
             <w:rPr>
-              <w:rFonts w:hint="eastAsia" w:ascii="宋体" w:hAnsi="宋体" w:eastAsia="宋体" w:cs="宋体"/>
+              <w:rFonts w:ascii="宋体" w:eastAsia="宋体" w:hAnsi="宋体" w:cs="宋体" w:hint="eastAsia"/>
               <w:szCs w:val="24"/>
             </w:rPr>
             <w:fldChar w:fldCharType="end"/>
@@ -3505,28 +3406,28 @@
         </w:p>
         <w:p>
           <w:pPr>
-            <w:pStyle w:val="17"/>
+            <w:pStyle w:val="TOC2"/>
             <w:tabs>
               <w:tab w:val="right" w:leader="dot" w:pos="8306"/>
             </w:tabs>
           </w:pPr>
           <w:r>
             <w:rPr>
-              <w:rFonts w:hint="eastAsia" w:ascii="宋体" w:hAnsi="宋体" w:eastAsia="宋体" w:cs="宋体"/>
+              <w:rFonts w:ascii="宋体" w:eastAsia="宋体" w:hAnsi="宋体" w:cs="宋体" w:hint="eastAsia"/>
               <w:szCs w:val="24"/>
             </w:rPr>
             <w:fldChar w:fldCharType="begin"/>
           </w:r>
           <w:r>
             <w:rPr>
-              <w:rFonts w:hint="eastAsia" w:ascii="宋体" w:hAnsi="宋体" w:eastAsia="宋体" w:cs="宋体"/>
+              <w:rFonts w:ascii="宋体" w:eastAsia="宋体" w:hAnsi="宋体" w:cs="宋体" w:hint="eastAsia"/>
               <w:szCs w:val="24"/>
             </w:rPr>
             <w:instrText xml:space="preserve"> HYPERLINK \l _Toc10765 </w:instrText>
           </w:r>
           <w:r>
             <w:rPr>
-              <w:rFonts w:hint="eastAsia" w:ascii="宋体" w:hAnsi="宋体" w:eastAsia="宋体" w:cs="宋体"/>
+              <w:rFonts w:ascii="宋体" w:eastAsia="宋体" w:hAnsi="宋体" w:cs="宋体" w:hint="eastAsia"/>
               <w:szCs w:val="24"/>
             </w:rPr>
             <w:fldChar w:fldCharType="separate"/>
@@ -3570,7 +3471,7 @@
           </w:r>
           <w:r>
             <w:rPr>
-              <w:rFonts w:hint="eastAsia" w:ascii="宋体" w:hAnsi="宋体" w:eastAsia="宋体" w:cs="宋体"/>
+              <w:rFonts w:ascii="宋体" w:eastAsia="宋体" w:hAnsi="宋体" w:cs="宋体" w:hint="eastAsia"/>
               <w:szCs w:val="24"/>
             </w:rPr>
             <w:fldChar w:fldCharType="end"/>
@@ -3578,28 +3479,28 @@
         </w:p>
         <w:p>
           <w:pPr>
-            <w:pStyle w:val="13"/>
+            <w:pStyle w:val="TOC3"/>
             <w:tabs>
               <w:tab w:val="right" w:leader="dot" w:pos="8306"/>
             </w:tabs>
           </w:pPr>
           <w:r>
             <w:rPr>
-              <w:rFonts w:hint="eastAsia" w:ascii="宋体" w:hAnsi="宋体" w:eastAsia="宋体" w:cs="宋体"/>
+              <w:rFonts w:ascii="宋体" w:eastAsia="宋体" w:hAnsi="宋体" w:cs="宋体" w:hint="eastAsia"/>
               <w:szCs w:val="24"/>
             </w:rPr>
             <w:fldChar w:fldCharType="begin"/>
           </w:r>
           <w:r>
             <w:rPr>
-              <w:rFonts w:hint="eastAsia" w:ascii="宋体" w:hAnsi="宋体" w:eastAsia="宋体" w:cs="宋体"/>
+              <w:rFonts w:ascii="宋体" w:eastAsia="宋体" w:hAnsi="宋体" w:cs="宋体" w:hint="eastAsia"/>
               <w:szCs w:val="24"/>
             </w:rPr>
             <w:instrText xml:space="preserve"> HYPERLINK \l _Toc150 </w:instrText>
           </w:r>
           <w:r>
             <w:rPr>
-              <w:rFonts w:hint="eastAsia" w:ascii="宋体" w:hAnsi="宋体" w:eastAsia="宋体" w:cs="宋体"/>
+              <w:rFonts w:ascii="宋体" w:eastAsia="宋体" w:hAnsi="宋体" w:cs="宋体" w:hint="eastAsia"/>
               <w:szCs w:val="24"/>
             </w:rPr>
             <w:fldChar w:fldCharType="separate"/>
@@ -3638,7 +3539,7 @@
           </w:r>
           <w:r>
             <w:rPr>
-              <w:rFonts w:hint="eastAsia" w:ascii="宋体" w:hAnsi="宋体" w:eastAsia="宋体" w:cs="宋体"/>
+              <w:rFonts w:ascii="宋体" w:eastAsia="宋体" w:hAnsi="宋体" w:cs="宋体" w:hint="eastAsia"/>
               <w:szCs w:val="24"/>
             </w:rPr>
             <w:fldChar w:fldCharType="end"/>
@@ -3646,28 +3547,28 @@
         </w:p>
         <w:p>
           <w:pPr>
-            <w:pStyle w:val="13"/>
+            <w:pStyle w:val="TOC3"/>
             <w:tabs>
               <w:tab w:val="right" w:leader="dot" w:pos="8306"/>
             </w:tabs>
           </w:pPr>
           <w:r>
             <w:rPr>
-              <w:rFonts w:hint="eastAsia" w:ascii="宋体" w:hAnsi="宋体" w:eastAsia="宋体" w:cs="宋体"/>
+              <w:rFonts w:ascii="宋体" w:eastAsia="宋体" w:hAnsi="宋体" w:cs="宋体" w:hint="eastAsia"/>
               <w:szCs w:val="24"/>
             </w:rPr>
             <w:fldChar w:fldCharType="begin"/>
           </w:r>
           <w:r>
             <w:rPr>
-              <w:rFonts w:hint="eastAsia" w:ascii="宋体" w:hAnsi="宋体" w:eastAsia="宋体" w:cs="宋体"/>
+              <w:rFonts w:ascii="宋体" w:eastAsia="宋体" w:hAnsi="宋体" w:cs="宋体" w:hint="eastAsia"/>
               <w:szCs w:val="24"/>
             </w:rPr>
             <w:instrText xml:space="preserve"> HYPERLINK \l _Toc6315 </w:instrText>
           </w:r>
           <w:r>
             <w:rPr>
-              <w:rFonts w:hint="eastAsia" w:ascii="宋体" w:hAnsi="宋体" w:eastAsia="宋体" w:cs="宋体"/>
+              <w:rFonts w:ascii="宋体" w:eastAsia="宋体" w:hAnsi="宋体" w:cs="宋体" w:hint="eastAsia"/>
               <w:szCs w:val="24"/>
             </w:rPr>
             <w:fldChar w:fldCharType="separate"/>
@@ -3704,7 +3605,7 @@
           </w:r>
           <w:r>
             <w:rPr>
-              <w:rFonts w:hint="eastAsia" w:ascii="宋体" w:hAnsi="宋体" w:eastAsia="宋体" w:cs="宋体"/>
+              <w:rFonts w:ascii="宋体" w:eastAsia="宋体" w:hAnsi="宋体" w:cs="宋体" w:hint="eastAsia"/>
               <w:szCs w:val="24"/>
             </w:rPr>
             <w:fldChar w:fldCharType="end"/>
@@ -3712,28 +3613,28 @@
         </w:p>
         <w:p>
           <w:pPr>
-            <w:pStyle w:val="17"/>
+            <w:pStyle w:val="TOC2"/>
             <w:tabs>
               <w:tab w:val="right" w:leader="dot" w:pos="8306"/>
             </w:tabs>
           </w:pPr>
           <w:r>
             <w:rPr>
-              <w:rFonts w:hint="eastAsia" w:ascii="宋体" w:hAnsi="宋体" w:eastAsia="宋体" w:cs="宋体"/>
+              <w:rFonts w:ascii="宋体" w:eastAsia="宋体" w:hAnsi="宋体" w:cs="宋体" w:hint="eastAsia"/>
               <w:szCs w:val="24"/>
             </w:rPr>
             <w:fldChar w:fldCharType="begin"/>
           </w:r>
           <w:r>
             <w:rPr>
-              <w:rFonts w:hint="eastAsia" w:ascii="宋体" w:hAnsi="宋体" w:eastAsia="宋体" w:cs="宋体"/>
+              <w:rFonts w:ascii="宋体" w:eastAsia="宋体" w:hAnsi="宋体" w:cs="宋体" w:hint="eastAsia"/>
               <w:szCs w:val="24"/>
             </w:rPr>
             <w:instrText xml:space="preserve"> HYPERLINK \l _Toc2320 </w:instrText>
           </w:r>
           <w:r>
             <w:rPr>
-              <w:rFonts w:hint="eastAsia" w:ascii="宋体" w:hAnsi="宋体" w:eastAsia="宋体" w:cs="宋体"/>
+              <w:rFonts w:ascii="宋体" w:eastAsia="宋体" w:hAnsi="宋体" w:cs="宋体" w:hint="eastAsia"/>
               <w:szCs w:val="24"/>
             </w:rPr>
             <w:fldChar w:fldCharType="separate"/>
@@ -3770,7 +3671,7 @@
           </w:r>
           <w:r>
             <w:rPr>
-              <w:rFonts w:hint="eastAsia" w:ascii="宋体" w:hAnsi="宋体" w:eastAsia="宋体" w:cs="宋体"/>
+              <w:rFonts w:ascii="宋体" w:eastAsia="宋体" w:hAnsi="宋体" w:cs="宋体" w:hint="eastAsia"/>
               <w:szCs w:val="24"/>
             </w:rPr>
             <w:fldChar w:fldCharType="end"/>
@@ -3778,42 +3679,42 @@
         </w:p>
         <w:p>
           <w:pPr>
-            <w:pStyle w:val="16"/>
+            <w:pStyle w:val="TOC1"/>
             <w:tabs>
               <w:tab w:val="right" w:leader="dot" w:pos="8306"/>
             </w:tabs>
           </w:pPr>
           <w:r>
             <w:rPr>
-              <w:rFonts w:hint="eastAsia" w:ascii="宋体" w:hAnsi="宋体" w:eastAsia="宋体" w:cs="宋体"/>
+              <w:rFonts w:ascii="宋体" w:eastAsia="宋体" w:hAnsi="宋体" w:cs="宋体" w:hint="eastAsia"/>
               <w:szCs w:val="24"/>
             </w:rPr>
             <w:fldChar w:fldCharType="begin"/>
           </w:r>
           <w:r>
             <w:rPr>
-              <w:rFonts w:hint="eastAsia" w:ascii="宋体" w:hAnsi="宋体" w:eastAsia="宋体" w:cs="宋体"/>
+              <w:rFonts w:ascii="宋体" w:eastAsia="宋体" w:hAnsi="宋体" w:cs="宋体" w:hint="eastAsia"/>
               <w:szCs w:val="24"/>
             </w:rPr>
             <w:instrText xml:space="preserve"> HYPERLINK \l _Toc10985 </w:instrText>
           </w:r>
           <w:r>
             <w:rPr>
-              <w:rFonts w:hint="eastAsia" w:ascii="宋体" w:hAnsi="宋体" w:eastAsia="宋体" w:cs="宋体"/>
+              <w:rFonts w:ascii="宋体" w:eastAsia="宋体" w:hAnsi="宋体" w:cs="宋体" w:hint="eastAsia"/>
               <w:szCs w:val="24"/>
             </w:rPr>
             <w:fldChar w:fldCharType="separate"/>
           </w:r>
           <w:r>
             <w:rPr>
-              <w:rFonts w:hint="default" w:eastAsia="宋体"/>
+              <w:rFonts w:eastAsia="宋体" w:hint="default"/>
               <w:lang w:val="en-US" w:eastAsia="zh-CN"/>
             </w:rPr>
             <w:t xml:space="preserve">5. </w:t>
           </w:r>
           <w:r>
             <w:rPr>
-              <w:rFonts w:hint="eastAsia" w:eastAsia="宋体"/>
+              <w:rFonts w:eastAsia="宋体" w:hint="eastAsia"/>
               <w:lang w:val="en-US" w:eastAsia="zh-CN"/>
             </w:rPr>
             <w:t>附则</w:t>
@@ -3838,7 +3739,7 @@
           </w:r>
           <w:r>
             <w:rPr>
-              <w:rFonts w:hint="eastAsia" w:ascii="宋体" w:hAnsi="宋体" w:eastAsia="宋体" w:cs="宋体"/>
+              <w:rFonts w:ascii="宋体" w:eastAsia="宋体" w:hAnsi="宋体" w:cs="宋体" w:hint="eastAsia"/>
               <w:szCs w:val="24"/>
             </w:rPr>
             <w:fldChar w:fldCharType="end"/>
@@ -3846,28 +3747,28 @@
         </w:p>
         <w:p>
           <w:pPr>
-            <w:pStyle w:val="16"/>
+            <w:pStyle w:val="TOC1"/>
             <w:tabs>
               <w:tab w:val="right" w:leader="dot" w:pos="8306"/>
             </w:tabs>
           </w:pPr>
           <w:r>
             <w:rPr>
-              <w:rFonts w:hint="eastAsia" w:ascii="宋体" w:hAnsi="宋体" w:eastAsia="宋体" w:cs="宋体"/>
+              <w:rFonts w:ascii="宋体" w:eastAsia="宋体" w:hAnsi="宋体" w:cs="宋体" w:hint="eastAsia"/>
               <w:szCs w:val="24"/>
             </w:rPr>
             <w:fldChar w:fldCharType="begin"/>
           </w:r>
           <w:r>
             <w:rPr>
-              <w:rFonts w:hint="eastAsia" w:ascii="宋体" w:hAnsi="宋体" w:eastAsia="宋体" w:cs="宋体"/>
+              <w:rFonts w:ascii="宋体" w:eastAsia="宋体" w:hAnsi="宋体" w:cs="宋体" w:hint="eastAsia"/>
               <w:szCs w:val="24"/>
             </w:rPr>
             <w:instrText xml:space="preserve"> HYPERLINK \l _Toc21876 </w:instrText>
           </w:r>
           <w:r>
             <w:rPr>
-              <w:rFonts w:hint="eastAsia" w:ascii="宋体" w:hAnsi="宋体" w:eastAsia="宋体" w:cs="宋体"/>
+              <w:rFonts w:ascii="宋体" w:eastAsia="宋体" w:hAnsi="宋体" w:cs="宋体" w:hint="eastAsia"/>
               <w:szCs w:val="24"/>
             </w:rPr>
             <w:fldChar w:fldCharType="separate"/>
@@ -3906,7 +3807,7 @@
           </w:r>
           <w:r>
             <w:rPr>
-              <w:rFonts w:hint="eastAsia" w:ascii="宋体" w:hAnsi="宋体" w:eastAsia="宋体" w:cs="宋体"/>
+              <w:rFonts w:ascii="宋体" w:eastAsia="宋体" w:hAnsi="宋体" w:cs="宋体" w:hint="eastAsia"/>
               <w:szCs w:val="24"/>
             </w:rPr>
             <w:fldChar w:fldCharType="end"/>
@@ -3914,28 +3815,28 @@
         </w:p>
         <w:p>
           <w:pPr>
-            <w:pStyle w:val="16"/>
+            <w:pStyle w:val="TOC1"/>
             <w:tabs>
               <w:tab w:val="right" w:leader="dot" w:pos="8306"/>
             </w:tabs>
           </w:pPr>
           <w:r>
             <w:rPr>
-              <w:rFonts w:hint="eastAsia" w:ascii="宋体" w:hAnsi="宋体" w:eastAsia="宋体" w:cs="宋体"/>
+              <w:rFonts w:ascii="宋体" w:eastAsia="宋体" w:hAnsi="宋体" w:cs="宋体" w:hint="eastAsia"/>
               <w:szCs w:val="24"/>
             </w:rPr>
             <w:fldChar w:fldCharType="begin"/>
           </w:r>
           <w:r>
             <w:rPr>
-              <w:rFonts w:hint="eastAsia" w:ascii="宋体" w:hAnsi="宋体" w:eastAsia="宋体" w:cs="宋体"/>
+              <w:rFonts w:ascii="宋体" w:eastAsia="宋体" w:hAnsi="宋体" w:cs="宋体" w:hint="eastAsia"/>
               <w:szCs w:val="24"/>
             </w:rPr>
             <w:instrText xml:space="preserve"> HYPERLINK \l _Toc10751 </w:instrText>
           </w:r>
           <w:r>
             <w:rPr>
-              <w:rFonts w:hint="eastAsia" w:ascii="宋体" w:hAnsi="宋体" w:eastAsia="宋体" w:cs="宋体"/>
+              <w:rFonts w:ascii="宋体" w:eastAsia="宋体" w:hAnsi="宋体" w:cs="宋体" w:hint="eastAsia"/>
               <w:szCs w:val="24"/>
             </w:rPr>
             <w:fldChar w:fldCharType="separate"/>
@@ -3974,7 +3875,7 @@
           </w:r>
           <w:r>
             <w:rPr>
-              <w:rFonts w:hint="eastAsia" w:ascii="宋体" w:hAnsi="宋体" w:eastAsia="宋体" w:cs="宋体"/>
+              <w:rFonts w:ascii="宋体" w:eastAsia="宋体" w:hAnsi="宋体" w:cs="宋体" w:hint="eastAsia"/>
               <w:szCs w:val="24"/>
             </w:rPr>
             <w:fldChar w:fldCharType="end"/>
@@ -3996,7 +3897,7 @@
             <w:snapToGrid w:val="0"/>
             <w:textAlignment w:val="baseline"/>
             <w:rPr>
-              <w:rFonts w:hint="eastAsia" w:ascii="宋体" w:hAnsi="宋体" w:eastAsia="宋体" w:cs="宋体"/>
+              <w:rFonts w:ascii="宋体" w:eastAsia="宋体" w:hAnsi="宋体" w:cs="宋体" w:hint="eastAsia"/>
               <w:snapToGrid w:val="0"/>
               <w:color w:val="000000"/>
               <w:kern w:val="0"/>
@@ -4007,7 +3908,7 @@
           </w:pPr>
           <w:r>
             <w:rPr>
-              <w:rFonts w:hint="eastAsia" w:ascii="宋体" w:hAnsi="宋体" w:eastAsia="宋体" w:cs="宋体"/>
+              <w:rFonts w:ascii="宋体" w:eastAsia="宋体" w:hAnsi="宋体" w:cs="宋体" w:hint="eastAsia"/>
               <w:szCs w:val="24"/>
             </w:rPr>
             <w:fldChar w:fldCharType="end"/>
@@ -4031,7 +3932,7 @@
         <w:snapToGrid w:val="0"/>
         <w:textAlignment w:val="baseline"/>
         <w:rPr>
-          <w:rFonts w:ascii="Arial" w:hAnsi="Arial" w:eastAsia="Arial" w:cs="Arial"/>
+          <w:rFonts w:ascii="Arial" w:eastAsia="Arial" w:hAnsi="Arial" w:cs="Arial"/>
           <w:snapToGrid w:val="0"/>
           <w:color w:val="000000"/>
           <w:kern w:val="0"/>
@@ -4042,7 +3943,7 @@
       </w:pPr>
       <w:r>
         <w:rPr>
-          <w:rFonts w:ascii="Arial" w:hAnsi="Arial" w:eastAsia="Arial" w:cs="Arial"/>
+          <w:rFonts w:ascii="Arial" w:eastAsia="Arial" w:hAnsi="Arial" w:cs="Arial"/>
           <w:snapToGrid w:val="0"/>
           <w:color w:val="000000"/>
           <w:kern w:val="0"/>
@@ -4055,7 +3956,7 @@
     </w:p>
     <w:p>
       <w:pPr>
-        <w:pStyle w:val="28"/>
+        <w:pStyle w:val="1"/>
         <w:keepNext w:val="0"/>
         <w:keepLines w:val="0"/>
         <w:pageBreakBefore w:val="0"/>
@@ -4070,7 +3971,7 @@
         <w:snapToGrid w:val="0"/>
         <w:textAlignment w:val="baseline"/>
       </w:pPr>
-      <w:bookmarkStart w:id="2" w:name="_Toc31917"/>
+      <w:bookmarkStart w:id="3" w:name="_Toc31917"/>
       <w:r>
         <w:rPr>
           <w:rFonts w:hint="eastAsia"/>
@@ -4078,28 +3979,28 @@
         </w:rPr>
         <w:t>总则</w:t>
       </w:r>
-      <w:bookmarkEnd w:id="2"/>
-    </w:p>
-    <w:p>
-      <w:pPr>
-        <w:pStyle w:val="30"/>
+      <w:bookmarkEnd w:id="3"/>
+    </w:p>
+    <w:p>
+      <w:pPr>
+        <w:pStyle w:val="2"/>
         <w:bidi w:val="0"/>
         <w:rPr>
           <w:rFonts w:hint="eastAsia"/>
         </w:rPr>
       </w:pPr>
-      <w:bookmarkStart w:id="3" w:name="_Toc19936"/>
+      <w:bookmarkStart w:id="4" w:name="_Toc19936"/>
       <w:r>
         <w:rPr>
           <w:rFonts w:hint="eastAsia"/>
         </w:rPr>
         <w:t>目的</w:t>
       </w:r>
-      <w:bookmarkEnd w:id="3"/>
-    </w:p>
-    <w:p>
-      <w:pPr>
-        <w:pStyle w:val="29"/>
+      <w:bookmarkEnd w:id="4"/>
+    </w:p>
+    <w:p>
+      <w:pPr>
+        <w:pStyle w:val="a1"/>
         <w:rPr>
           <w:rFonts w:hint="eastAsia"/>
         </w:rPr>
@@ -4113,24 +4014,24 @@
     </w:p>
     <w:p>
       <w:pPr>
-        <w:pStyle w:val="30"/>
+        <w:pStyle w:val="2"/>
         <w:bidi w:val="0"/>
         <w:rPr>
           <w:rFonts w:hint="eastAsia"/>
         </w:rPr>
       </w:pPr>
-      <w:bookmarkStart w:id="4" w:name="_Toc16430"/>
+      <w:bookmarkStart w:id="5" w:name="_Toc16430"/>
       <w:r>
         <w:rPr>
           <w:rFonts w:hint="eastAsia"/>
         </w:rPr>
         <w:t>适用范围</w:t>
       </w:r>
-      <w:bookmarkEnd w:id="4"/>
-    </w:p>
-    <w:p>
-      <w:pPr>
-        <w:pStyle w:val="29"/>
+      <w:bookmarkEnd w:id="5"/>
+    </w:p>
+    <w:p>
+      <w:pPr>
+        <w:pStyle w:val="a1"/>
         <w:rPr>
           <w:rFonts w:hint="eastAsia"/>
         </w:rPr>
@@ -4144,24 +4045,24 @@
     </w:p>
     <w:p>
       <w:pPr>
-        <w:pStyle w:val="30"/>
+        <w:pStyle w:val="2"/>
         <w:bidi w:val="0"/>
         <w:rPr>
           <w:rFonts w:hint="eastAsia"/>
         </w:rPr>
       </w:pPr>
-      <w:bookmarkStart w:id="5" w:name="_Toc18369"/>
+      <w:bookmarkStart w:id="6" w:name="_Toc18369"/>
       <w:r>
         <w:rPr>
           <w:rFonts w:hint="eastAsia"/>
         </w:rPr>
         <w:t>原则</w:t>
       </w:r>
-      <w:bookmarkEnd w:id="5"/>
-    </w:p>
-    <w:p>
-      <w:pPr>
-        <w:pStyle w:val="29"/>
+      <w:bookmarkEnd w:id="6"/>
+    </w:p>
+    <w:p>
+      <w:pPr>
+        <w:pStyle w:val="a1"/>
         <w:rPr>
           <w:rFonts w:hint="eastAsia"/>
         </w:rPr>
@@ -4175,7 +4076,7 @@
     </w:p>
     <w:p>
       <w:pPr>
-        <w:pStyle w:val="29"/>
+        <w:pStyle w:val="a1"/>
         <w:rPr>
           <w:rFonts w:hint="eastAsia"/>
         </w:rPr>
@@ -4189,7 +4090,7 @@
     </w:p>
     <w:p>
       <w:pPr>
-        <w:pStyle w:val="29"/>
+        <w:pStyle w:val="a1"/>
         <w:rPr>
           <w:rFonts w:hint="eastAsia"/>
         </w:rPr>
@@ -4203,7 +4104,7 @@
     </w:p>
     <w:p>
       <w:pPr>
-        <w:pStyle w:val="29"/>
+        <w:pStyle w:val="a1"/>
         <w:rPr>
           <w:rFonts w:hint="eastAsia"/>
         </w:rPr>
@@ -4217,30 +4118,30 @@
     </w:p>
     <w:p>
       <w:pPr>
-        <w:pStyle w:val="30"/>
+        <w:pStyle w:val="2"/>
         <w:bidi w:val="0"/>
         <w:rPr>
           <w:rFonts w:hint="eastAsia"/>
         </w:rPr>
       </w:pPr>
-      <w:bookmarkStart w:id="6" w:name="_Toc9472"/>
+      <w:bookmarkStart w:id="7" w:name="_Toc9472"/>
       <w:r>
         <w:rPr>
           <w:rFonts w:hint="eastAsia"/>
         </w:rPr>
         <w:t>岗位职责</w:t>
       </w:r>
-      <w:bookmarkEnd w:id="6"/>
-    </w:p>
-    <w:p>
-      <w:pPr>
-        <w:pStyle w:val="31"/>
+      <w:bookmarkEnd w:id="7"/>
+    </w:p>
+    <w:p>
+      <w:pPr>
+        <w:pStyle w:val="3"/>
         <w:bidi w:val="0"/>
         <w:rPr>
           <w:rFonts w:hint="eastAsia"/>
         </w:rPr>
       </w:pPr>
-      <w:bookmarkStart w:id="7" w:name="_Toc17163"/>
+      <w:bookmarkStart w:id="8" w:name="_Toc17163"/>
       <w:r>
         <w:rPr>
           <w:rFonts w:hint="eastAsia"/>
@@ -4248,11 +4149,11 @@
         </w:rPr>
         <w:t>运维工程师</w:t>
       </w:r>
-      <w:bookmarkEnd w:id="7"/>
-    </w:p>
-    <w:p>
-      <w:pPr>
-        <w:pStyle w:val="29"/>
+      <w:bookmarkEnd w:id="8"/>
+    </w:p>
+    <w:p>
+      <w:pPr>
+        <w:pStyle w:val="a1"/>
         <w:rPr>
           <w:rFonts w:hint="eastAsia"/>
         </w:rPr>
@@ -4266,13 +4167,13 @@
     </w:p>
     <w:p>
       <w:pPr>
-        <w:pStyle w:val="31"/>
+        <w:pStyle w:val="3"/>
         <w:bidi w:val="0"/>
         <w:rPr>
           <w:rFonts w:hint="eastAsia"/>
         </w:rPr>
       </w:pPr>
-      <w:bookmarkStart w:id="8" w:name="_Toc21128"/>
+      <w:bookmarkStart w:id="9" w:name="_Toc21128"/>
       <w:r>
         <w:rPr>
           <w:rFonts w:hint="eastAsia"/>
@@ -4280,11 +4181,11 @@
         </w:rPr>
         <w:t>服务台专员</w:t>
       </w:r>
-      <w:bookmarkEnd w:id="8"/>
-    </w:p>
-    <w:p>
-      <w:pPr>
-        <w:pStyle w:val="29"/>
+      <w:bookmarkEnd w:id="9"/>
+    </w:p>
+    <w:p>
+      <w:pPr>
+        <w:pStyle w:val="a1"/>
         <w:rPr>
           <w:rFonts w:hint="eastAsia"/>
         </w:rPr>
@@ -4298,26 +4199,26 @@
     </w:p>
     <w:p>
       <w:pPr>
-        <w:pStyle w:val="31"/>
+        <w:pStyle w:val="3"/>
         <w:bidi w:val="0"/>
         <w:rPr>
           <w:rFonts w:hint="eastAsia"/>
         </w:rPr>
       </w:pPr>
-      <w:bookmarkStart w:id="9" w:name="_Toc1638"/>
+      <w:bookmarkStart w:id="10" w:name="_Toc1638"/>
       <w:r>
         <w:rPr>
           <w:rFonts w:hint="eastAsia"/>
         </w:rPr>
         <w:t>一线支持人员</w:t>
       </w:r>
-      <w:bookmarkEnd w:id="9"/>
-    </w:p>
-    <w:p>
-      <w:pPr>
-        <w:pStyle w:val="29"/>
-        <w:rPr>
-          <w:rFonts w:hint="default" w:eastAsia="宋体"/>
+      <w:bookmarkEnd w:id="10"/>
+    </w:p>
+    <w:p>
+      <w:pPr>
+        <w:pStyle w:val="a1"/>
+        <w:rPr>
+          <w:rFonts w:eastAsia="宋体" w:hint="default"/>
           <w:lang w:val="en-US" w:eastAsia="zh-CN"/>
         </w:rPr>
       </w:pPr>
@@ -4350,26 +4251,26 @@
     </w:p>
     <w:p>
       <w:pPr>
-        <w:pStyle w:val="31"/>
+        <w:pStyle w:val="3"/>
         <w:bidi w:val="0"/>
         <w:rPr>
           <w:rFonts w:hint="eastAsia"/>
         </w:rPr>
       </w:pPr>
-      <w:bookmarkStart w:id="10" w:name="_Toc9788"/>
+      <w:bookmarkStart w:id="11" w:name="_Toc9788"/>
       <w:r>
         <w:rPr>
           <w:rFonts w:hint="eastAsia"/>
         </w:rPr>
         <w:t>二线/三线支持人员</w:t>
       </w:r>
-      <w:bookmarkEnd w:id="10"/>
-    </w:p>
-    <w:p>
-      <w:pPr>
-        <w:pStyle w:val="29"/>
-        <w:rPr>
-          <w:rFonts w:hint="default" w:eastAsia="宋体"/>
+      <w:bookmarkEnd w:id="11"/>
+    </w:p>
+    <w:p>
+      <w:pPr>
+        <w:pStyle w:val="a1"/>
+        <w:rPr>
+          <w:rFonts w:eastAsia="宋体" w:hint="default"/>
           <w:lang w:val="en-US" w:eastAsia="zh-CN"/>
         </w:rPr>
       </w:pPr>
@@ -4382,24 +4283,24 @@
     </w:p>
     <w:p>
       <w:pPr>
-        <w:pStyle w:val="28"/>
+        <w:pStyle w:val="1"/>
         <w:bidi w:val="0"/>
         <w:rPr>
           <w:rFonts w:hint="eastAsia"/>
         </w:rPr>
       </w:pPr>
-      <w:bookmarkStart w:id="11" w:name="_Toc11549"/>
+      <w:bookmarkStart w:id="12" w:name="_Toc11549"/>
       <w:r>
         <w:rPr>
           <w:rFonts w:hint="eastAsia"/>
         </w:rPr>
         <w:t>引用依据</w:t>
       </w:r>
-      <w:bookmarkEnd w:id="11"/>
-    </w:p>
-    <w:p>
-      <w:pPr>
-        <w:pStyle w:val="29"/>
+      <w:bookmarkEnd w:id="12"/>
+    </w:p>
+    <w:p>
+      <w:pPr>
+        <w:pStyle w:val="a1"/>
         <w:rPr>
           <w:rFonts w:hint="eastAsia"/>
         </w:rPr>
@@ -4413,12 +4314,12 @@
     </w:p>
     <w:p>
       <w:pPr>
-        <w:pStyle w:val="29"/>
+        <w:pStyle w:val="a1"/>
         <w:numPr>
           <w:ilvl w:val="0"/>
           <w:numId w:val="2"/>
         </w:numPr>
-        <w:ind w:left="425" w:leftChars="0" w:hanging="425" w:firstLineChars="0"/>
+        <w:ind w:left="425" w:hanging="425" w:leftChars="0" w:firstLineChars="0"/>
         <w:rPr>
           <w:rFonts w:hint="eastAsia"/>
         </w:rPr>
@@ -4432,12 +4333,12 @@
     </w:p>
     <w:p>
       <w:pPr>
-        <w:pStyle w:val="29"/>
+        <w:pStyle w:val="a1"/>
         <w:numPr>
           <w:ilvl w:val="0"/>
           <w:numId w:val="2"/>
         </w:numPr>
-        <w:ind w:left="425" w:leftChars="0" w:hanging="425" w:firstLineChars="0"/>
+        <w:ind w:left="425" w:hanging="425" w:leftChars="0" w:firstLineChars="0"/>
         <w:rPr>
           <w:rFonts w:hint="eastAsia"/>
         </w:rPr>
@@ -4451,12 +4352,12 @@
     </w:p>
     <w:p>
       <w:pPr>
-        <w:pStyle w:val="29"/>
+        <w:pStyle w:val="a1"/>
         <w:numPr>
           <w:ilvl w:val="0"/>
           <w:numId w:val="2"/>
         </w:numPr>
-        <w:ind w:left="425" w:leftChars="0" w:hanging="425" w:firstLineChars="0"/>
+        <w:ind w:left="425" w:hanging="425" w:leftChars="0" w:firstLineChars="0"/>
         <w:rPr>
           <w:rFonts w:hint="eastAsia"/>
         </w:rPr>
@@ -4470,12 +4371,12 @@
     </w:p>
     <w:p>
       <w:pPr>
-        <w:pStyle w:val="29"/>
+        <w:pStyle w:val="a1"/>
         <w:numPr>
           <w:ilvl w:val="0"/>
           <w:numId w:val="2"/>
         </w:numPr>
-        <w:ind w:left="425" w:leftChars="0" w:hanging="425" w:firstLineChars="0"/>
+        <w:ind w:left="425" w:hanging="425" w:leftChars="0" w:firstLineChars="0"/>
         <w:rPr>
           <w:rFonts w:hint="eastAsia"/>
         </w:rPr>
@@ -4489,41 +4390,41 @@
     </w:p>
     <w:p>
       <w:pPr>
-        <w:pStyle w:val="28"/>
+        <w:pStyle w:val="1"/>
         <w:bidi w:val="0"/>
         <w:rPr>
           <w:rFonts w:hint="eastAsia"/>
         </w:rPr>
       </w:pPr>
-      <w:bookmarkStart w:id="12" w:name="_Toc23355"/>
+      <w:bookmarkStart w:id="13" w:name="_Toc23355"/>
       <w:r>
         <w:rPr>
           <w:rFonts w:hint="eastAsia"/>
         </w:rPr>
         <w:t>定义与术语</w:t>
       </w:r>
-      <w:bookmarkEnd w:id="12"/>
-    </w:p>
-    <w:p>
-      <w:pPr>
-        <w:pStyle w:val="30"/>
+      <w:bookmarkEnd w:id="13"/>
+    </w:p>
+    <w:p>
+      <w:pPr>
+        <w:pStyle w:val="2"/>
         <w:bidi w:val="0"/>
         <w:rPr>
           <w:rFonts w:hint="eastAsia"/>
         </w:rPr>
       </w:pPr>
-      <w:bookmarkStart w:id="13" w:name="_Toc26316"/>
+      <w:bookmarkStart w:id="14" w:name="_Toc26316"/>
       <w:r>
         <w:rPr>
           <w:rFonts w:hint="eastAsia"/>
         </w:rPr>
         <w:t>事件</w:t>
       </w:r>
-      <w:bookmarkEnd w:id="13"/>
-    </w:p>
-    <w:p>
-      <w:pPr>
-        <w:pStyle w:val="29"/>
+      <w:bookmarkEnd w:id="14"/>
+    </w:p>
+    <w:p>
+      <w:pPr>
+        <w:pStyle w:val="a1"/>
         <w:rPr>
           <w:rFonts w:hint="eastAsia"/>
         </w:rPr>
@@ -4537,24 +4438,24 @@
     </w:p>
     <w:p>
       <w:pPr>
-        <w:pStyle w:val="30"/>
+        <w:pStyle w:val="2"/>
         <w:bidi w:val="0"/>
         <w:rPr>
           <w:rFonts w:hint="eastAsia"/>
         </w:rPr>
       </w:pPr>
-      <w:bookmarkStart w:id="14" w:name="_Toc10185"/>
+      <w:bookmarkStart w:id="15" w:name="_Toc10185"/>
       <w:r>
         <w:rPr>
           <w:rFonts w:hint="eastAsia"/>
         </w:rPr>
         <w:t>一线支持</w:t>
       </w:r>
-      <w:bookmarkEnd w:id="14"/>
-    </w:p>
-    <w:p>
-      <w:pPr>
-        <w:pStyle w:val="29"/>
+      <w:bookmarkEnd w:id="15"/>
+    </w:p>
+    <w:p>
+      <w:pPr>
+        <w:pStyle w:val="a1"/>
         <w:rPr>
           <w:rFonts w:hint="eastAsia"/>
         </w:rPr>
@@ -4581,26 +4482,26 @@
     </w:p>
     <w:p>
       <w:pPr>
-        <w:pStyle w:val="30"/>
+        <w:pStyle w:val="2"/>
         <w:bidi w:val="0"/>
         <w:rPr>
           <w:rFonts w:hint="eastAsia"/>
         </w:rPr>
       </w:pPr>
-      <w:bookmarkStart w:id="15" w:name="_Toc30401"/>
-      <w:bookmarkStart w:id="16" w:name="_Toc2417"/>
+      <w:bookmarkStart w:id="16" w:name="_Toc30401"/>
+      <w:bookmarkStart w:id="17" w:name="_Toc2417"/>
       <w:r>
         <w:rPr>
           <w:rFonts w:hint="eastAsia"/>
         </w:rPr>
         <w:t>二线支持</w:t>
       </w:r>
-      <w:bookmarkEnd w:id="15"/>
       <w:bookmarkEnd w:id="16"/>
-    </w:p>
-    <w:p>
-      <w:pPr>
-        <w:pStyle w:val="29"/>
+      <w:bookmarkEnd w:id="17"/>
+    </w:p>
+    <w:p>
+      <w:pPr>
+        <w:pStyle w:val="a1"/>
         <w:rPr>
           <w:rFonts w:hint="eastAsia"/>
         </w:rPr>
@@ -4614,24 +4515,24 @@
     </w:p>
     <w:p>
       <w:pPr>
-        <w:pStyle w:val="30"/>
+        <w:pStyle w:val="2"/>
         <w:bidi w:val="0"/>
         <w:rPr>
           <w:rFonts w:hint="eastAsia"/>
         </w:rPr>
       </w:pPr>
-      <w:bookmarkStart w:id="17" w:name="_Toc18316"/>
+      <w:bookmarkStart w:id="18" w:name="_Toc18316"/>
       <w:r>
         <w:rPr>
           <w:rFonts w:hint="eastAsia"/>
         </w:rPr>
         <w:t>三线支持</w:t>
       </w:r>
-      <w:bookmarkEnd w:id="17"/>
-    </w:p>
-    <w:p>
-      <w:pPr>
-        <w:pStyle w:val="29"/>
+      <w:bookmarkEnd w:id="18"/>
+    </w:p>
+    <w:p>
+      <w:pPr>
+        <w:pStyle w:val="a1"/>
         <w:rPr>
           <w:rFonts w:hint="eastAsia"/>
         </w:rPr>
@@ -4645,24 +4546,24 @@
     </w:p>
     <w:p>
       <w:pPr>
-        <w:pStyle w:val="30"/>
+        <w:pStyle w:val="2"/>
         <w:bidi w:val="0"/>
         <w:rPr>
           <w:rFonts w:hint="eastAsia"/>
         </w:rPr>
       </w:pPr>
-      <w:bookmarkStart w:id="18" w:name="_Toc12599"/>
+      <w:bookmarkStart w:id="19" w:name="_Toc12599"/>
       <w:r>
         <w:rPr>
           <w:rFonts w:hint="eastAsia"/>
         </w:rPr>
         <w:t>事件影响度</w:t>
       </w:r>
-      <w:bookmarkEnd w:id="18"/>
-    </w:p>
-    <w:p>
-      <w:pPr>
-        <w:pStyle w:val="29"/>
+      <w:bookmarkEnd w:id="19"/>
+    </w:p>
+    <w:p>
+      <w:pPr>
+        <w:pStyle w:val="a1"/>
         <w:rPr>
           <w:rFonts w:hint="eastAsia"/>
         </w:rPr>
@@ -4676,24 +4577,24 @@
     </w:p>
     <w:p>
       <w:pPr>
-        <w:pStyle w:val="30"/>
+        <w:pStyle w:val="2"/>
         <w:bidi w:val="0"/>
         <w:rPr>
           <w:rFonts w:hint="eastAsia"/>
         </w:rPr>
       </w:pPr>
-      <w:bookmarkStart w:id="19" w:name="_Toc24755"/>
+      <w:bookmarkStart w:id="20" w:name="_Toc24755"/>
       <w:r>
         <w:rPr>
           <w:rFonts w:hint="eastAsia"/>
         </w:rPr>
         <w:t>事件紧急度</w:t>
       </w:r>
-      <w:bookmarkEnd w:id="19"/>
-    </w:p>
-    <w:p>
-      <w:pPr>
-        <w:pStyle w:val="29"/>
+      <w:bookmarkEnd w:id="20"/>
+    </w:p>
+    <w:p>
+      <w:pPr>
+        <w:pStyle w:val="a1"/>
         <w:rPr>
           <w:rFonts w:hint="eastAsia"/>
         </w:rPr>
@@ -4707,31 +4608,31 @@
     </w:p>
     <w:p>
       <w:pPr>
-        <w:pStyle w:val="28"/>
+        <w:pStyle w:val="1"/>
         <w:bidi w:val="0"/>
         <w:rPr>
           <w:rFonts w:hint="eastAsia"/>
         </w:rPr>
       </w:pPr>
-      <w:bookmarkStart w:id="20" w:name="_Toc17269"/>
+      <w:bookmarkStart w:id="21" w:name="_Toc17269"/>
       <w:r>
         <w:rPr>
           <w:rFonts w:hint="eastAsia"/>
         </w:rPr>
         <w:t>管理内容与要求</w:t>
       </w:r>
-      <w:bookmarkEnd w:id="20"/>
-    </w:p>
-    <w:p>
-      <w:pPr>
-        <w:pStyle w:val="30"/>
+      <w:bookmarkEnd w:id="21"/>
+    </w:p>
+    <w:p>
+      <w:pPr>
+        <w:pStyle w:val="2"/>
         <w:bidi w:val="0"/>
         <w:rPr>
           <w:rFonts w:hint="default"/>
           <w:lang w:val="en-US" w:eastAsia="zh-CN"/>
         </w:rPr>
       </w:pPr>
-      <w:bookmarkStart w:id="21" w:name="_Toc25468"/>
+      <w:bookmarkStart w:id="22" w:name="_Toc25468"/>
       <w:r>
         <w:rPr>
           <w:rFonts w:hint="eastAsia"/>
@@ -4739,28 +4640,28 @@
         </w:rPr>
         <w:t>事件管理全生命周期</w:t>
       </w:r>
-      <w:bookmarkEnd w:id="21"/>
-    </w:p>
-    <w:p>
-      <w:pPr>
-        <w:pStyle w:val="31"/>
+      <w:bookmarkEnd w:id="22"/>
+    </w:p>
+    <w:p>
+      <w:pPr>
+        <w:pStyle w:val="3"/>
         <w:bidi w:val="0"/>
         <w:rPr>
           <w:rFonts w:hint="eastAsia"/>
         </w:rPr>
       </w:pPr>
-      <w:bookmarkStart w:id="22" w:name="_Toc5808"/>
+      <w:bookmarkStart w:id="23" w:name="_Toc5808"/>
       <w:r>
         <w:rPr>
           <w:rFonts w:hint="eastAsia"/>
         </w:rPr>
         <w:t>事件受理与记录</w:t>
       </w:r>
-      <w:bookmarkEnd w:id="22"/>
-    </w:p>
-    <w:p>
-      <w:pPr>
-        <w:pStyle w:val="29"/>
+      <w:bookmarkEnd w:id="23"/>
+    </w:p>
+    <w:p>
+      <w:pPr>
+        <w:pStyle w:val="a1"/>
         <w:rPr>
           <w:rFonts w:hint="eastAsia"/>
         </w:rPr>
@@ -4781,7 +4682,7 @@
     </w:p>
     <w:p>
       <w:pPr>
-        <w:pStyle w:val="29"/>
+        <w:pStyle w:val="a1"/>
         <w:rPr>
           <w:rFonts w:hint="eastAsia"/>
         </w:rPr>
@@ -4808,24 +4709,24 @@
     </w:p>
     <w:p>
       <w:pPr>
-        <w:pStyle w:val="31"/>
+        <w:pStyle w:val="3"/>
         <w:bidi w:val="0"/>
         <w:rPr>
           <w:rFonts w:hint="eastAsia"/>
         </w:rPr>
       </w:pPr>
-      <w:bookmarkStart w:id="23" w:name="_Toc16043"/>
+      <w:bookmarkStart w:id="24" w:name="_Toc16043"/>
       <w:r>
         <w:rPr>
           <w:rFonts w:hint="eastAsia"/>
         </w:rPr>
         <w:t>事件确认与分发</w:t>
       </w:r>
-      <w:bookmarkEnd w:id="23"/>
-    </w:p>
-    <w:p>
-      <w:pPr>
-        <w:pStyle w:val="29"/>
+      <w:bookmarkEnd w:id="24"/>
+    </w:p>
+    <w:p>
+      <w:pPr>
+        <w:pStyle w:val="a1"/>
         <w:rPr>
           <w:rFonts w:hint="eastAsia"/>
         </w:rPr>
@@ -4839,7 +4740,7 @@
     </w:p>
     <w:p>
       <w:pPr>
-        <w:pStyle w:val="29"/>
+        <w:pStyle w:val="a1"/>
         <w:rPr>
           <w:rFonts w:hint="eastAsia"/>
         </w:rPr>
@@ -4853,7 +4754,7 @@
     </w:p>
     <w:p>
       <w:pPr>
-        <w:pStyle w:val="29"/>
+        <w:pStyle w:val="a1"/>
         <w:rPr>
           <w:rFonts w:hint="eastAsia"/>
         </w:rPr>
@@ -4867,14 +4768,14 @@
     </w:p>
     <w:p>
       <w:pPr>
-        <w:pStyle w:val="30"/>
+        <w:pStyle w:val="2"/>
         <w:bidi w:val="0"/>
         <w:rPr>
           <w:rFonts w:hint="default"/>
           <w:lang w:val="en-US" w:eastAsia="zh-CN"/>
         </w:rPr>
       </w:pPr>
-      <w:bookmarkStart w:id="24" w:name="_Toc20388"/>
+      <w:bookmarkStart w:id="25" w:name="_Toc20388"/>
       <w:r>
         <w:rPr>
           <w:rFonts w:hint="eastAsia"/>
@@ -4882,32 +4783,32 @@
         </w:rPr>
         <w:t>事件分级体系</w:t>
       </w:r>
-      <w:bookmarkEnd w:id="24"/>
-    </w:p>
-    <w:p>
-      <w:pPr>
-        <w:pStyle w:val="31"/>
+      <w:bookmarkEnd w:id="25"/>
+    </w:p>
+    <w:p>
+      <w:pPr>
+        <w:pStyle w:val="3"/>
         <w:bidi w:val="0"/>
         <w:rPr>
           <w:rFonts w:hint="eastAsia"/>
         </w:rPr>
       </w:pPr>
-      <w:bookmarkStart w:id="25" w:name="_Toc22767"/>
+      <w:bookmarkStart w:id="26" w:name="_Toc22767"/>
       <w:r>
         <w:rPr>
           <w:rFonts w:hint="eastAsia"/>
         </w:rPr>
         <w:t>事件分类与分级</w:t>
       </w:r>
-      <w:bookmarkEnd w:id="25"/>
-    </w:p>
-    <w:p>
-      <w:pPr>
-        <w:pStyle w:val="29"/>
-        <w:ind w:left="0" w:leftChars="0" w:right="0" w:rightChars="0" w:firstLine="0" w:firstLineChars="0"/>
+      <w:bookmarkEnd w:id="26"/>
+    </w:p>
+    <w:p>
+      <w:pPr>
+        <w:pStyle w:val="a1"/>
+        <w:ind w:left="0" w:right="0" w:firstLine="0" w:leftChars="0" w:rightChars="0" w:firstLineChars="0"/>
         <w:jc w:val="center"/>
         <w:rPr>
-          <w:rFonts w:hint="default" w:eastAsia="宋体"/>
+          <w:rFonts w:eastAsia="宋体" w:hint="default"/>
           <w:lang w:val="en-US" w:eastAsia="zh-CN"/>
         </w:rPr>
       </w:pPr>
@@ -5005,16 +4906,16 @@
     </w:p>
     <w:tbl>
       <w:tblPr>
-        <w:tblStyle w:val="39"/>
+        <w:tblStyle w:val="TableNormal1"/>
         <w:tblW w:w="8432" w:type="dxa"/>
         <w:tblInd w:w="103" w:type="dxa"/>
         <w:tblBorders>
-          <w:top w:val="single" w:color="000000" w:sz="2" w:space="0"/>
-          <w:left w:val="single" w:color="000000" w:sz="2" w:space="0"/>
-          <w:bottom w:val="single" w:color="000000" w:sz="2" w:space="0"/>
-          <w:right w:val="single" w:color="000000" w:sz="2" w:space="0"/>
-          <w:insideH w:val="single" w:color="000000" w:sz="2" w:space="0"/>
-          <w:insideV w:val="single" w:color="000000" w:sz="2" w:space="0"/>
+          <w:top w:val="single" w:sz="2" w:space="0" w:color="000000"/>
+          <w:left w:val="single" w:sz="2" w:space="0" w:color="000000"/>
+          <w:bottom w:val="single" w:sz="2" w:space="0" w:color="000000"/>
+          <w:right w:val="single" w:sz="2" w:space="0" w:color="000000"/>
+          <w:insideH w:val="single" w:sz="2" w:space="0" w:color="000000"/>
+          <w:insideV w:val="single" w:sz="2" w:space="0" w:color="000000"/>
         </w:tblBorders>
         <w:tblLayout w:type="fixed"/>
         <w:tblCellMar>
@@ -5030,14 +4931,17 @@
       </w:tblGrid>
       <w:tr>
         <w:tblPrEx>
+          <w:tblW w:w="8432" w:type="dxa"/>
+          <w:tblInd w:w="103" w:type="dxa"/>
           <w:tblBorders>
-            <w:top w:val="single" w:color="000000" w:sz="2" w:space="0"/>
-            <w:left w:val="single" w:color="000000" w:sz="2" w:space="0"/>
-            <w:bottom w:val="single" w:color="000000" w:sz="2" w:space="0"/>
-            <w:right w:val="single" w:color="000000" w:sz="2" w:space="0"/>
-            <w:insideH w:val="single" w:color="000000" w:sz="2" w:space="0"/>
-            <w:insideV w:val="single" w:color="000000" w:sz="2" w:space="0"/>
+            <w:top w:val="single" w:sz="2" w:space="0" w:color="000000"/>
+            <w:left w:val="single" w:sz="2" w:space="0" w:color="000000"/>
+            <w:bottom w:val="single" w:sz="2" w:space="0" w:color="000000"/>
+            <w:right w:val="single" w:sz="2" w:space="0" w:color="000000"/>
+            <w:insideH w:val="single" w:sz="2" w:space="0" w:color="000000"/>
+            <w:insideV w:val="single" w:sz="2" w:space="0" w:color="000000"/>
           </w:tblBorders>
+          <w:tblLayout w:type="fixed"/>
           <w:tblCellMar>
             <w:top w:w="0" w:type="dxa"/>
             <w:left w:w="0" w:type="dxa"/>
@@ -5046,7 +4950,7 @@
           </w:tblCellMar>
         </w:tblPrEx>
         <w:trPr>
-          <w:trHeight w:val="601" w:hRule="atLeast"/>
+          <w:trHeight w:val="601"/>
         </w:trPr>
         <w:tc>
           <w:tcPr>
@@ -5057,14 +4961,14 @@
               <w:spacing w:before="201" w:line="228" w:lineRule="auto"/>
               <w:ind w:left="1269"/>
               <w:rPr>
-                <w:rFonts w:ascii="宋体" w:hAnsi="宋体" w:eastAsia="宋体" w:cs="宋体"/>
+                <w:rFonts w:ascii="宋体" w:eastAsia="宋体" w:hAnsi="宋体" w:cs="宋体"/>
                 <w:sz w:val="19"/>
                 <w:szCs w:val="19"/>
               </w:rPr>
             </w:pPr>
             <w:r>
               <w:rPr>
-                <w:rFonts w:ascii="宋体" w:hAnsi="宋体" w:eastAsia="宋体" w:cs="宋体"/>
+                <w:rFonts w:ascii="宋体" w:eastAsia="宋体" w:hAnsi="宋体" w:cs="宋体"/>
                 <w:b/>
                 <w:bCs/>
                 <w:spacing w:val="4"/>
@@ -5084,14 +4988,14 @@
               <w:spacing w:before="200" w:line="229" w:lineRule="auto"/>
               <w:ind w:left="2558"/>
               <w:rPr>
-                <w:rFonts w:ascii="宋体" w:hAnsi="宋体" w:eastAsia="宋体" w:cs="宋体"/>
+                <w:rFonts w:ascii="宋体" w:eastAsia="宋体" w:hAnsi="宋体" w:cs="宋体"/>
                 <w:sz w:val="19"/>
                 <w:szCs w:val="19"/>
               </w:rPr>
             </w:pPr>
             <w:r>
               <w:rPr>
-                <w:rFonts w:ascii="宋体" w:hAnsi="宋体" w:eastAsia="宋体" w:cs="宋体"/>
+                <w:rFonts w:ascii="宋体" w:eastAsia="宋体" w:hAnsi="宋体" w:cs="宋体"/>
                 <w:b/>
                 <w:bCs/>
                 <w:spacing w:val="2"/>
@@ -5105,14 +5009,9 @@
       </w:tr>
       <w:tr>
         <w:tblPrEx>
-          <w:tblBorders>
-            <w:top w:val="single" w:color="000000" w:sz="2" w:space="0"/>
-            <w:left w:val="single" w:color="000000" w:sz="2" w:space="0"/>
-            <w:bottom w:val="single" w:color="000000" w:sz="2" w:space="0"/>
-            <w:right w:val="single" w:color="000000" w:sz="2" w:space="0"/>
-            <w:insideH w:val="single" w:color="000000" w:sz="2" w:space="0"/>
-            <w:insideV w:val="single" w:color="000000" w:sz="2" w:space="0"/>
-          </w:tblBorders>
+          <w:tblW w:w="8432" w:type="dxa"/>
+          <w:tblInd w:w="103" w:type="dxa"/>
+          <w:tblLayout w:type="fixed"/>
           <w:tblCellMar>
             <w:top w:w="0" w:type="dxa"/>
             <w:left w:w="0" w:type="dxa"/>
@@ -5121,7 +5020,7 @@
           </w:tblCellMar>
         </w:tblPrEx>
         <w:trPr>
-          <w:trHeight w:val="593" w:hRule="atLeast"/>
+          <w:trHeight w:val="593"/>
         </w:trPr>
         <w:tc>
           <w:tcPr>
@@ -5132,14 +5031,14 @@
               <w:spacing w:before="197" w:line="228" w:lineRule="auto"/>
               <w:ind w:left="969"/>
               <w:rPr>
-                <w:rFonts w:ascii="宋体" w:hAnsi="宋体" w:eastAsia="宋体" w:cs="宋体"/>
+                <w:rFonts w:ascii="宋体" w:eastAsia="宋体" w:hAnsi="宋体" w:cs="宋体"/>
                 <w:sz w:val="19"/>
                 <w:szCs w:val="19"/>
               </w:rPr>
             </w:pPr>
             <w:r>
               <w:rPr>
-                <w:rFonts w:ascii="宋体" w:hAnsi="宋体" w:eastAsia="宋体" w:cs="宋体"/>
+                <w:rFonts w:ascii="宋体" w:eastAsia="宋体" w:hAnsi="宋体" w:cs="宋体"/>
                 <w:spacing w:val="8"/>
                 <w:sz w:val="19"/>
                 <w:szCs w:val="19"/>
@@ -5157,14 +5056,14 @@
               <w:spacing w:before="67" w:line="227" w:lineRule="auto"/>
               <w:ind w:left="255"/>
               <w:rPr>
-                <w:rFonts w:ascii="宋体" w:hAnsi="宋体" w:eastAsia="宋体" w:cs="宋体"/>
+                <w:rFonts w:ascii="宋体" w:eastAsia="宋体" w:hAnsi="宋体" w:cs="宋体"/>
                 <w:sz w:val="19"/>
                 <w:szCs w:val="19"/>
               </w:rPr>
             </w:pPr>
             <w:r>
               <w:rPr>
-                <w:rFonts w:ascii="宋体" w:hAnsi="宋体" w:eastAsia="宋体" w:cs="宋体"/>
+                <w:rFonts w:ascii="宋体" w:eastAsia="宋体" w:hAnsi="宋体" w:cs="宋体"/>
                 <w:spacing w:val="9"/>
                 <w:sz w:val="19"/>
                 <w:szCs w:val="19"/>
@@ -5177,14 +5076,14 @@
               <w:spacing w:before="25" w:line="228" w:lineRule="auto"/>
               <w:ind w:left="1055"/>
               <w:rPr>
-                <w:rFonts w:ascii="宋体" w:hAnsi="宋体" w:eastAsia="宋体" w:cs="宋体"/>
+                <w:rFonts w:ascii="宋体" w:eastAsia="宋体" w:hAnsi="宋体" w:cs="宋体"/>
                 <w:sz w:val="19"/>
                 <w:szCs w:val="19"/>
               </w:rPr>
             </w:pPr>
             <w:r>
               <w:rPr>
-                <w:rFonts w:ascii="宋体" w:hAnsi="宋体" w:eastAsia="宋体" w:cs="宋体"/>
+                <w:rFonts w:ascii="宋体" w:eastAsia="宋体" w:hAnsi="宋体" w:cs="宋体"/>
                 <w:spacing w:val="8"/>
                 <w:sz w:val="19"/>
                 <w:szCs w:val="19"/>
@@ -5196,14 +5095,9 @@
       </w:tr>
       <w:tr>
         <w:tblPrEx>
-          <w:tblBorders>
-            <w:top w:val="single" w:color="000000" w:sz="2" w:space="0"/>
-            <w:left w:val="single" w:color="000000" w:sz="2" w:space="0"/>
-            <w:bottom w:val="single" w:color="000000" w:sz="2" w:space="0"/>
-            <w:right w:val="single" w:color="000000" w:sz="2" w:space="0"/>
-            <w:insideH w:val="single" w:color="000000" w:sz="2" w:space="0"/>
-            <w:insideV w:val="single" w:color="000000" w:sz="2" w:space="0"/>
-          </w:tblBorders>
+          <w:tblW w:w="8432" w:type="dxa"/>
+          <w:tblInd w:w="103" w:type="dxa"/>
+          <w:tblLayout w:type="fixed"/>
           <w:tblCellMar>
             <w:top w:w="0" w:type="dxa"/>
             <w:left w:w="0" w:type="dxa"/>
@@ -5212,7 +5106,7 @@
           </w:tblCellMar>
         </w:tblPrEx>
         <w:trPr>
-          <w:trHeight w:val="594" w:hRule="atLeast"/>
+          <w:trHeight w:val="594"/>
         </w:trPr>
         <w:tc>
           <w:tcPr>
@@ -5223,14 +5117,14 @@
               <w:spacing w:before="199" w:line="228" w:lineRule="auto"/>
               <w:ind w:left="972"/>
               <w:rPr>
-                <w:rFonts w:ascii="宋体" w:hAnsi="宋体" w:eastAsia="宋体" w:cs="宋体"/>
+                <w:rFonts w:ascii="宋体" w:eastAsia="宋体" w:hAnsi="宋体" w:cs="宋体"/>
                 <w:sz w:val="19"/>
                 <w:szCs w:val="19"/>
               </w:rPr>
             </w:pPr>
             <w:r>
               <w:rPr>
-                <w:rFonts w:ascii="宋体" w:hAnsi="宋体" w:eastAsia="宋体" w:cs="宋体"/>
+                <w:rFonts w:ascii="宋体" w:eastAsia="宋体" w:hAnsi="宋体" w:cs="宋体"/>
                 <w:spacing w:val="7"/>
                 <w:sz w:val="19"/>
                 <w:szCs w:val="19"/>
@@ -5248,14 +5142,14 @@
               <w:spacing w:before="199" w:line="227" w:lineRule="auto"/>
               <w:ind w:left="1455"/>
               <w:rPr>
-                <w:rFonts w:ascii="宋体" w:hAnsi="宋体" w:eastAsia="宋体" w:cs="宋体"/>
+                <w:rFonts w:ascii="宋体" w:eastAsia="宋体" w:hAnsi="宋体" w:cs="宋体"/>
                 <w:sz w:val="19"/>
                 <w:szCs w:val="19"/>
               </w:rPr>
             </w:pPr>
             <w:r>
               <w:rPr>
-                <w:rFonts w:ascii="宋体" w:hAnsi="宋体" w:eastAsia="宋体" w:cs="宋体"/>
+                <w:rFonts w:ascii="宋体" w:eastAsia="宋体" w:hAnsi="宋体" w:cs="宋体"/>
                 <w:spacing w:val="8"/>
                 <w:sz w:val="19"/>
                 <w:szCs w:val="19"/>
@@ -5267,14 +5161,9 @@
       </w:tr>
       <w:tr>
         <w:tblPrEx>
-          <w:tblBorders>
-            <w:top w:val="single" w:color="000000" w:sz="2" w:space="0"/>
-            <w:left w:val="single" w:color="000000" w:sz="2" w:space="0"/>
-            <w:bottom w:val="single" w:color="000000" w:sz="2" w:space="0"/>
-            <w:right w:val="single" w:color="000000" w:sz="2" w:space="0"/>
-            <w:insideH w:val="single" w:color="000000" w:sz="2" w:space="0"/>
-            <w:insideV w:val="single" w:color="000000" w:sz="2" w:space="0"/>
-          </w:tblBorders>
+          <w:tblW w:w="8432" w:type="dxa"/>
+          <w:tblInd w:w="103" w:type="dxa"/>
+          <w:tblLayout w:type="fixed"/>
           <w:tblCellMar>
             <w:top w:w="0" w:type="dxa"/>
             <w:left w:w="0" w:type="dxa"/>
@@ -5283,7 +5172,7 @@
           </w:tblCellMar>
         </w:tblPrEx>
         <w:trPr>
-          <w:trHeight w:val="601" w:hRule="atLeast"/>
+          <w:trHeight w:val="601"/>
         </w:trPr>
         <w:tc>
           <w:tcPr>
@@ -5294,14 +5183,14 @@
               <w:spacing w:before="203" w:line="228" w:lineRule="auto"/>
               <w:ind w:left="969"/>
               <w:rPr>
-                <w:rFonts w:ascii="宋体" w:hAnsi="宋体" w:eastAsia="宋体" w:cs="宋体"/>
+                <w:rFonts w:ascii="宋体" w:eastAsia="宋体" w:hAnsi="宋体" w:cs="宋体"/>
                 <w:sz w:val="19"/>
                 <w:szCs w:val="19"/>
               </w:rPr>
             </w:pPr>
             <w:r>
               <w:rPr>
-                <w:rFonts w:ascii="宋体" w:hAnsi="宋体" w:eastAsia="宋体" w:cs="宋体"/>
+                <w:rFonts w:ascii="宋体" w:eastAsia="宋体" w:hAnsi="宋体" w:cs="宋体"/>
                 <w:spacing w:val="8"/>
                 <w:sz w:val="19"/>
                 <w:szCs w:val="19"/>
@@ -5319,14 +5208,14 @@
               <w:spacing w:before="203" w:line="228" w:lineRule="auto"/>
               <w:ind w:left="753"/>
               <w:rPr>
-                <w:rFonts w:ascii="宋体" w:hAnsi="宋体" w:eastAsia="宋体" w:cs="宋体"/>
+                <w:rFonts w:ascii="宋体" w:eastAsia="宋体" w:hAnsi="宋体" w:cs="宋体"/>
                 <w:sz w:val="19"/>
                 <w:szCs w:val="19"/>
               </w:rPr>
             </w:pPr>
             <w:r>
               <w:rPr>
-                <w:rFonts w:ascii="宋体" w:hAnsi="宋体" w:eastAsia="宋体" w:cs="宋体"/>
+                <w:rFonts w:ascii="宋体" w:eastAsia="宋体" w:hAnsi="宋体" w:cs="宋体"/>
                 <w:spacing w:val="9"/>
                 <w:sz w:val="19"/>
                 <w:szCs w:val="19"/>
@@ -5339,15 +5228,15 @@
     </w:tbl>
     <w:p>
       <w:pPr>
-        <w:pStyle w:val="29"/>
-        <w:rPr>
-          <w:rFonts w:hint="eastAsia"/>
-        </w:rPr>
-      </w:pPr>
-    </w:p>
-    <w:p>
-      <w:pPr>
-        <w:pStyle w:val="29"/>
+        <w:pStyle w:val="a1"/>
+        <w:rPr>
+          <w:rFonts w:hint="eastAsia"/>
+        </w:rPr>
+      </w:pPr>
+    </w:p>
+    <w:p>
+      <w:pPr>
+        <w:pStyle w:val="a1"/>
         <w:rPr>
           <w:rFonts w:hint="eastAsia"/>
         </w:rPr>
@@ -5400,11 +5289,11 @@
     </w:p>
     <w:p>
       <w:pPr>
-        <w:pStyle w:val="29"/>
-        <w:ind w:left="0" w:leftChars="0" w:right="0" w:rightChars="0" w:firstLine="0" w:firstLineChars="0"/>
+        <w:pStyle w:val="a1"/>
+        <w:ind w:left="0" w:right="0" w:firstLine="0" w:leftChars="0" w:rightChars="0" w:firstLineChars="0"/>
         <w:jc w:val="center"/>
         <w:rPr>
-          <w:rFonts w:hint="eastAsia" w:eastAsia="宋体"/>
+          <w:rFonts w:eastAsia="宋体" w:hint="eastAsia"/>
           <w:lang w:val="en-US" w:eastAsia="zh-CN"/>
         </w:rPr>
       </w:pPr>
@@ -5508,16 +5397,16 @@
     </w:p>
     <w:tbl>
       <w:tblPr>
-        <w:tblStyle w:val="39"/>
+        <w:tblStyle w:val="TableNormal1"/>
         <w:tblW w:w="8605" w:type="dxa"/>
         <w:tblInd w:w="33" w:type="dxa"/>
         <w:tblBorders>
-          <w:top w:val="single" w:color="000000" w:sz="2" w:space="0"/>
-          <w:left w:val="single" w:color="000000" w:sz="2" w:space="0"/>
-          <w:bottom w:val="single" w:color="000000" w:sz="2" w:space="0"/>
-          <w:right w:val="single" w:color="000000" w:sz="2" w:space="0"/>
-          <w:insideH w:val="single" w:color="000000" w:sz="2" w:space="0"/>
-          <w:insideV w:val="single" w:color="000000" w:sz="2" w:space="0"/>
+          <w:top w:val="single" w:sz="2" w:space="0" w:color="000000"/>
+          <w:left w:val="single" w:sz="2" w:space="0" w:color="000000"/>
+          <w:bottom w:val="single" w:sz="2" w:space="0" w:color="000000"/>
+          <w:right w:val="single" w:sz="2" w:space="0" w:color="000000"/>
+          <w:insideH w:val="single" w:sz="2" w:space="0" w:color="000000"/>
+          <w:insideV w:val="single" w:sz="2" w:space="0" w:color="000000"/>
         </w:tblBorders>
         <w:tblLayout w:type="fixed"/>
         <w:tblCellMar>
@@ -5533,14 +5422,17 @@
       </w:tblGrid>
       <w:tr>
         <w:tblPrEx>
+          <w:tblW w:w="8605" w:type="dxa"/>
+          <w:tblInd w:w="33" w:type="dxa"/>
           <w:tblBorders>
-            <w:top w:val="single" w:color="000000" w:sz="2" w:space="0"/>
-            <w:left w:val="single" w:color="000000" w:sz="2" w:space="0"/>
-            <w:bottom w:val="single" w:color="000000" w:sz="2" w:space="0"/>
-            <w:right w:val="single" w:color="000000" w:sz="2" w:space="0"/>
-            <w:insideH w:val="single" w:color="000000" w:sz="2" w:space="0"/>
-            <w:insideV w:val="single" w:color="000000" w:sz="2" w:space="0"/>
+            <w:top w:val="single" w:sz="2" w:space="0" w:color="000000"/>
+            <w:left w:val="single" w:sz="2" w:space="0" w:color="000000"/>
+            <w:bottom w:val="single" w:sz="2" w:space="0" w:color="000000"/>
+            <w:right w:val="single" w:sz="2" w:space="0" w:color="000000"/>
+            <w:insideH w:val="single" w:sz="2" w:space="0" w:color="000000"/>
+            <w:insideV w:val="single" w:sz="2" w:space="0" w:color="000000"/>
           </w:tblBorders>
+          <w:tblLayout w:type="fixed"/>
           <w:tblCellMar>
             <w:top w:w="0" w:type="dxa"/>
             <w:left w:w="0" w:type="dxa"/>
@@ -5549,7 +5441,7 @@
           </w:tblCellMar>
         </w:tblPrEx>
         <w:trPr>
-          <w:trHeight w:val="440" w:hRule="atLeast"/>
+          <w:trHeight w:val="440"/>
         </w:trPr>
         <w:tc>
           <w:tcPr>
@@ -5560,14 +5452,14 @@
               <w:spacing w:before="113" w:line="223" w:lineRule="auto"/>
               <w:ind w:left="1539"/>
               <w:rPr>
-                <w:rFonts w:ascii="宋体" w:hAnsi="宋体" w:eastAsia="宋体" w:cs="宋体"/>
+                <w:rFonts w:ascii="宋体" w:eastAsia="宋体" w:hAnsi="宋体" w:cs="宋体"/>
                 <w:sz w:val="21"/>
                 <w:szCs w:val="21"/>
               </w:rPr>
             </w:pPr>
             <w:r>
               <w:rPr>
-                <w:rFonts w:ascii="宋体" w:hAnsi="宋体" w:eastAsia="宋体" w:cs="宋体"/>
+                <w:rFonts w:ascii="宋体" w:eastAsia="宋体" w:hAnsi="宋体" w:cs="宋体"/>
                 <w:b/>
                 <w:bCs/>
                 <w:spacing w:val="-5"/>
@@ -5587,14 +5479,14 @@
               <w:spacing w:before="113" w:line="223" w:lineRule="auto"/>
               <w:ind w:left="2508"/>
               <w:rPr>
-                <w:rFonts w:ascii="宋体" w:hAnsi="宋体" w:eastAsia="宋体" w:cs="宋体"/>
+                <w:rFonts w:ascii="宋体" w:eastAsia="宋体" w:hAnsi="宋体" w:cs="宋体"/>
                 <w:sz w:val="21"/>
                 <w:szCs w:val="21"/>
               </w:rPr>
             </w:pPr>
             <w:r>
               <w:rPr>
-                <w:rFonts w:ascii="宋体" w:hAnsi="宋体" w:eastAsia="宋体" w:cs="宋体"/>
+                <w:rFonts w:ascii="宋体" w:eastAsia="宋体" w:hAnsi="宋体" w:cs="宋体"/>
                 <w:b/>
                 <w:bCs/>
                 <w:spacing w:val="-5"/>
@@ -5608,14 +5500,9 @@
       </w:tr>
       <w:tr>
         <w:tblPrEx>
-          <w:tblBorders>
-            <w:top w:val="single" w:color="000000" w:sz="2" w:space="0"/>
-            <w:left w:val="single" w:color="000000" w:sz="2" w:space="0"/>
-            <w:bottom w:val="single" w:color="000000" w:sz="2" w:space="0"/>
-            <w:right w:val="single" w:color="000000" w:sz="2" w:space="0"/>
-            <w:insideH w:val="single" w:color="000000" w:sz="2" w:space="0"/>
-            <w:insideV w:val="single" w:color="000000" w:sz="2" w:space="0"/>
-          </w:tblBorders>
+          <w:tblW w:w="8605" w:type="dxa"/>
+          <w:tblInd w:w="33" w:type="dxa"/>
+          <w:tblLayout w:type="fixed"/>
           <w:tblCellMar>
             <w:top w:w="0" w:type="dxa"/>
             <w:left w:w="0" w:type="dxa"/>
@@ -5624,7 +5511,7 @@
           </w:tblCellMar>
         </w:tblPrEx>
         <w:trPr>
-          <w:trHeight w:val="577" w:hRule="atLeast"/>
+          <w:trHeight w:val="577"/>
         </w:trPr>
         <w:tc>
           <w:tcPr>
@@ -5635,14 +5522,14 @@
               <w:spacing w:before="181" w:line="221" w:lineRule="auto"/>
               <w:ind w:left="1597"/>
               <w:rPr>
-                <w:rFonts w:ascii="宋体" w:hAnsi="宋体" w:eastAsia="宋体" w:cs="宋体"/>
+                <w:rFonts w:ascii="宋体" w:eastAsia="宋体" w:hAnsi="宋体" w:cs="宋体"/>
                 <w:sz w:val="21"/>
                 <w:szCs w:val="21"/>
               </w:rPr>
             </w:pPr>
             <w:r>
               <w:rPr>
-                <w:rFonts w:ascii="宋体" w:hAnsi="宋体" w:eastAsia="宋体" w:cs="宋体"/>
+                <w:rFonts w:ascii="宋体" w:eastAsia="宋体" w:hAnsi="宋体" w:cs="宋体"/>
                 <w:spacing w:val="-3"/>
                 <w:sz w:val="21"/>
                 <w:szCs w:val="21"/>
@@ -5660,14 +5547,14 @@
               <w:spacing w:before="182" w:line="234" w:lineRule="auto"/>
               <w:ind w:left="1776"/>
               <w:rPr>
-                <w:rFonts w:ascii="宋体" w:hAnsi="宋体" w:eastAsia="宋体" w:cs="宋体"/>
+                <w:rFonts w:ascii="宋体" w:eastAsia="宋体" w:hAnsi="宋体" w:cs="宋体"/>
                 <w:sz w:val="21"/>
                 <w:szCs w:val="21"/>
               </w:rPr>
             </w:pPr>
             <w:r>
               <w:rPr>
-                <w:rFonts w:ascii="宋体" w:hAnsi="宋体" w:eastAsia="宋体" w:cs="宋体"/>
+                <w:rFonts w:ascii="宋体" w:eastAsia="宋体" w:hAnsi="宋体" w:cs="宋体"/>
                 <w:spacing w:val="-2"/>
                 <w:sz w:val="21"/>
                 <w:szCs w:val="21"/>
@@ -5676,7 +5563,7 @@
             </w:r>
             <w:r>
               <w:rPr>
-                <w:rFonts w:ascii="宋体" w:hAnsi="宋体" w:eastAsia="宋体" w:cs="宋体"/>
+                <w:rFonts w:ascii="宋体" w:eastAsia="宋体" w:hAnsi="宋体" w:cs="宋体"/>
                 <w:spacing w:val="-49"/>
                 <w:sz w:val="21"/>
                 <w:szCs w:val="21"/>
@@ -5685,7 +5572,7 @@
             </w:r>
             <w:r>
               <w:rPr>
-                <w:rFonts w:ascii="Times New Roman" w:hAnsi="Times New Roman" w:eastAsia="Times New Roman" w:cs="Times New Roman"/>
+                <w:rFonts w:ascii="Times New Roman" w:eastAsia="Times New Roman" w:hAnsi="Times New Roman" w:cs="Times New Roman"/>
                 <w:spacing w:val="-2"/>
                 <w:sz w:val="21"/>
                 <w:szCs w:val="21"/>
@@ -5694,7 +5581,7 @@
             </w:r>
             <w:r>
               <w:rPr>
-                <w:rFonts w:ascii="宋体" w:hAnsi="宋体" w:eastAsia="宋体" w:cs="宋体"/>
+                <w:rFonts w:ascii="宋体" w:eastAsia="宋体" w:hAnsi="宋体" w:cs="宋体"/>
                 <w:spacing w:val="-2"/>
                 <w:sz w:val="21"/>
                 <w:szCs w:val="21"/>
@@ -5706,14 +5593,9 @@
       </w:tr>
       <w:tr>
         <w:tblPrEx>
-          <w:tblBorders>
-            <w:top w:val="single" w:color="000000" w:sz="2" w:space="0"/>
-            <w:left w:val="single" w:color="000000" w:sz="2" w:space="0"/>
-            <w:bottom w:val="single" w:color="000000" w:sz="2" w:space="0"/>
-            <w:right w:val="single" w:color="000000" w:sz="2" w:space="0"/>
-            <w:insideH w:val="single" w:color="000000" w:sz="2" w:space="0"/>
-            <w:insideV w:val="single" w:color="000000" w:sz="2" w:space="0"/>
-          </w:tblBorders>
+          <w:tblW w:w="8605" w:type="dxa"/>
+          <w:tblInd w:w="33" w:type="dxa"/>
+          <w:tblLayout w:type="fixed"/>
           <w:tblCellMar>
             <w:top w:w="0" w:type="dxa"/>
             <w:left w:w="0" w:type="dxa"/>
@@ -5722,7 +5604,7 @@
           </w:tblCellMar>
         </w:tblPrEx>
         <w:trPr>
-          <w:trHeight w:val="438" w:hRule="atLeast"/>
+          <w:trHeight w:val="438"/>
         </w:trPr>
         <w:tc>
           <w:tcPr>
@@ -5733,14 +5615,14 @@
               <w:spacing w:before="113" w:line="221" w:lineRule="auto"/>
               <w:ind w:left="1700"/>
               <w:rPr>
-                <w:rFonts w:ascii="宋体" w:hAnsi="宋体" w:eastAsia="宋体" w:cs="宋体"/>
+                <w:rFonts w:ascii="宋体" w:eastAsia="宋体" w:hAnsi="宋体" w:cs="宋体"/>
                 <w:sz w:val="21"/>
                 <w:szCs w:val="21"/>
               </w:rPr>
             </w:pPr>
             <w:r>
               <w:rPr>
-                <w:rFonts w:ascii="宋体" w:hAnsi="宋体" w:eastAsia="宋体" w:cs="宋体"/>
+                <w:rFonts w:ascii="宋体" w:eastAsia="宋体" w:hAnsi="宋体" w:cs="宋体"/>
                 <w:sz w:val="21"/>
                 <w:szCs w:val="21"/>
               </w:rPr>
@@ -5757,14 +5639,14 @@
               <w:spacing w:before="114" w:line="234" w:lineRule="auto"/>
               <w:ind w:left="1776"/>
               <w:rPr>
-                <w:rFonts w:ascii="宋体" w:hAnsi="宋体" w:eastAsia="宋体" w:cs="宋体"/>
+                <w:rFonts w:ascii="宋体" w:eastAsia="宋体" w:hAnsi="宋体" w:cs="宋体"/>
                 <w:sz w:val="21"/>
                 <w:szCs w:val="21"/>
               </w:rPr>
             </w:pPr>
             <w:r>
               <w:rPr>
-                <w:rFonts w:ascii="宋体" w:hAnsi="宋体" w:eastAsia="宋体" w:cs="宋体"/>
+                <w:rFonts w:ascii="宋体" w:eastAsia="宋体" w:hAnsi="宋体" w:cs="宋体"/>
                 <w:spacing w:val="-3"/>
                 <w:sz w:val="21"/>
                 <w:szCs w:val="21"/>
@@ -5773,7 +5655,7 @@
             </w:r>
             <w:r>
               <w:rPr>
-                <w:rFonts w:ascii="宋体" w:hAnsi="宋体" w:eastAsia="宋体" w:cs="宋体"/>
+                <w:rFonts w:ascii="宋体" w:eastAsia="宋体" w:hAnsi="宋体" w:cs="宋体"/>
                 <w:spacing w:val="-39"/>
                 <w:sz w:val="21"/>
                 <w:szCs w:val="21"/>
@@ -5782,7 +5664,7 @@
             </w:r>
             <w:r>
               <w:rPr>
-                <w:rFonts w:ascii="Times New Roman" w:hAnsi="Times New Roman" w:eastAsia="Times New Roman" w:cs="Times New Roman"/>
+                <w:rFonts w:ascii="Times New Roman" w:eastAsia="Times New Roman" w:hAnsi="Times New Roman" w:cs="Times New Roman"/>
                 <w:spacing w:val="-3"/>
                 <w:sz w:val="21"/>
                 <w:szCs w:val="21"/>
@@ -5791,7 +5673,7 @@
             </w:r>
             <w:r>
               <w:rPr>
-                <w:rFonts w:ascii="宋体" w:hAnsi="宋体" w:eastAsia="宋体" w:cs="宋体"/>
+                <w:rFonts w:ascii="宋体" w:eastAsia="宋体" w:hAnsi="宋体" w:cs="宋体"/>
                 <w:spacing w:val="-3"/>
                 <w:sz w:val="21"/>
                 <w:szCs w:val="21"/>
@@ -5803,14 +5685,9 @@
       </w:tr>
       <w:tr>
         <w:tblPrEx>
-          <w:tblBorders>
-            <w:top w:val="single" w:color="000000" w:sz="2" w:space="0"/>
-            <w:left w:val="single" w:color="000000" w:sz="2" w:space="0"/>
-            <w:bottom w:val="single" w:color="000000" w:sz="2" w:space="0"/>
-            <w:right w:val="single" w:color="000000" w:sz="2" w:space="0"/>
-            <w:insideH w:val="single" w:color="000000" w:sz="2" w:space="0"/>
-            <w:insideV w:val="single" w:color="000000" w:sz="2" w:space="0"/>
-          </w:tblBorders>
+          <w:tblW w:w="8605" w:type="dxa"/>
+          <w:tblInd w:w="33" w:type="dxa"/>
+          <w:tblLayout w:type="fixed"/>
           <w:tblCellMar>
             <w:top w:w="0" w:type="dxa"/>
             <w:left w:w="0" w:type="dxa"/>
@@ -5819,7 +5696,7 @@
           </w:tblCellMar>
         </w:tblPrEx>
         <w:trPr>
-          <w:trHeight w:val="436" w:hRule="atLeast"/>
+          <w:trHeight w:val="436"/>
         </w:trPr>
         <w:tc>
           <w:tcPr>
@@ -5830,14 +5707,14 @@
               <w:spacing w:before="112" w:line="221" w:lineRule="auto"/>
               <w:ind w:left="1715"/>
               <w:rPr>
-                <w:rFonts w:ascii="宋体" w:hAnsi="宋体" w:eastAsia="宋体" w:cs="宋体"/>
+                <w:rFonts w:ascii="宋体" w:eastAsia="宋体" w:hAnsi="宋体" w:cs="宋体"/>
                 <w:sz w:val="21"/>
                 <w:szCs w:val="21"/>
               </w:rPr>
             </w:pPr>
             <w:r>
               <w:rPr>
-                <w:rFonts w:ascii="宋体" w:hAnsi="宋体" w:eastAsia="宋体" w:cs="宋体"/>
+                <w:rFonts w:ascii="宋体" w:eastAsia="宋体" w:hAnsi="宋体" w:cs="宋体"/>
                 <w:sz w:val="21"/>
                 <w:szCs w:val="21"/>
               </w:rPr>
@@ -5854,14 +5731,14 @@
               <w:spacing w:before="112" w:line="234" w:lineRule="auto"/>
               <w:ind w:left="1723"/>
               <w:rPr>
-                <w:rFonts w:ascii="宋体" w:hAnsi="宋体" w:eastAsia="宋体" w:cs="宋体"/>
+                <w:rFonts w:ascii="宋体" w:eastAsia="宋体" w:hAnsi="宋体" w:cs="宋体"/>
                 <w:sz w:val="21"/>
                 <w:szCs w:val="21"/>
               </w:rPr>
             </w:pPr>
             <w:r>
               <w:rPr>
-                <w:rFonts w:ascii="宋体" w:hAnsi="宋体" w:eastAsia="宋体" w:cs="宋体"/>
+                <w:rFonts w:ascii="宋体" w:eastAsia="宋体" w:hAnsi="宋体" w:cs="宋体"/>
                 <w:spacing w:val="-2"/>
                 <w:sz w:val="21"/>
                 <w:szCs w:val="21"/>
@@ -5870,7 +5747,7 @@
             </w:r>
             <w:r>
               <w:rPr>
-                <w:rFonts w:ascii="宋体" w:hAnsi="宋体" w:eastAsia="宋体" w:cs="宋体"/>
+                <w:rFonts w:ascii="宋体" w:eastAsia="宋体" w:hAnsi="宋体" w:cs="宋体"/>
                 <w:spacing w:val="-47"/>
                 <w:sz w:val="21"/>
                 <w:szCs w:val="21"/>
@@ -5879,7 +5756,7 @@
             </w:r>
             <w:r>
               <w:rPr>
-                <w:rFonts w:ascii="Times New Roman" w:hAnsi="Times New Roman" w:eastAsia="Times New Roman" w:cs="Times New Roman"/>
+                <w:rFonts w:ascii="Times New Roman" w:eastAsia="Times New Roman" w:hAnsi="Times New Roman" w:cs="Times New Roman"/>
                 <w:spacing w:val="-2"/>
                 <w:sz w:val="21"/>
                 <w:szCs w:val="21"/>
@@ -5888,7 +5765,7 @@
             </w:r>
             <w:r>
               <w:rPr>
-                <w:rFonts w:ascii="宋体" w:hAnsi="宋体" w:eastAsia="宋体" w:cs="宋体"/>
+                <w:rFonts w:ascii="宋体" w:eastAsia="宋体" w:hAnsi="宋体" w:cs="宋体"/>
                 <w:spacing w:val="-2"/>
                 <w:sz w:val="21"/>
                 <w:szCs w:val="21"/>
@@ -5900,14 +5777,9 @@
       </w:tr>
       <w:tr>
         <w:tblPrEx>
-          <w:tblBorders>
-            <w:top w:val="single" w:color="000000" w:sz="2" w:space="0"/>
-            <w:left w:val="single" w:color="000000" w:sz="2" w:space="0"/>
-            <w:bottom w:val="single" w:color="000000" w:sz="2" w:space="0"/>
-            <w:right w:val="single" w:color="000000" w:sz="2" w:space="0"/>
-            <w:insideH w:val="single" w:color="000000" w:sz="2" w:space="0"/>
-            <w:insideV w:val="single" w:color="000000" w:sz="2" w:space="0"/>
-          </w:tblBorders>
+          <w:tblW w:w="8605" w:type="dxa"/>
+          <w:tblInd w:w="33" w:type="dxa"/>
+          <w:tblLayout w:type="fixed"/>
           <w:tblCellMar>
             <w:top w:w="0" w:type="dxa"/>
             <w:left w:w="0" w:type="dxa"/>
@@ -5916,7 +5788,7 @@
           </w:tblCellMar>
         </w:tblPrEx>
         <w:trPr>
-          <w:trHeight w:val="690" w:hRule="atLeast"/>
+          <w:trHeight w:val="690"/>
         </w:trPr>
         <w:tc>
           <w:tcPr>
@@ -5927,14 +5799,14 @@
               <w:spacing w:before="238" w:line="222" w:lineRule="auto"/>
               <w:ind w:left="1694"/>
               <w:rPr>
-                <w:rFonts w:ascii="宋体" w:hAnsi="宋体" w:eastAsia="宋体" w:cs="宋体"/>
+                <w:rFonts w:ascii="宋体" w:eastAsia="宋体" w:hAnsi="宋体" w:cs="宋体"/>
                 <w:sz w:val="21"/>
                 <w:szCs w:val="21"/>
               </w:rPr>
             </w:pPr>
             <w:r>
               <w:rPr>
-                <w:rFonts w:ascii="宋体" w:hAnsi="宋体" w:eastAsia="宋体" w:cs="宋体"/>
+                <w:rFonts w:ascii="宋体" w:eastAsia="宋体" w:hAnsi="宋体" w:cs="宋体"/>
                 <w:sz w:val="21"/>
                 <w:szCs w:val="21"/>
               </w:rPr>
@@ -5951,14 +5823,14 @@
               <w:spacing w:before="238" w:line="234" w:lineRule="auto"/>
               <w:ind w:left="1723"/>
               <w:rPr>
-                <w:rFonts w:ascii="宋体" w:hAnsi="宋体" w:eastAsia="宋体" w:cs="宋体"/>
+                <w:rFonts w:ascii="宋体" w:eastAsia="宋体" w:hAnsi="宋体" w:cs="宋体"/>
                 <w:sz w:val="21"/>
                 <w:szCs w:val="21"/>
               </w:rPr>
             </w:pPr>
             <w:r>
               <w:rPr>
-                <w:rFonts w:ascii="宋体" w:hAnsi="宋体" w:eastAsia="宋体" w:cs="宋体"/>
+                <w:rFonts w:ascii="宋体" w:eastAsia="宋体" w:hAnsi="宋体" w:cs="宋体"/>
                 <w:spacing w:val="-3"/>
                 <w:sz w:val="21"/>
                 <w:szCs w:val="21"/>
@@ -5967,7 +5839,7 @@
             </w:r>
             <w:r>
               <w:rPr>
-                <w:rFonts w:ascii="宋体" w:hAnsi="宋体" w:eastAsia="宋体" w:cs="宋体"/>
+                <w:rFonts w:ascii="宋体" w:eastAsia="宋体" w:hAnsi="宋体" w:cs="宋体"/>
                 <w:spacing w:val="-36"/>
                 <w:sz w:val="21"/>
                 <w:szCs w:val="21"/>
@@ -5976,7 +5848,7 @@
             </w:r>
             <w:r>
               <w:rPr>
-                <w:rFonts w:ascii="Times New Roman" w:hAnsi="Times New Roman" w:eastAsia="Times New Roman" w:cs="Times New Roman"/>
+                <w:rFonts w:ascii="Times New Roman" w:eastAsia="Times New Roman" w:hAnsi="Times New Roman" w:cs="Times New Roman"/>
                 <w:spacing w:val="-3"/>
                 <w:sz w:val="21"/>
                 <w:szCs w:val="21"/>
@@ -5985,7 +5857,7 @@
             </w:r>
             <w:r>
               <w:rPr>
-                <w:rFonts w:ascii="宋体" w:hAnsi="宋体" w:eastAsia="宋体" w:cs="宋体"/>
+                <w:rFonts w:ascii="宋体" w:eastAsia="宋体" w:hAnsi="宋体" w:cs="宋体"/>
                 <w:spacing w:val="-3"/>
                 <w:sz w:val="21"/>
                 <w:szCs w:val="21"/>
@@ -5998,14 +5870,14 @@
     </w:tbl>
     <w:p>
       <w:pPr>
-        <w:pStyle w:val="30"/>
+        <w:pStyle w:val="2"/>
         <w:bidi w:val="0"/>
         <w:rPr>
           <w:rFonts w:hint="default"/>
           <w:lang w:val="en-US" w:eastAsia="zh-CN"/>
         </w:rPr>
       </w:pPr>
-      <w:bookmarkStart w:id="26" w:name="_Toc17310"/>
+      <w:bookmarkStart w:id="27" w:name="_Toc17310"/>
       <w:r>
         <w:rPr>
           <w:rFonts w:hint="eastAsia"/>
@@ -6013,17 +5885,17 @@
         </w:rPr>
         <w:t>事件处理与升级机制</w:t>
       </w:r>
-      <w:bookmarkEnd w:id="26"/>
-    </w:p>
-    <w:p>
-      <w:pPr>
-        <w:pStyle w:val="31"/>
+      <w:bookmarkEnd w:id="27"/>
+    </w:p>
+    <w:p>
+      <w:pPr>
+        <w:pStyle w:val="3"/>
         <w:bidi w:val="0"/>
         <w:rPr>
           <w:rFonts w:hint="eastAsia"/>
         </w:rPr>
       </w:pPr>
-      <w:bookmarkStart w:id="27" w:name="_Toc32335"/>
+      <w:bookmarkStart w:id="28" w:name="_Toc32335"/>
       <w:r>
         <w:rPr>
           <w:rFonts w:hint="eastAsia"/>
@@ -6037,11 +5909,11 @@
         </w:rPr>
         <w:t>分级处理流程</w:t>
       </w:r>
-      <w:bookmarkEnd w:id="27"/>
-    </w:p>
-    <w:p>
-      <w:pPr>
-        <w:pStyle w:val="29"/>
+      <w:bookmarkEnd w:id="28"/>
+    </w:p>
+    <w:p>
+      <w:pPr>
+        <w:pStyle w:val="a1"/>
         <w:rPr>
           <w:rFonts w:hint="eastAsia"/>
         </w:rPr>
@@ -6068,9 +5940,9 @@
     </w:p>
     <w:p>
       <w:pPr>
-        <w:pStyle w:val="29"/>
-        <w:rPr>
-          <w:rFonts w:hint="default" w:eastAsia="宋体"/>
+        <w:pStyle w:val="a1"/>
+        <w:rPr>
+          <w:rFonts w:eastAsia="宋体" w:hint="default"/>
           <w:lang w:val="en-US" w:eastAsia="zh-CN"/>
         </w:rPr>
       </w:pPr>
@@ -6084,13 +5956,13 @@
     </w:p>
     <w:p>
       <w:pPr>
-        <w:pStyle w:val="31"/>
+        <w:pStyle w:val="3"/>
         <w:bidi w:val="0"/>
         <w:rPr>
           <w:rFonts w:hint="eastAsia"/>
         </w:rPr>
       </w:pPr>
-      <w:bookmarkStart w:id="28" w:name="_Toc29364"/>
+      <w:bookmarkStart w:id="29" w:name="_Toc29364"/>
       <w:r>
         <w:rPr>
           <w:rFonts w:hint="eastAsia"/>
@@ -6098,11 +5970,11 @@
         </w:rPr>
         <w:t>升级触发条件</w:t>
       </w:r>
-      <w:bookmarkEnd w:id="28"/>
-    </w:p>
-    <w:p>
-      <w:pPr>
-        <w:pStyle w:val="29"/>
+      <w:bookmarkEnd w:id="29"/>
+    </w:p>
+    <w:p>
+      <w:pPr>
+        <w:pStyle w:val="a1"/>
         <w:rPr>
           <w:rFonts w:hint="eastAsia"/>
           <w:lang w:val="en-US" w:eastAsia="zh-CN"/>
@@ -6118,12 +5990,12 @@
     </w:p>
     <w:p>
       <w:pPr>
-        <w:pStyle w:val="29"/>
+        <w:pStyle w:val="a1"/>
         <w:numPr>
           <w:ilvl w:val="0"/>
           <w:numId w:val="3"/>
         </w:numPr>
-        <w:ind w:left="425" w:leftChars="0" w:hanging="425" w:firstLineChars="0"/>
+        <w:ind w:left="425" w:hanging="425" w:leftChars="0" w:firstLineChars="0"/>
         <w:rPr>
           <w:rFonts w:hint="default"/>
           <w:lang w:val="en-US" w:eastAsia="zh-CN"/>
@@ -6139,12 +6011,12 @@
     </w:p>
     <w:p>
       <w:pPr>
-        <w:pStyle w:val="29"/>
+        <w:pStyle w:val="a1"/>
         <w:numPr>
           <w:ilvl w:val="0"/>
           <w:numId w:val="3"/>
         </w:numPr>
-        <w:ind w:left="425" w:leftChars="0" w:hanging="425" w:firstLineChars="0"/>
+        <w:ind w:left="425" w:hanging="425" w:leftChars="0" w:firstLineChars="0"/>
         <w:rPr>
           <w:rFonts w:hint="default"/>
           <w:lang w:val="en-US" w:eastAsia="zh-CN"/>
@@ -6160,12 +6032,12 @@
     </w:p>
     <w:p>
       <w:pPr>
-        <w:pStyle w:val="29"/>
+        <w:pStyle w:val="a1"/>
         <w:numPr>
           <w:ilvl w:val="0"/>
           <w:numId w:val="3"/>
         </w:numPr>
-        <w:ind w:left="425" w:leftChars="0" w:hanging="425" w:firstLineChars="0"/>
+        <w:ind w:left="425" w:hanging="425" w:leftChars="0" w:firstLineChars="0"/>
         <w:rPr>
           <w:rFonts w:hint="default"/>
           <w:lang w:val="en-US" w:eastAsia="zh-CN"/>
@@ -6181,12 +6053,12 @@
     </w:p>
     <w:p>
       <w:pPr>
-        <w:pStyle w:val="29"/>
+        <w:pStyle w:val="a1"/>
         <w:numPr>
           <w:ilvl w:val="0"/>
           <w:numId w:val="3"/>
         </w:numPr>
-        <w:ind w:left="425" w:leftChars="0" w:hanging="425" w:firstLineChars="0"/>
+        <w:ind w:left="425" w:hanging="425" w:leftChars="0" w:firstLineChars="0"/>
         <w:rPr>
           <w:rFonts w:hint="default"/>
           <w:lang w:val="en-US" w:eastAsia="zh-CN"/>
@@ -6202,13 +6074,13 @@
     </w:p>
     <w:p>
       <w:pPr>
-        <w:pStyle w:val="30"/>
+        <w:pStyle w:val="2"/>
         <w:bidi w:val="0"/>
         <w:rPr>
           <w:rFonts w:hint="eastAsia"/>
         </w:rPr>
       </w:pPr>
-      <w:bookmarkStart w:id="29" w:name="_Toc10765"/>
+      <w:bookmarkStart w:id="30" w:name="_Toc10765"/>
       <w:r>
         <w:rPr>
           <w:rFonts w:hint="eastAsia"/>
@@ -6222,18 +6094,18 @@
         </w:rPr>
         <w:t>解决与关闭</w:t>
       </w:r>
-      <w:bookmarkEnd w:id="29"/>
-    </w:p>
-    <w:p>
-      <w:pPr>
-        <w:pStyle w:val="31"/>
+      <w:bookmarkEnd w:id="30"/>
+    </w:p>
+    <w:p>
+      <w:pPr>
+        <w:pStyle w:val="3"/>
         <w:bidi w:val="0"/>
         <w:rPr>
           <w:rFonts w:hint="default"/>
           <w:lang w:val="en-US"/>
         </w:rPr>
       </w:pPr>
-      <w:bookmarkStart w:id="30" w:name="_Toc150"/>
+      <w:bookmarkStart w:id="31" w:name="_Toc150"/>
       <w:r>
         <w:rPr>
           <w:rFonts w:hint="eastAsia"/>
@@ -6241,16 +6113,16 @@
         </w:rPr>
         <w:t>解决方案管理</w:t>
       </w:r>
-      <w:bookmarkEnd w:id="30"/>
-    </w:p>
-    <w:p>
-      <w:pPr>
-        <w:pStyle w:val="29"/>
+      <w:bookmarkEnd w:id="31"/>
+    </w:p>
+    <w:p>
+      <w:pPr>
+        <w:pStyle w:val="a1"/>
         <w:numPr>
           <w:ilvl w:val="0"/>
           <w:numId w:val="4"/>
         </w:numPr>
-        <w:ind w:left="425" w:leftChars="0" w:hanging="425" w:firstLineChars="0"/>
+        <w:ind w:left="425" w:hanging="425" w:leftChars="0" w:firstLineChars="0"/>
         <w:rPr>
           <w:rFonts w:hint="eastAsia"/>
         </w:rPr>
@@ -6264,12 +6136,12 @@
     </w:p>
     <w:p>
       <w:pPr>
-        <w:pStyle w:val="29"/>
+        <w:pStyle w:val="a1"/>
         <w:numPr>
           <w:ilvl w:val="0"/>
           <w:numId w:val="4"/>
         </w:numPr>
-        <w:ind w:left="425" w:leftChars="0" w:hanging="425" w:firstLineChars="0"/>
+        <w:ind w:left="425" w:hanging="425" w:leftChars="0" w:firstLineChars="0"/>
         <w:rPr>
           <w:rFonts w:hint="eastAsia"/>
         </w:rPr>
@@ -6283,12 +6155,12 @@
     </w:p>
     <w:p>
       <w:pPr>
-        <w:pStyle w:val="29"/>
+        <w:pStyle w:val="a1"/>
         <w:numPr>
           <w:ilvl w:val="0"/>
           <w:numId w:val="4"/>
         </w:numPr>
-        <w:ind w:left="425" w:leftChars="0" w:hanging="425" w:firstLineChars="0"/>
+        <w:ind w:left="425" w:hanging="425" w:leftChars="0" w:firstLineChars="0"/>
         <w:rPr>
           <w:rFonts w:hint="eastAsia"/>
         </w:rPr>
@@ -6302,24 +6174,24 @@
     </w:p>
     <w:p>
       <w:pPr>
-        <w:pStyle w:val="31"/>
+        <w:pStyle w:val="3"/>
         <w:bidi w:val="0"/>
         <w:rPr>
           <w:rFonts w:hint="eastAsia"/>
         </w:rPr>
       </w:pPr>
-      <w:bookmarkStart w:id="31" w:name="_Toc6315"/>
+      <w:bookmarkStart w:id="32" w:name="_Toc6315"/>
       <w:r>
         <w:rPr>
           <w:rFonts w:hint="eastAsia"/>
         </w:rPr>
         <w:t>事件关闭与归档</w:t>
       </w:r>
-      <w:bookmarkEnd w:id="31"/>
-    </w:p>
-    <w:p>
-      <w:pPr>
-        <w:pStyle w:val="29"/>
+      <w:bookmarkEnd w:id="32"/>
+    </w:p>
+    <w:p>
+      <w:pPr>
+        <w:pStyle w:val="a1"/>
         <w:rPr>
           <w:rFonts w:hint="eastAsia"/>
         </w:rPr>
@@ -6340,7 +6212,7 @@
     </w:p>
     <w:p>
       <w:pPr>
-        <w:pStyle w:val="29"/>
+        <w:pStyle w:val="a1"/>
         <w:rPr>
           <w:rFonts w:hint="eastAsia"/>
         </w:rPr>
@@ -6367,7 +6239,7 @@
     </w:p>
     <w:p>
       <w:pPr>
-        <w:pStyle w:val="29"/>
+        <w:pStyle w:val="a1"/>
         <w:rPr>
           <w:rFonts w:hint="eastAsia"/>
         </w:rPr>
@@ -6381,24 +6253,24 @@
     </w:p>
     <w:p>
       <w:pPr>
-        <w:pStyle w:val="30"/>
+        <w:pStyle w:val="2"/>
         <w:bidi w:val="0"/>
         <w:rPr>
           <w:rFonts w:hint="eastAsia"/>
         </w:rPr>
       </w:pPr>
-      <w:bookmarkStart w:id="32" w:name="_Toc2320"/>
+      <w:bookmarkStart w:id="33" w:name="_Toc2320"/>
       <w:r>
         <w:rPr>
           <w:rFonts w:hint="eastAsia"/>
         </w:rPr>
         <w:t>关键控制点与测量指标</w:t>
       </w:r>
-      <w:bookmarkEnd w:id="32"/>
-    </w:p>
-    <w:p>
-      <w:pPr>
-        <w:pStyle w:val="29"/>
+      <w:bookmarkEnd w:id="33"/>
+    </w:p>
+    <w:p>
+      <w:pPr>
+        <w:pStyle w:val="a1"/>
         <w:rPr>
           <w:rFonts w:hint="eastAsia"/>
         </w:rPr>
@@ -6425,11 +6297,11 @@
     </w:p>
     <w:p>
       <w:pPr>
-        <w:pStyle w:val="29"/>
-        <w:ind w:left="0" w:leftChars="0" w:right="0" w:rightChars="0" w:firstLine="0" w:firstLineChars="0"/>
+        <w:pStyle w:val="a1"/>
+        <w:ind w:left="0" w:right="0" w:firstLine="0" w:leftChars="0" w:rightChars="0" w:firstLineChars="0"/>
         <w:jc w:val="center"/>
         <w:rPr>
-          <w:rFonts w:hint="eastAsia" w:eastAsia="宋体"/>
+          <w:rFonts w:eastAsia="宋体" w:hint="eastAsia"/>
           <w:lang w:val="en-US" w:eastAsia="zh-CN"/>
         </w:rPr>
       </w:pPr>
@@ -6533,18 +6405,17 @@
     </w:p>
     <w:tbl>
       <w:tblPr>
-        <w:tblStyle w:val="21"/>
+        <w:tblStyle w:val="TableGrid"/>
         <w:tblW w:w="0" w:type="auto"/>
         <w:jc w:val="center"/>
         <w:tblBorders>
-          <w:top w:val="single" w:color="auto" w:sz="4" w:space="0"/>
-          <w:left w:val="single" w:color="auto" w:sz="4" w:space="0"/>
-          <w:bottom w:val="single" w:color="auto" w:sz="4" w:space="0"/>
-          <w:right w:val="single" w:color="auto" w:sz="4" w:space="0"/>
-          <w:insideH w:val="single" w:color="auto" w:sz="4" w:space="0"/>
-          <w:insideV w:val="single" w:color="auto" w:sz="4" w:space="0"/>
+          <w:top w:val="single" w:sz="4" w:space="0" w:color="auto"/>
+          <w:left w:val="single" w:sz="4" w:space="0" w:color="auto"/>
+          <w:bottom w:val="single" w:sz="4" w:space="0" w:color="auto"/>
+          <w:right w:val="single" w:sz="4" w:space="0" w:color="auto"/>
+          <w:insideH w:val="single" w:sz="4" w:space="0" w:color="auto"/>
+          <w:insideV w:val="single" w:sz="4" w:space="0" w:color="auto"/>
         </w:tblBorders>
-        <w:tblLayout w:type="autofit"/>
         <w:tblCellMar>
           <w:top w:w="0" w:type="dxa"/>
           <w:left w:w="108" w:type="dxa"/>
@@ -6561,13 +6432,15 @@
       </w:tblGrid>
       <w:tr>
         <w:tblPrEx>
+          <w:tblW w:w="0" w:type="auto"/>
+          <w:jc w:val="center"/>
           <w:tblBorders>
-            <w:top w:val="single" w:color="auto" w:sz="4" w:space="0"/>
-            <w:left w:val="single" w:color="auto" w:sz="4" w:space="0"/>
-            <w:bottom w:val="single" w:color="auto" w:sz="4" w:space="0"/>
-            <w:right w:val="single" w:color="auto" w:sz="4" w:space="0"/>
-            <w:insideH w:val="single" w:color="auto" w:sz="4" w:space="0"/>
-            <w:insideV w:val="single" w:color="auto" w:sz="4" w:space="0"/>
+            <w:top w:val="single" w:sz="4" w:space="0" w:color="auto"/>
+            <w:left w:val="single" w:sz="4" w:space="0" w:color="auto"/>
+            <w:bottom w:val="single" w:sz="4" w:space="0" w:color="auto"/>
+            <w:right w:val="single" w:sz="4" w:space="0" w:color="auto"/>
+            <w:insideH w:val="single" w:sz="4" w:space="0" w:color="auto"/>
+            <w:insideV w:val="single" w:sz="4" w:space="0" w:color="auto"/>
           </w:tblBorders>
           <w:tblCellMar>
             <w:top w:w="0" w:type="dxa"/>
@@ -6598,7 +6471,7 @@
               <w:bidi w:val="0"/>
               <w:adjustRightInd w:val="0"/>
               <w:snapToGrid w:val="0"/>
-              <w:ind w:left="0" w:leftChars="0" w:right="0" w:rightChars="0" w:firstLine="0" w:firstLineChars="0"/>
+              <w:ind w:left="0" w:right="0" w:firstLine="0" w:leftChars="0" w:rightChars="0" w:firstLineChars="0"/>
               <w:jc w:val="center"/>
               <w:textAlignment w:val="baseline"/>
               <w:rPr>
@@ -6638,7 +6511,7 @@
               <w:bidi w:val="0"/>
               <w:adjustRightInd w:val="0"/>
               <w:snapToGrid w:val="0"/>
-              <w:ind w:left="0" w:leftChars="0" w:right="0" w:rightChars="0" w:firstLine="0" w:firstLineChars="0"/>
+              <w:ind w:left="0" w:right="0" w:firstLine="0" w:leftChars="0" w:rightChars="0" w:firstLineChars="0"/>
               <w:jc w:val="center"/>
               <w:textAlignment w:val="baseline"/>
               <w:rPr>
@@ -6678,7 +6551,7 @@
               <w:bidi w:val="0"/>
               <w:adjustRightInd w:val="0"/>
               <w:snapToGrid w:val="0"/>
-              <w:ind w:left="0" w:leftChars="0" w:right="0" w:rightChars="0" w:firstLine="0" w:firstLineChars="0"/>
+              <w:ind w:left="0" w:right="0" w:firstLine="0" w:leftChars="0" w:rightChars="0" w:firstLineChars="0"/>
               <w:jc w:val="center"/>
               <w:textAlignment w:val="baseline"/>
               <w:rPr>
@@ -6718,7 +6591,7 @@
               <w:bidi w:val="0"/>
               <w:adjustRightInd w:val="0"/>
               <w:snapToGrid w:val="0"/>
-              <w:ind w:left="0" w:leftChars="0" w:right="0" w:rightChars="0" w:firstLine="0" w:firstLineChars="0"/>
+              <w:ind w:left="0" w:right="0" w:firstLine="0" w:leftChars="0" w:rightChars="0" w:firstLineChars="0"/>
               <w:jc w:val="center"/>
               <w:textAlignment w:val="baseline"/>
               <w:rPr>
@@ -6758,7 +6631,7 @@
               <w:bidi w:val="0"/>
               <w:adjustRightInd w:val="0"/>
               <w:snapToGrid w:val="0"/>
-              <w:ind w:left="0" w:leftChars="0" w:right="0" w:rightChars="0" w:firstLine="0" w:firstLineChars="0"/>
+              <w:ind w:left="0" w:right="0" w:firstLine="0" w:leftChars="0" w:rightChars="0" w:firstLineChars="0"/>
               <w:jc w:val="center"/>
               <w:textAlignment w:val="baseline"/>
               <w:rPr>
@@ -6782,14 +6655,8 @@
       </w:tr>
       <w:tr>
         <w:tblPrEx>
-          <w:tblBorders>
-            <w:top w:val="single" w:color="auto" w:sz="4" w:space="0"/>
-            <w:left w:val="single" w:color="auto" w:sz="4" w:space="0"/>
-            <w:bottom w:val="single" w:color="auto" w:sz="4" w:space="0"/>
-            <w:right w:val="single" w:color="auto" w:sz="4" w:space="0"/>
-            <w:insideH w:val="single" w:color="auto" w:sz="4" w:space="0"/>
-            <w:insideV w:val="single" w:color="auto" w:sz="4" w:space="0"/>
-          </w:tblBorders>
+          <w:tblW w:w="0" w:type="auto"/>
+          <w:jc w:val="center"/>
           <w:tblCellMar>
             <w:top w:w="0" w:type="dxa"/>
             <w:left w:w="108" w:type="dxa"/>
@@ -6806,7 +6673,7 @@
           </w:tcPr>
           <w:p>
             <w:pPr>
-              <w:pStyle w:val="29"/>
+              <w:pStyle w:val="a1"/>
               <w:keepNext w:val="0"/>
               <w:keepLines w:val="0"/>
               <w:pageBreakBefore w:val="0"/>
@@ -6820,7 +6687,7 @@
               <w:bidi w:val="0"/>
               <w:adjustRightInd w:val="0"/>
               <w:snapToGrid w:val="0"/>
-              <w:ind w:left="0" w:leftChars="0" w:right="0" w:rightChars="0" w:firstLine="0" w:firstLineChars="0"/>
+              <w:ind w:left="0" w:right="0" w:firstLine="0" w:leftChars="0" w:rightChars="0" w:firstLineChars="0"/>
               <w:jc w:val="center"/>
               <w:textAlignment w:val="baseline"/>
               <w:rPr>
@@ -6849,7 +6716,7 @@
           </w:tcPr>
           <w:p>
             <w:pPr>
-              <w:pStyle w:val="29"/>
+              <w:pStyle w:val="a1"/>
               <w:keepNext w:val="0"/>
               <w:keepLines w:val="0"/>
               <w:pageBreakBefore w:val="0"/>
@@ -6863,7 +6730,7 @@
               <w:bidi w:val="0"/>
               <w:adjustRightInd w:val="0"/>
               <w:snapToGrid w:val="0"/>
-              <w:ind w:left="0" w:leftChars="0" w:right="0" w:rightChars="0" w:firstLine="0" w:firstLineChars="0"/>
+              <w:ind w:left="0" w:right="0" w:firstLine="0" w:leftChars="0" w:rightChars="0" w:firstLineChars="0"/>
               <w:jc w:val="center"/>
               <w:textAlignment w:val="baseline"/>
               <w:rPr>
@@ -6888,9 +6755,9 @@
           </w:tcPr>
           <w:p>
             <w:pPr>
-              <w:pStyle w:val="29"/>
+              <w:pStyle w:val="a1"/>
               <w:widowControl w:val="0"/>
-              <w:ind w:left="0" w:leftChars="0" w:firstLine="0" w:firstLineChars="0"/>
+              <w:ind w:left="0" w:firstLine="0" w:leftChars="0" w:firstLineChars="0"/>
               <w:jc w:val="left"/>
               <w:rPr>
                 <w:rFonts w:hint="default"/>
@@ -6914,7 +6781,7 @@
           </w:tcPr>
           <w:p>
             <w:pPr>
-              <w:pStyle w:val="29"/>
+              <w:pStyle w:val="a1"/>
               <w:keepNext w:val="0"/>
               <w:keepLines w:val="0"/>
               <w:pageBreakBefore w:val="0"/>
@@ -6928,7 +6795,7 @@
               <w:bidi w:val="0"/>
               <w:adjustRightInd w:val="0"/>
               <w:snapToGrid w:val="0"/>
-              <w:ind w:left="0" w:leftChars="0" w:right="0" w:rightChars="0" w:firstLine="0" w:firstLineChars="0"/>
+              <w:ind w:left="0" w:right="0" w:firstLine="0" w:leftChars="0" w:rightChars="0" w:firstLineChars="0"/>
               <w:jc w:val="center"/>
               <w:textAlignment w:val="baseline"/>
               <w:rPr>
@@ -6957,7 +6824,7 @@
           </w:tcPr>
           <w:p>
             <w:pPr>
-              <w:pStyle w:val="29"/>
+              <w:pStyle w:val="a1"/>
               <w:keepNext w:val="0"/>
               <w:keepLines w:val="0"/>
               <w:pageBreakBefore w:val="0"/>
@@ -6971,7 +6838,7 @@
               <w:bidi w:val="0"/>
               <w:adjustRightInd w:val="0"/>
               <w:snapToGrid w:val="0"/>
-              <w:ind w:left="0" w:leftChars="0" w:right="0" w:rightChars="0" w:firstLine="0" w:firstLineChars="0"/>
+              <w:ind w:left="0" w:right="0" w:firstLine="0" w:leftChars="0" w:rightChars="0" w:firstLineChars="0"/>
               <w:jc w:val="center"/>
               <w:textAlignment w:val="baseline"/>
               <w:rPr>
@@ -6984,7 +6851,7 @@
             </w:pPr>
             <w:r>
               <w:rPr>
-                <w:rFonts w:hint="eastAsia" w:ascii="微软雅黑" w:hAnsi="微软雅黑" w:eastAsia="微软雅黑" w:cs="微软雅黑"/>
+                <w:rFonts w:ascii="微软雅黑" w:eastAsia="微软雅黑" w:hAnsi="微软雅黑" w:cs="微软雅黑" w:hint="eastAsia"/>
                 <w:sz w:val="21"/>
                 <w:szCs w:val="21"/>
                 <w:vertAlign w:val="baseline"/>
@@ -6997,14 +6864,8 @@
       </w:tr>
       <w:tr>
         <w:tblPrEx>
-          <w:tblBorders>
-            <w:top w:val="single" w:color="auto" w:sz="4" w:space="0"/>
-            <w:left w:val="single" w:color="auto" w:sz="4" w:space="0"/>
-            <w:bottom w:val="single" w:color="auto" w:sz="4" w:space="0"/>
-            <w:right w:val="single" w:color="auto" w:sz="4" w:space="0"/>
-            <w:insideH w:val="single" w:color="auto" w:sz="4" w:space="0"/>
-            <w:insideV w:val="single" w:color="auto" w:sz="4" w:space="0"/>
-          </w:tblBorders>
+          <w:tblW w:w="0" w:type="auto"/>
+          <w:jc w:val="center"/>
           <w:tblCellMar>
             <w:top w:w="0" w:type="dxa"/>
             <w:left w:w="108" w:type="dxa"/>
@@ -7021,7 +6882,7 @@
           </w:tcPr>
           <w:p>
             <w:pPr>
-              <w:pStyle w:val="29"/>
+              <w:pStyle w:val="a1"/>
               <w:keepNext w:val="0"/>
               <w:keepLines w:val="0"/>
               <w:pageBreakBefore w:val="0"/>
@@ -7035,7 +6896,7 @@
               <w:bidi w:val="0"/>
               <w:adjustRightInd w:val="0"/>
               <w:snapToGrid w:val="0"/>
-              <w:ind w:left="0" w:leftChars="0" w:right="0" w:rightChars="0" w:firstLine="0" w:firstLineChars="0"/>
+              <w:ind w:left="0" w:right="0" w:firstLine="0" w:leftChars="0" w:rightChars="0" w:firstLineChars="0"/>
               <w:jc w:val="center"/>
               <w:textAlignment w:val="baseline"/>
               <w:rPr>
@@ -7064,7 +6925,7 @@
           </w:tcPr>
           <w:p>
             <w:pPr>
-              <w:pStyle w:val="29"/>
+              <w:pStyle w:val="a1"/>
               <w:keepNext w:val="0"/>
               <w:keepLines w:val="0"/>
               <w:pageBreakBefore w:val="0"/>
@@ -7078,7 +6939,7 @@
               <w:bidi w:val="0"/>
               <w:adjustRightInd w:val="0"/>
               <w:snapToGrid w:val="0"/>
-              <w:ind w:left="0" w:leftChars="0" w:right="0" w:rightChars="0" w:firstLine="0" w:firstLineChars="0"/>
+              <w:ind w:left="0" w:right="0" w:firstLine="0" w:leftChars="0" w:rightChars="0" w:firstLineChars="0"/>
               <w:jc w:val="center"/>
               <w:textAlignment w:val="baseline"/>
               <w:rPr>
@@ -7099,7 +6960,7 @@
           </w:tcPr>
           <w:p>
             <w:pPr>
-              <w:pStyle w:val="29"/>
+              <w:pStyle w:val="a1"/>
               <w:keepNext w:val="0"/>
               <w:keepLines w:val="0"/>
               <w:pageBreakBefore w:val="0"/>
@@ -7113,7 +6974,7 @@
               <w:bidi w:val="0"/>
               <w:adjustRightInd w:val="0"/>
               <w:snapToGrid w:val="0"/>
-              <w:ind w:left="0" w:leftChars="0" w:right="0" w:rightChars="0" w:firstLine="0" w:firstLineChars="0"/>
+              <w:ind w:left="0" w:right="0" w:firstLine="0" w:leftChars="0" w:rightChars="0" w:firstLineChars="0"/>
               <w:jc w:val="center"/>
               <w:textAlignment w:val="baseline"/>
               <w:rPr>
@@ -7135,7 +6996,7 @@
           </w:tcPr>
           <w:p>
             <w:pPr>
-              <w:pStyle w:val="29"/>
+              <w:pStyle w:val="a1"/>
               <w:keepNext w:val="0"/>
               <w:keepLines w:val="0"/>
               <w:pageBreakBefore w:val="0"/>
@@ -7149,11 +7010,11 @@
               <w:bidi w:val="0"/>
               <w:adjustRightInd w:val="0"/>
               <w:snapToGrid w:val="0"/>
-              <w:ind w:left="0" w:leftChars="0" w:right="0" w:rightChars="0" w:firstLine="0" w:firstLineChars="0"/>
+              <w:ind w:left="0" w:right="0" w:firstLine="0" w:leftChars="0" w:rightChars="0" w:firstLineChars="0"/>
               <w:jc w:val="center"/>
               <w:textAlignment w:val="baseline"/>
               <w:rPr>
-                <w:rFonts w:hint="eastAsia" w:ascii="Arial" w:hAnsi="Arial" w:eastAsia="宋体" w:cs="Arial"/>
+                <w:rFonts w:ascii="Arial" w:eastAsia="宋体" w:hAnsi="Arial" w:cs="Arial" w:hint="eastAsia"/>
                 <w:snapToGrid w:val="0"/>
                 <w:color w:val="000000"/>
                 <w:kern w:val="0"/>
@@ -7182,7 +7043,7 @@
           </w:tcPr>
           <w:p>
             <w:pPr>
-              <w:pStyle w:val="29"/>
+              <w:pStyle w:val="a1"/>
               <w:keepNext w:val="0"/>
               <w:keepLines w:val="0"/>
               <w:pageBreakBefore w:val="0"/>
@@ -7196,11 +7057,11 @@
               <w:bidi w:val="0"/>
               <w:adjustRightInd w:val="0"/>
               <w:snapToGrid w:val="0"/>
-              <w:ind w:left="0" w:leftChars="0" w:right="0" w:rightChars="0" w:firstLine="0" w:firstLineChars="0"/>
+              <w:ind w:left="0" w:right="0" w:firstLine="0" w:leftChars="0" w:rightChars="0" w:firstLineChars="0"/>
               <w:jc w:val="center"/>
               <w:textAlignment w:val="baseline"/>
               <w:rPr>
-                <w:rFonts w:hint="eastAsia" w:ascii="Arial" w:hAnsi="Arial" w:eastAsia="宋体" w:cs="Arial"/>
+                <w:rFonts w:ascii="Arial" w:eastAsia="宋体" w:hAnsi="Arial" w:cs="Arial" w:hint="eastAsia"/>
                 <w:snapToGrid w:val="0"/>
                 <w:color w:val="000000"/>
                 <w:kern w:val="0"/>
@@ -7212,7 +7073,7 @@
             </w:pPr>
             <w:r>
               <w:rPr>
-                <w:rFonts w:hint="eastAsia" w:ascii="微软雅黑" w:hAnsi="微软雅黑" w:eastAsia="微软雅黑" w:cs="微软雅黑"/>
+                <w:rFonts w:ascii="微软雅黑" w:eastAsia="微软雅黑" w:hAnsi="微软雅黑" w:cs="微软雅黑" w:hint="eastAsia"/>
                 <w:sz w:val="21"/>
                 <w:szCs w:val="21"/>
                 <w:vertAlign w:val="baseline"/>
@@ -7226,15 +7087,15 @@
     </w:tbl>
     <w:p>
       <w:pPr>
-        <w:pStyle w:val="29"/>
-        <w:rPr>
-          <w:rFonts w:hint="eastAsia"/>
-        </w:rPr>
-      </w:pPr>
-    </w:p>
-    <w:p>
-      <w:pPr>
-        <w:pStyle w:val="28"/>
+        <w:pStyle w:val="a1"/>
+        <w:rPr>
+          <w:rFonts w:hint="eastAsia"/>
+        </w:rPr>
+      </w:pPr>
+    </w:p>
+    <w:p>
+      <w:pPr>
+        <w:pStyle w:val="1"/>
         <w:keepNext w:val="0"/>
         <w:keepLines w:val="0"/>
         <w:pageBreakBefore w:val="0"/>
@@ -7249,25 +7110,25 @@
         <w:snapToGrid w:val="0"/>
         <w:textAlignment w:val="baseline"/>
         <w:rPr>
-          <w:rStyle w:val="38"/>
-          <w:rFonts w:hint="default" w:eastAsia="宋体"/>
-          <w:lang w:val="en-US" w:eastAsia="zh-CN"/>
-        </w:rPr>
-      </w:pPr>
-      <w:bookmarkStart w:id="33" w:name="bookmark3"/>
-      <w:bookmarkEnd w:id="33"/>
-      <w:bookmarkStart w:id="34" w:name="_Toc17424"/>
-      <w:bookmarkStart w:id="35" w:name="_Toc10985"/>
-      <w:r>
-        <w:rPr>
-          <w:rStyle w:val="38"/>
-          <w:rFonts w:hint="eastAsia" w:eastAsia="宋体"/>
+          <w:rStyle w:val="1Char"/>
+          <w:rFonts w:eastAsia="宋体" w:hint="default"/>
+          <w:lang w:val="en-US" w:eastAsia="zh-CN"/>
+        </w:rPr>
+      </w:pPr>
+      <w:bookmarkStart w:id="34" w:name="bookmark3"/>
+      <w:bookmarkEnd w:id="34"/>
+      <w:bookmarkStart w:id="35" w:name="_Toc17424"/>
+      <w:bookmarkStart w:id="36" w:name="_Toc10985"/>
+      <w:r>
+        <w:rPr>
+          <w:rStyle w:val="1Char"/>
+          <w:rFonts w:eastAsia="宋体" w:hint="eastAsia"/>
           <w:lang w:val="en-US" w:eastAsia="zh-CN"/>
         </w:rPr>
         <w:t>附则</w:t>
       </w:r>
-      <w:bookmarkEnd w:id="34"/>
       <w:bookmarkEnd w:id="35"/>
+      <w:bookmarkEnd w:id="36"/>
     </w:p>
     <w:p>
       <w:pPr>
@@ -7289,39 +7150,22 @@
         <w:adjustRightInd w:val="0"/>
         <w:snapToGrid w:val="0"/>
         <w:spacing w:line="360" w:lineRule="auto"/>
-        <w:ind w:left="425" w:leftChars="0" w:hanging="425" w:firstLineChars="0"/>
+        <w:ind w:left="425" w:hanging="425" w:leftChars="0" w:firstLineChars="0"/>
         <w:textAlignment w:val="baseline"/>
         <w:rPr>
-          <w:rFonts w:ascii="宋体" w:hAnsi="宋体" w:eastAsia="宋体" w:cs="宋体"/>
+          <w:rFonts w:ascii="宋体" w:eastAsia="宋体" w:hAnsi="宋体" w:cs="宋体"/>
           <w:sz w:val="24"/>
           <w:szCs w:val="24"/>
         </w:rPr>
       </w:pPr>
       <w:r>
         <w:rPr>
-          <w:rFonts w:ascii="宋体" w:hAnsi="宋体" w:eastAsia="宋体" w:cs="宋体"/>
+          <w:rFonts w:ascii="宋体" w:eastAsia="宋体" w:hAnsi="宋体" w:cs="宋体"/>
           <w:spacing w:val="-1"/>
           <w:sz w:val="24"/>
           <w:szCs w:val="24"/>
         </w:rPr>
         <w:t>本制度最终解释权和修订权归人力部。</w:t>
-      </w:r>
-      <w:r>
-        <w:rPr>
-          <w:rFonts w:hint="eastAsia" w:ascii="宋体" w:hAnsi="宋体" w:eastAsia="宋体" w:cs="宋体"/>
-          <w:spacing w:val="-1"/>
-          <w:sz w:val="24"/>
-          <w:szCs w:val="24"/>
-          <w:lang w:val="en-US" w:eastAsia="zh-CN"/>
-        </w:rPr>
-      </w:r>
-      <w:r>
-        <w:rPr>
-          <w:rFonts w:ascii="宋体" w:hAnsi="宋体" w:eastAsia="宋体" w:cs="宋体"/>
-          <w:spacing w:val="-1"/>
-          <w:sz w:val="24"/>
-          <w:szCs w:val="24"/>
-        </w:rPr>
       </w:r>
     </w:p>
     <w:p>
@@ -7344,7 +7188,7 @@
         <w:adjustRightInd w:val="0"/>
         <w:snapToGrid w:val="0"/>
         <w:spacing w:line="360" w:lineRule="auto"/>
-        <w:ind w:left="425" w:leftChars="0" w:hanging="425" w:firstLineChars="0"/>
+        <w:ind w:left="425" w:hanging="425" w:leftChars="0" w:firstLineChars="0"/>
         <w:textAlignment w:val="baseline"/>
         <w:rPr>
           <w:rFonts w:hint="default"/>
@@ -7353,7 +7197,7 @@
       </w:pPr>
       <w:r>
         <w:rPr>
-          <w:rFonts w:ascii="宋体" w:hAnsi="宋体" w:eastAsia="宋体" w:cs="宋体"/>
+          <w:rFonts w:ascii="宋体" w:eastAsia="宋体" w:hAnsi="宋体" w:cs="宋体"/>
           <w:spacing w:val="-2"/>
           <w:sz w:val="24"/>
           <w:szCs w:val="24"/>
@@ -7363,16 +7207,16 @@
     </w:p>
     <w:p>
       <w:pPr>
-        <w:pStyle w:val="28"/>
+        <w:pStyle w:val="1"/>
         <w:bidi w:val="0"/>
         <w:rPr>
           <w:rFonts w:hint="eastAsia"/>
           <w:lang w:val="en-US" w:eastAsia="zh-CN"/>
         </w:rPr>
       </w:pPr>
-      <w:bookmarkStart w:id="36" w:name="bookmark14"/>
-      <w:bookmarkEnd w:id="36"/>
-      <w:bookmarkStart w:id="37" w:name="_Toc21876"/>
+      <w:bookmarkStart w:id="37" w:name="bookmark14"/>
+      <w:bookmarkEnd w:id="37"/>
+      <w:bookmarkStart w:id="38" w:name="_Toc21876"/>
       <w:r>
         <w:rPr>
           <w:rFonts w:hint="eastAsia"/>
@@ -7380,16 +7224,16 @@
         </w:rPr>
         <w:t>附件</w:t>
       </w:r>
-      <w:bookmarkEnd w:id="37"/>
-    </w:p>
-    <w:p>
-      <w:pPr>
-        <w:pStyle w:val="29"/>
+      <w:bookmarkEnd w:id="38"/>
+    </w:p>
+    <w:p>
+      <w:pPr>
+        <w:pStyle w:val="a1"/>
         <w:numPr>
           <w:ilvl w:val="0"/>
           <w:numId w:val="6"/>
         </w:numPr>
-        <w:ind w:left="425" w:leftChars="0" w:hanging="425" w:firstLineChars="0"/>
+        <w:ind w:left="425" w:hanging="425" w:leftChars="0" w:firstLineChars="0"/>
         <w:rPr>
           <w:rFonts w:hint="eastAsia"/>
           <w:lang w:val="en-US" w:eastAsia="zh-CN"/>
@@ -7405,12 +7249,12 @@
     </w:p>
     <w:p>
       <w:pPr>
-        <w:pStyle w:val="29"/>
+        <w:pStyle w:val="a1"/>
         <w:numPr>
           <w:ilvl w:val="0"/>
           <w:numId w:val="6"/>
         </w:numPr>
-        <w:ind w:left="425" w:leftChars="0" w:hanging="425" w:firstLineChars="0"/>
+        <w:ind w:left="425" w:hanging="425" w:leftChars="0" w:firstLineChars="0"/>
         <w:rPr>
           <w:rFonts w:hint="eastAsia"/>
           <w:lang w:val="en-US" w:eastAsia="zh-CN"/>
@@ -7426,14 +7270,14 @@
     </w:p>
     <w:p>
       <w:pPr>
-        <w:pStyle w:val="28"/>
+        <w:pStyle w:val="1"/>
         <w:bidi w:val="0"/>
         <w:rPr>
           <w:rFonts w:hint="eastAsia"/>
           <w:lang w:val="en-US" w:eastAsia="zh-CN"/>
         </w:rPr>
       </w:pPr>
-      <w:bookmarkStart w:id="38" w:name="_Toc10751"/>
+      <w:bookmarkStart w:id="39" w:name="_Toc10751"/>
       <w:r>
         <w:rPr>
           <w:rFonts w:hint="eastAsia"/>
@@ -7441,16 +7285,16 @@
         </w:rPr>
         <w:t>记录</w:t>
       </w:r>
-      <w:bookmarkEnd w:id="38"/>
-    </w:p>
-    <w:p>
-      <w:pPr>
-        <w:pStyle w:val="29"/>
+      <w:bookmarkEnd w:id="39"/>
+    </w:p>
+    <w:p>
+      <w:pPr>
+        <w:pStyle w:val="a1"/>
         <w:numPr>
           <w:ilvl w:val="0"/>
           <w:numId w:val="7"/>
         </w:numPr>
-        <w:ind w:left="425" w:leftChars="0" w:hanging="425" w:firstLineChars="0"/>
+        <w:ind w:left="425" w:hanging="425" w:leftChars="0" w:firstLineChars="0"/>
         <w:rPr>
           <w:rFonts w:hint="eastAsia"/>
           <w:lang w:val="en-US" w:eastAsia="zh-CN"/>
@@ -7466,12 +7310,12 @@
     </w:p>
     <w:p>
       <w:pPr>
-        <w:pStyle w:val="29"/>
+        <w:pStyle w:val="a1"/>
         <w:numPr>
           <w:ilvl w:val="0"/>
           <w:numId w:val="7"/>
         </w:numPr>
-        <w:ind w:left="425" w:leftChars="0" w:hanging="425" w:firstLineChars="0"/>
+        <w:ind w:left="425" w:hanging="425" w:leftChars="0" w:firstLineChars="0"/>
         <w:rPr>
           <w:rFonts w:hint="eastAsia"/>
           <w:lang w:val="en-US" w:eastAsia="zh-CN"/>
@@ -7487,12 +7331,12 @@
     </w:p>
     <w:p>
       <w:pPr>
-        <w:pStyle w:val="29"/>
+        <w:pStyle w:val="a1"/>
         <w:numPr>
           <w:ilvl w:val="0"/>
           <w:numId w:val="7"/>
         </w:numPr>
-        <w:ind w:left="425" w:leftChars="0" w:hanging="425" w:firstLineChars="0"/>
+        <w:ind w:left="425" w:hanging="425" w:leftChars="0" w:firstLineChars="0"/>
         <w:rPr>
           <w:rFonts w:hint="eastAsia"/>
           <w:lang w:val="en-US" w:eastAsia="zh-CN"/>
@@ -7507,108 +7351,52 @@
       </w:r>
     </w:p>
     <w:sectPr>
-      <w:headerReference r:id="rId5" w:type="default"/>
-      <w:footerReference w:type="default" r:id="rId11"/>
-      <w:headerReference w:type="first" r:id="rId12"/>
-      <w:footerReference w:type="first" r:id="rId13"/>
-      <w:headerReference w:type="even" r:id="rId14"/>
-      <w:footerReference w:type="even" r:id="rId15"/>
+      <w:headerReference w:type="even" r:id="rId6"/>
+      <w:headerReference w:type="default" r:id="rId7"/>
+      <w:footerReference w:type="even" r:id="rId8"/>
+      <w:footerReference w:type="default" r:id="rId9"/>
+      <w:headerReference w:type="first" r:id="rId10"/>
+      <w:footerReference w:type="first" r:id="rId11"/>
       <w:pgSz w:w="11906" w:h="16838"/>
       <w:pgMar w:top="1417" w:right="1800" w:bottom="1440" w:left="1800" w:header="1140" w:footer="992" w:gutter="0"/>
-      <w:cols w:space="425" w:num="1"/>
+      <w:cols w:num="1" w:space="425"/>
       <w:docGrid w:type="lines" w:linePitch="312" w:charSpace="0"/>
     </w:sectPr>
   </w:body>
 </w:document>
 </file>
 
-<file path=word/endnotes.xml><?xml version="1.0" encoding="utf-8"?>
-<w:endnotes xmlns:wpc="http://schemas.microsoft.com/office/word/2010/wordprocessingCanvas" xmlns:mc="http://schemas.openxmlformats.org/markup-compatibility/2006" xmlns:o="urn:schemas-microsoft-com:office:office" xmlns:r="http://schemas.openxmlformats.org/officeDocument/2006/relationships" xmlns:m="http://schemas.openxmlformats.org/officeDocument/2006/math" xmlns:v="urn:schemas-microsoft-com:vml" xmlns:wp14="http://schemas.microsoft.com/office/word/2010/wordprocessingDrawing" xmlns:wp="http://schemas.openxmlformats.org/drawingml/2006/wordprocessingDrawing" xmlns:w="http://schemas.openxmlformats.org/wordprocessingml/2006/main" xmlns:w14="http://schemas.microsoft.com/office/word/2010/wordml" xmlns:w15="http://schemas.microsoft.com/office/word/2012/wordml" xmlns:w10="urn:schemas-microsoft-com:office:word" xmlns:wpg="http://schemas.microsoft.com/office/word/2010/wordprocessingGroup" xmlns:wpi="http://schemas.microsoft.com/office/word/2010/wordprocessingInk" xmlns:wne="http://schemas.microsoft.com/office/word/2006/wordml" xmlns:wps="http://schemas.microsoft.com/office/word/2010/wordprocessingShape" xmlns:wpsCustomData="http://www.wps.cn/officeDocument/2013/wpsCustomData" mc:Ignorable="w14 w15 wp14">
-  <w:endnote w:type="separator" w:id="0">
-    <w:p>
-      <w:pPr>
-        <w:spacing w:line="240" w:lineRule="auto"/>
-      </w:pPr>
-      <w:r>
-        <w:separator/>
-      </w:r>
-    </w:p>
-  </w:endnote>
-  <w:endnote w:type="continuationSeparator" w:id="1">
-    <w:p>
-      <w:pPr>
-        <w:spacing w:line="240" w:lineRule="auto"/>
-      </w:pPr>
-      <w:r>
-        <w:continuationSeparator/>
-      </w:r>
-    </w:p>
-  </w:endnote>
-</w:endnotes>
-</file>
-
 <file path=word/footer1.xml><?xml version="1.0" encoding="utf-8"?>
-<w:ftr xmlns:m="http://schemas.openxmlformats.org/officeDocument/2006/math" xmlns:mc="http://schemas.openxmlformats.org/markup-compatibility/2006" xmlns:mo="http://schemas.microsoft.com/office/mac/office/2008/main" xmlns:mv="urn:schemas-microsoft-com:mac:vml" xmlns:o="urn:schemas-microsoft-com:office:office" xmlns:r="http://schemas.openxmlformats.org/officeDocument/2006/relationships" xmlns:v="urn:schemas-microsoft-com:vml" xmlns:w10="urn:schemas-microsoft-com:office:word" xmlns:w14="http://schemas.microsoft.com/office/word/2010/wordml" xmlns:w="http://schemas.openxmlformats.org/wordprocessingml/2006/main" xmlns:wne="http://schemas.microsoft.com/office/word/2006/wordml" xmlns:wp14="http://schemas.microsoft.com/office/word/2010/wordprocessingDrawing" xmlns:wp="http://schemas.openxmlformats.org/drawingml/2006/wordprocessingDrawing" xmlns:wpc="http://schemas.microsoft.com/office/word/2010/wordprocessingCanvas" xmlns:wpg="http://schemas.microsoft.com/office/word/2010/wordprocessingGroup" xmlns:wpi="http://schemas.microsoft.com/office/word/2010/wordprocessingInk" xmlns:wps="http://schemas.microsoft.com/office/word/2010/wordprocessingShape" mc:Ignorable="w14 wp14">
-  <w:p>
-    <w:pPr>
-      <w:pStyle w:val="Footer"/>
-    </w:pPr>
-  </w:p>
+<w:ftr xmlns:wpc="http://schemas.microsoft.com/office/word/2010/wordprocessingCanvas" xmlns:mc="http://schemas.openxmlformats.org/markup-compatibility/2006" xmlns:o="urn:schemas-microsoft-com:office:office" xmlns:r="http://schemas.openxmlformats.org/officeDocument/2006/relationships" xmlns:m="http://schemas.openxmlformats.org/officeDocument/2006/math" xmlns:v="urn:schemas-microsoft-com:vml" xmlns:wp14="http://schemas.microsoft.com/office/word/2010/wordprocessingDrawing" xmlns:wp="http://schemas.openxmlformats.org/drawingml/2006/wordprocessingDrawing" xmlns:w10="urn:schemas-microsoft-com:office:word" xmlns:w="http://schemas.openxmlformats.org/wordprocessingml/2006/main" xmlns:w14="http://schemas.microsoft.com/office/word/2010/wordml" xmlns:w15="http://schemas.microsoft.com/office/word/2012/wordml" xmlns:wne="http://schemas.microsoft.com/office/word/2006/wordml" xmlns:wpg="http://schemas.microsoft.com/office/word/2010/wordprocessingGroup" xmlns:wpi="http://schemas.microsoft.com/office/word/2010/wordprocessingInk" xmlns:wps="http://schemas.microsoft.com/office/word/2010/wordprocessingShape" mc:Ignorable="w14 w15 wp14">
+  <w:p/>
 </w:ftr>
 </file>
 
 <file path=word/footer2.xml><?xml version="1.0" encoding="utf-8"?>
-<w:ftr xmlns:m="http://schemas.openxmlformats.org/officeDocument/2006/math" xmlns:mc="http://schemas.openxmlformats.org/markup-compatibility/2006" xmlns:mo="http://schemas.microsoft.com/office/mac/office/2008/main" xmlns:mv="urn:schemas-microsoft-com:mac:vml" xmlns:o="urn:schemas-microsoft-com:office:office" xmlns:r="http://schemas.openxmlformats.org/officeDocument/2006/relationships" xmlns:v="urn:schemas-microsoft-com:vml" xmlns:w10="urn:schemas-microsoft-com:office:word" xmlns:w14="http://schemas.microsoft.com/office/word/2010/wordml" xmlns:w="http://schemas.openxmlformats.org/wordprocessingml/2006/main" xmlns:wne="http://schemas.microsoft.com/office/word/2006/wordml" xmlns:wp14="http://schemas.microsoft.com/office/word/2010/wordprocessingDrawing" xmlns:wp="http://schemas.openxmlformats.org/drawingml/2006/wordprocessingDrawing" xmlns:wpc="http://schemas.microsoft.com/office/word/2010/wordprocessingCanvas" xmlns:wpg="http://schemas.microsoft.com/office/word/2010/wordprocessingGroup" xmlns:wpi="http://schemas.microsoft.com/office/word/2010/wordprocessingInk" xmlns:wps="http://schemas.microsoft.com/office/word/2010/wordprocessingShape" mc:Ignorable="w14 wp14">
-  <w:p>
-    <w:pPr>
-      <w:pStyle w:val="Footer"/>
-    </w:pPr>
-  </w:p>
+<w:ftr xmlns:wpc="http://schemas.microsoft.com/office/word/2010/wordprocessingCanvas" xmlns:mc="http://schemas.openxmlformats.org/markup-compatibility/2006" xmlns:o="urn:schemas-microsoft-com:office:office" xmlns:r="http://schemas.openxmlformats.org/officeDocument/2006/relationships" xmlns:m="http://schemas.openxmlformats.org/officeDocument/2006/math" xmlns:v="urn:schemas-microsoft-com:vml" xmlns:wp14="http://schemas.microsoft.com/office/word/2010/wordprocessingDrawing" xmlns:wp="http://schemas.openxmlformats.org/drawingml/2006/wordprocessingDrawing" xmlns:w10="urn:schemas-microsoft-com:office:word" xmlns:w="http://schemas.openxmlformats.org/wordprocessingml/2006/main" xmlns:w14="http://schemas.microsoft.com/office/word/2010/wordml" xmlns:w15="http://schemas.microsoft.com/office/word/2012/wordml" xmlns:wne="http://schemas.microsoft.com/office/word/2006/wordml" xmlns:wpg="http://schemas.microsoft.com/office/word/2010/wordprocessingGroup" xmlns:wpi="http://schemas.microsoft.com/office/word/2010/wordprocessingInk" xmlns:wps="http://schemas.microsoft.com/office/word/2010/wordprocessingShape" mc:Ignorable="w14 w15 wp14">
+  <w:p/>
 </w:ftr>
 </file>
 
 <file path=word/footer3.xml><?xml version="1.0" encoding="utf-8"?>
-<w:ftr xmlns:m="http://schemas.openxmlformats.org/officeDocument/2006/math" xmlns:mc="http://schemas.openxmlformats.org/markup-compatibility/2006" xmlns:mo="http://schemas.microsoft.com/office/mac/office/2008/main" xmlns:mv="urn:schemas-microsoft-com:mac:vml" xmlns:o="urn:schemas-microsoft-com:office:office" xmlns:r="http://schemas.openxmlformats.org/officeDocument/2006/relationships" xmlns:v="urn:schemas-microsoft-com:vml" xmlns:w10="urn:schemas-microsoft-com:office:word" xmlns:w14="http://schemas.microsoft.com/office/word/2010/wordml" xmlns:w="http://schemas.openxmlformats.org/wordprocessingml/2006/main" xmlns:wne="http://schemas.microsoft.com/office/word/2006/wordml" xmlns:wp14="http://schemas.microsoft.com/office/word/2010/wordprocessingDrawing" xmlns:wp="http://schemas.openxmlformats.org/drawingml/2006/wordprocessingDrawing" xmlns:wpc="http://schemas.microsoft.com/office/word/2010/wordprocessingCanvas" xmlns:wpg="http://schemas.microsoft.com/office/word/2010/wordprocessingGroup" xmlns:wpi="http://schemas.microsoft.com/office/word/2010/wordprocessingInk" xmlns:wps="http://schemas.microsoft.com/office/word/2010/wordprocessingShape" mc:Ignorable="w14 wp14">
-  <w:p>
-    <w:pPr>
-      <w:pStyle w:val="Footer"/>
-    </w:pPr>
-  </w:p>
+<w:ftr xmlns:wpc="http://schemas.microsoft.com/office/word/2010/wordprocessingCanvas" xmlns:mc="http://schemas.openxmlformats.org/markup-compatibility/2006" xmlns:o="urn:schemas-microsoft-com:office:office" xmlns:r="http://schemas.openxmlformats.org/officeDocument/2006/relationships" xmlns:m="http://schemas.openxmlformats.org/officeDocument/2006/math" xmlns:v="urn:schemas-microsoft-com:vml" xmlns:wp14="http://schemas.microsoft.com/office/word/2010/wordprocessingDrawing" xmlns:wp="http://schemas.openxmlformats.org/drawingml/2006/wordprocessingDrawing" xmlns:w10="urn:schemas-microsoft-com:office:word" xmlns:w="http://schemas.openxmlformats.org/wordprocessingml/2006/main" xmlns:w14="http://schemas.microsoft.com/office/word/2010/wordml" xmlns:w15="http://schemas.microsoft.com/office/word/2012/wordml" xmlns:wne="http://schemas.microsoft.com/office/word/2006/wordml" xmlns:wpg="http://schemas.microsoft.com/office/word/2010/wordprocessingGroup" xmlns:wpi="http://schemas.microsoft.com/office/word/2010/wordprocessingInk" xmlns:wps="http://schemas.microsoft.com/office/word/2010/wordprocessingShape" mc:Ignorable="w14 w15 wp14">
+  <w:p/>
 </w:ftr>
 </file>
 
-<file path=word/footnotes.xml><?xml version="1.0" encoding="utf-8"?>
-<w:footnotes xmlns:wpc="http://schemas.microsoft.com/office/word/2010/wordprocessingCanvas" xmlns:mc="http://schemas.openxmlformats.org/markup-compatibility/2006" xmlns:o="urn:schemas-microsoft-com:office:office" xmlns:r="http://schemas.openxmlformats.org/officeDocument/2006/relationships" xmlns:m="http://schemas.openxmlformats.org/officeDocument/2006/math" xmlns:v="urn:schemas-microsoft-com:vml" xmlns:wp14="http://schemas.microsoft.com/office/word/2010/wordprocessingDrawing" xmlns:wp="http://schemas.openxmlformats.org/drawingml/2006/wordprocessingDrawing" xmlns:w="http://schemas.openxmlformats.org/wordprocessingml/2006/main" xmlns:w14="http://schemas.microsoft.com/office/word/2010/wordml" xmlns:w15="http://schemas.microsoft.com/office/word/2012/wordml" xmlns:w10="urn:schemas-microsoft-com:office:word" xmlns:wpg="http://schemas.microsoft.com/office/word/2010/wordprocessingGroup" xmlns:wpi="http://schemas.microsoft.com/office/word/2010/wordprocessingInk" xmlns:wne="http://schemas.microsoft.com/office/word/2006/wordml" xmlns:wps="http://schemas.microsoft.com/office/word/2010/wordprocessingShape" xmlns:wpsCustomData="http://www.wps.cn/officeDocument/2013/wpsCustomData" mc:Ignorable="w14 w15 wp14">
-  <w:footnote w:type="separator" w:id="0">
-    <w:p>
-      <w:pPr>
-        <w:spacing w:line="360" w:lineRule="auto"/>
-      </w:pPr>
-      <w:r>
-        <w:separator/>
-      </w:r>
-    </w:p>
-  </w:footnote>
-  <w:footnote w:type="continuationSeparator" w:id="1">
-    <w:p>
-      <w:pPr>
-        <w:spacing w:line="360" w:lineRule="auto"/>
-      </w:pPr>
-      <w:r>
-        <w:continuationSeparator/>
-      </w:r>
-    </w:p>
-  </w:footnote>
-</w:footnotes>
+<file path=word/header1.xml><?xml version="1.0" encoding="utf-8"?>
+<w:hdr xmlns:wpc="http://schemas.microsoft.com/office/word/2010/wordprocessingCanvas" xmlns:mc="http://schemas.openxmlformats.org/markup-compatibility/2006" xmlns:o="urn:schemas-microsoft-com:office:office" xmlns:r="http://schemas.openxmlformats.org/officeDocument/2006/relationships" xmlns:m="http://schemas.openxmlformats.org/officeDocument/2006/math" xmlns:v="urn:schemas-microsoft-com:vml" xmlns:wp14="http://schemas.microsoft.com/office/word/2010/wordprocessingDrawing" xmlns:wp="http://schemas.openxmlformats.org/drawingml/2006/wordprocessingDrawing" xmlns:w10="urn:schemas-microsoft-com:office:word" xmlns:w="http://schemas.openxmlformats.org/wordprocessingml/2006/main" xmlns:w14="http://schemas.microsoft.com/office/word/2010/wordml" xmlns:w15="http://schemas.microsoft.com/office/word/2012/wordml" xmlns:wne="http://schemas.microsoft.com/office/word/2006/wordml" xmlns:wpg="http://schemas.microsoft.com/office/word/2010/wordprocessingGroup" xmlns:wpi="http://schemas.microsoft.com/office/word/2010/wordprocessingInk" xmlns:wps="http://schemas.microsoft.com/office/word/2010/wordprocessingShape" mc:Ignorable="w14 w15 wp14">
+  <w:p/>
+</w:hdr>
 </file>
 
-<file path=word/header1.xml><?xml version="1.0" encoding="utf-8"?>
-<w:hdr xmlns:wpc="http://schemas.microsoft.com/office/word/2010/wordprocessingCanvas" xmlns:mc="http://schemas.openxmlformats.org/markup-compatibility/2006" xmlns:o="urn:schemas-microsoft-com:office:office" xmlns:r="http://schemas.openxmlformats.org/officeDocument/2006/relationships" xmlns:m="http://schemas.openxmlformats.org/officeDocument/2006/math" xmlns:v="urn:schemas-microsoft-com:vml" xmlns:wp14="http://schemas.microsoft.com/office/word/2010/wordprocessingDrawing" xmlns:wp="http://schemas.openxmlformats.org/drawingml/2006/wordprocessingDrawing" xmlns:w10="urn:schemas-microsoft-com:office:word" xmlns:w="http://schemas.openxmlformats.org/wordprocessingml/2006/main" xmlns:w14="http://schemas.microsoft.com/office/word/2010/wordml" xmlns:w15="http://schemas.microsoft.com/office/word/2012/wordml" xmlns:wpg="http://schemas.microsoft.com/office/word/2010/wordprocessingGroup" xmlns:wpi="http://schemas.microsoft.com/office/word/2010/wordprocessingInk" xmlns:wne="http://schemas.microsoft.com/office/word/2006/wordml" xmlns:wps="http://schemas.microsoft.com/office/word/2010/wordprocessingShape" xmlns:wpsCustomData="http://www.wps.cn/officeDocument/2013/wpsCustomData" mc:Ignorable="w14 w15 wp14">
+<file path=word/header2.xml><?xml version="1.0" encoding="utf-8"?>
+<w:hdr xmlns:wpc="http://schemas.microsoft.com/office/word/2010/wordprocessingCanvas" xmlns:mc="http://schemas.openxmlformats.org/markup-compatibility/2006" xmlns:o="urn:schemas-microsoft-com:office:office" xmlns:r="http://schemas.openxmlformats.org/officeDocument/2006/relationships" xmlns:m="http://schemas.openxmlformats.org/officeDocument/2006/math" xmlns:v="urn:schemas-microsoft-com:vml" xmlns:wp14="http://schemas.microsoft.com/office/word/2010/wordprocessingDrawing" xmlns:wp="http://schemas.openxmlformats.org/drawingml/2006/wordprocessingDrawing" xmlns:w10="urn:schemas-microsoft-com:office:word" xmlns:w="http://schemas.openxmlformats.org/wordprocessingml/2006/main" xmlns:w14="http://schemas.microsoft.com/office/word/2010/wordml" xmlns:w15="http://schemas.microsoft.com/office/word/2012/wordml" xmlns:wne="http://schemas.microsoft.com/office/word/2006/wordml" xmlns:wpg="http://schemas.microsoft.com/office/word/2010/wordprocessingGroup" xmlns:wpi="http://schemas.microsoft.com/office/word/2010/wordprocessingInk" xmlns:wps="http://schemas.microsoft.com/office/word/2010/wordprocessingShape" mc:Ignorable="w14 w15 wp14">
   <w:p>
     <w:pPr>
-      <w:pStyle w:val="15"/>
+      <w:pStyle w:val="Header"/>
       <w:pBdr>
-        <w:bottom w:val="single" w:color="auto" w:sz="4" w:space="1"/>
+        <w:bottom w:val="single" w:sz="4" w:space="1" w:color="auto"/>
       </w:pBdr>
       <w:tabs>
         <w:tab w:val="left" w:pos="335"/>
@@ -7616,65 +7404,39 @@
       </w:tabs>
       <w:jc w:val="right"/>
       <w:rPr>
-        <w:rFonts w:hint="eastAsia" w:eastAsiaTheme="minorEastAsia"/>
+        <w:rFonts w:eastAsiaTheme="minorEastAsia" w:hint="eastAsia"/>
         <w:lang w:eastAsia="zh-CN"/>
       </w:rPr>
     </w:pPr>
     <w:r>
       <w:rPr>
-        <w:rFonts w:hint="eastAsia" w:eastAsiaTheme="minorEastAsia"/>
+        <w:rFonts w:eastAsiaTheme="minorEastAsia" w:hint="eastAsia"/>
         <w:lang w:val="en-US" w:eastAsia="zh-CN"/>
       </w:rPr>
       <w:tab/>
       <w:tab/>
       <w:t>重庆市鹧鸪哨信息技术有限责任公司</w:t>
     </w:r>
-    <w:r>
-      <w:rPr>
-        <w:rFonts w:hint="eastAsia" w:eastAsiaTheme="minorEastAsia"/>
-        <w:lang w:val="en-US" w:eastAsia="zh-CN"/>
-      </w:rPr>
-    </w:r>
-    <w:r>
-      <w:rPr>
-        <w:rFonts w:hint="eastAsia" w:eastAsiaTheme="minorEastAsia"/>
-        <w:lang w:val="en-US" w:eastAsia="zh-CN"/>
-      </w:rPr>
-    </w:r>
-  </w:p>
-</w:hdr>
-</file>
-
-<file path=word/header2.xml><?xml version="1.0" encoding="utf-8"?>
-<w:hdr xmlns:m="http://schemas.openxmlformats.org/officeDocument/2006/math" xmlns:mc="http://schemas.openxmlformats.org/markup-compatibility/2006" xmlns:mo="http://schemas.microsoft.com/office/mac/office/2008/main" xmlns:mv="urn:schemas-microsoft-com:mac:vml" xmlns:o="urn:schemas-microsoft-com:office:office" xmlns:r="http://schemas.openxmlformats.org/officeDocument/2006/relationships" xmlns:v="urn:schemas-microsoft-com:vml" xmlns:w10="urn:schemas-microsoft-com:office:word" xmlns:w14="http://schemas.microsoft.com/office/word/2010/wordml" xmlns:w="http://schemas.openxmlformats.org/wordprocessingml/2006/main" xmlns:wne="http://schemas.microsoft.com/office/word/2006/wordml" xmlns:wp14="http://schemas.microsoft.com/office/word/2010/wordprocessingDrawing" xmlns:wp="http://schemas.openxmlformats.org/drawingml/2006/wordprocessingDrawing" xmlns:wpc="http://schemas.microsoft.com/office/word/2010/wordprocessingCanvas" xmlns:wpg="http://schemas.microsoft.com/office/word/2010/wordprocessingGroup" xmlns:wpi="http://schemas.microsoft.com/office/word/2010/wordprocessingInk" xmlns:wps="http://schemas.microsoft.com/office/word/2010/wordprocessingShape" mc:Ignorable="w14 wp14">
-  <w:p>
-    <w:pPr>
-      <w:pStyle w:val="Header"/>
-    </w:pPr>
   </w:p>
 </w:hdr>
 </file>
 
 <file path=word/header3.xml><?xml version="1.0" encoding="utf-8"?>
-<w:hdr xmlns:m="http://schemas.openxmlformats.org/officeDocument/2006/math" xmlns:mc="http://schemas.openxmlformats.org/markup-compatibility/2006" xmlns:mo="http://schemas.microsoft.com/office/mac/office/2008/main" xmlns:mv="urn:schemas-microsoft-com:mac:vml" xmlns:o="urn:schemas-microsoft-com:office:office" xmlns:r="http://schemas.openxmlformats.org/officeDocument/2006/relationships" xmlns:v="urn:schemas-microsoft-com:vml" xmlns:w10="urn:schemas-microsoft-com:office:word" xmlns:w14="http://schemas.microsoft.com/office/word/2010/wordml" xmlns:w="http://schemas.openxmlformats.org/wordprocessingml/2006/main" xmlns:wne="http://schemas.microsoft.com/office/word/2006/wordml" xmlns:wp14="http://schemas.microsoft.com/office/word/2010/wordprocessingDrawing" xmlns:wp="http://schemas.openxmlformats.org/drawingml/2006/wordprocessingDrawing" xmlns:wpc="http://schemas.microsoft.com/office/word/2010/wordprocessingCanvas" xmlns:wpg="http://schemas.microsoft.com/office/word/2010/wordprocessingGroup" xmlns:wpi="http://schemas.microsoft.com/office/word/2010/wordprocessingInk" xmlns:wps="http://schemas.microsoft.com/office/word/2010/wordprocessingShape" mc:Ignorable="w14 wp14">
-  <w:p>
-    <w:pPr>
-      <w:pStyle w:val="Header"/>
-    </w:pPr>
-  </w:p>
+<w:hdr xmlns:wpc="http://schemas.microsoft.com/office/word/2010/wordprocessingCanvas" xmlns:mc="http://schemas.openxmlformats.org/markup-compatibility/2006" xmlns:o="urn:schemas-microsoft-com:office:office" xmlns:r="http://schemas.openxmlformats.org/officeDocument/2006/relationships" xmlns:m="http://schemas.openxmlformats.org/officeDocument/2006/math" xmlns:v="urn:schemas-microsoft-com:vml" xmlns:wp14="http://schemas.microsoft.com/office/word/2010/wordprocessingDrawing" xmlns:wp="http://schemas.openxmlformats.org/drawingml/2006/wordprocessingDrawing" xmlns:w10="urn:schemas-microsoft-com:office:word" xmlns:w="http://schemas.openxmlformats.org/wordprocessingml/2006/main" xmlns:w14="http://schemas.microsoft.com/office/word/2010/wordml" xmlns:w15="http://schemas.microsoft.com/office/word/2012/wordml" xmlns:wne="http://schemas.microsoft.com/office/word/2006/wordml" xmlns:wpg="http://schemas.microsoft.com/office/word/2010/wordprocessingGroup" xmlns:wpi="http://schemas.microsoft.com/office/word/2010/wordprocessingInk" xmlns:wps="http://schemas.microsoft.com/office/word/2010/wordprocessingShape" mc:Ignorable="w14 w15 wp14">
+  <w:p/>
 </w:hdr>
 </file>
 
 <file path=word/numbering.xml><?xml version="1.0" encoding="utf-8"?>
-<w:numbering xmlns:wpc="http://schemas.microsoft.com/office/word/2010/wordprocessingCanvas" xmlns:mc="http://schemas.openxmlformats.org/markup-compatibility/2006" xmlns:o="urn:schemas-microsoft-com:office:office" xmlns:r="http://schemas.openxmlformats.org/officeDocument/2006/relationships" xmlns:m="http://schemas.openxmlformats.org/officeDocument/2006/math" xmlns:v="urn:schemas-microsoft-com:vml" xmlns:wp14="http://schemas.microsoft.com/office/word/2010/wordprocessingDrawing" xmlns:wp="http://schemas.openxmlformats.org/drawingml/2006/wordprocessingDrawing" xmlns:w10="urn:schemas-microsoft-com:office:word" xmlns:w="http://schemas.openxmlformats.org/wordprocessingml/2006/main" xmlns:w14="http://schemas.microsoft.com/office/word/2010/wordml" xmlns:wpg="http://schemas.microsoft.com/office/word/2010/wordprocessingGroup" xmlns:wpi="http://schemas.microsoft.com/office/word/2010/wordprocessingInk" xmlns:wne="http://schemas.microsoft.com/office/word/2006/wordml" xmlns:wps="http://schemas.microsoft.com/office/word/2010/wordprocessingShape" xmlns:wpsCustomData="http://www.wps.cn/officeDocument/2013/wpsCustomData" mc:Ignorable="w14 wp14">
+<w:numbering xmlns:wpc="http://schemas.microsoft.com/office/word/2010/wordprocessingCanvas" xmlns:mc="http://schemas.openxmlformats.org/markup-compatibility/2006" xmlns:o="urn:schemas-microsoft-com:office:office" xmlns:r="http://schemas.openxmlformats.org/officeDocument/2006/relationships" xmlns:m="http://schemas.openxmlformats.org/officeDocument/2006/math" xmlns:v="urn:schemas-microsoft-com:vml" xmlns:wp14="http://schemas.microsoft.com/office/word/2010/wordprocessingDrawing" xmlns:wp="http://schemas.openxmlformats.org/drawingml/2006/wordprocessingDrawing" xmlns:w10="urn:schemas-microsoft-com:office:word" xmlns:w="http://schemas.openxmlformats.org/wordprocessingml/2006/main" xmlns:w14="http://schemas.microsoft.com/office/word/2010/wordml" xmlns:w15="http://schemas.microsoft.com/office/word/2012/wordml" xmlns:wne="http://schemas.microsoft.com/office/word/2006/wordml" xmlns:wpg="http://schemas.microsoft.com/office/word/2010/wordprocessingGroup" xmlns:wpi="http://schemas.microsoft.com/office/word/2010/wordprocessingInk" xmlns:wps="http://schemas.microsoft.com/office/word/2010/wordprocessingShape" mc:Ignorable="w14 w15 wp14">
   <w:abstractNum w:abstractNumId="0">
     <w:nsid w:val="8E964DCE"/>
     <w:multiLevelType w:val="multilevel"/>
     <w:tmpl w:val="8E964DCE"/>
-    <w:lvl w:ilvl="0" w:tentative="0">
+    <w:lvl w:ilvl="0">
       <w:start w:val="1"/>
       <w:numFmt w:val="decimal"/>
-      <w:pStyle w:val="2"/>
+      <w:pStyle w:val="Heading1"/>
       <w:lvlText w:val="%1."/>
       <w:lvlJc w:val="left"/>
       <w:pPr>
@@ -7684,10 +7446,10 @@
         <w:rFonts w:hint="default"/>
       </w:rPr>
     </w:lvl>
-    <w:lvl w:ilvl="1" w:tentative="0">
+    <w:lvl w:ilvl="1">
       <w:start w:val="1"/>
       <w:numFmt w:val="decimal"/>
-      <w:pStyle w:val="3"/>
+      <w:pStyle w:val="Heading2"/>
       <w:lvlText w:val="%1.%2."/>
       <w:lvlJc w:val="left"/>
       <w:pPr>
@@ -7697,10 +7459,10 @@
         <w:rFonts w:hint="default"/>
       </w:rPr>
     </w:lvl>
-    <w:lvl w:ilvl="2" w:tentative="0">
+    <w:lvl w:ilvl="2">
       <w:start w:val="1"/>
       <w:numFmt w:val="decimal"/>
-      <w:pStyle w:val="4"/>
+      <w:pStyle w:val="Heading3"/>
       <w:lvlText w:val="%1.%2.%3."/>
       <w:lvlJc w:val="left"/>
       <w:pPr>
@@ -7710,10 +7472,10 @@
         <w:rFonts w:hint="default"/>
       </w:rPr>
     </w:lvl>
-    <w:lvl w:ilvl="3" w:tentative="0">
+    <w:lvl w:ilvl="3">
       <w:start w:val="1"/>
       <w:numFmt w:val="decimal"/>
-      <w:pStyle w:val="5"/>
+      <w:pStyle w:val="Heading4"/>
       <w:lvlText w:val="%1.%2.%3.%4."/>
       <w:lvlJc w:val="left"/>
       <w:pPr>
@@ -7723,10 +7485,10 @@
         <w:rFonts w:hint="default"/>
       </w:rPr>
     </w:lvl>
-    <w:lvl w:ilvl="4" w:tentative="0">
+    <w:lvl w:ilvl="4">
       <w:start w:val="1"/>
       <w:numFmt w:val="decimal"/>
-      <w:pStyle w:val="6"/>
+      <w:pStyle w:val="Heading5"/>
       <w:lvlText w:val="%1.%2.%3.%4.%5."/>
       <w:lvlJc w:val="left"/>
       <w:pPr>
@@ -7736,10 +7498,10 @@
         <w:rFonts w:hint="default"/>
       </w:rPr>
     </w:lvl>
-    <w:lvl w:ilvl="5" w:tentative="0">
+    <w:lvl w:ilvl="5">
       <w:start w:val="1"/>
       <w:numFmt w:val="decimal"/>
-      <w:pStyle w:val="7"/>
+      <w:pStyle w:val="Heading6"/>
       <w:lvlText w:val="%1.%2.%3.%4.%5.%6."/>
       <w:lvlJc w:val="left"/>
       <w:pPr>
@@ -7749,10 +7511,10 @@
         <w:rFonts w:hint="default"/>
       </w:rPr>
     </w:lvl>
-    <w:lvl w:ilvl="6" w:tentative="0">
+    <w:lvl w:ilvl="6">
       <w:start w:val="1"/>
       <w:numFmt w:val="decimal"/>
-      <w:pStyle w:val="8"/>
+      <w:pStyle w:val="Heading7"/>
       <w:lvlText w:val="%1.%2.%3.%4.%5.%6.%7."/>
       <w:lvlJc w:val="left"/>
       <w:pPr>
@@ -7762,10 +7524,10 @@
         <w:rFonts w:hint="default"/>
       </w:rPr>
     </w:lvl>
-    <w:lvl w:ilvl="7" w:tentative="0">
+    <w:lvl w:ilvl="7">
       <w:start w:val="1"/>
       <w:numFmt w:val="decimal"/>
-      <w:pStyle w:val="9"/>
+      <w:pStyle w:val="Heading8"/>
       <w:lvlText w:val="%1.%2.%3.%4.%5.%6.%7.%8."/>
       <w:lvlJc w:val="left"/>
       <w:pPr>
@@ -7775,10 +7537,10 @@
         <w:rFonts w:hint="default"/>
       </w:rPr>
     </w:lvl>
-    <w:lvl w:ilvl="8" w:tentative="0">
+    <w:lvl w:ilvl="8">
       <w:start w:val="1"/>
       <w:numFmt w:val="decimal"/>
-      <w:pStyle w:val="10"/>
+      <w:pStyle w:val="Heading9"/>
       <w:lvlText w:val="%1.%2.%3.%4.%5.%6.%7.%8.%9."/>
       <w:lvlJc w:val="left"/>
       <w:pPr>
@@ -7793,7 +7555,7 @@
     <w:nsid w:val="C6BCD493"/>
     <w:multiLevelType w:val="singleLevel"/>
     <w:tmpl w:val="C6BCD493"/>
-    <w:lvl w:ilvl="0" w:tentative="0">
+    <w:lvl w:ilvl="0">
       <w:start w:val="1"/>
       <w:numFmt w:val="decimal"/>
       <w:lvlText w:val="%1."/>
@@ -7810,7 +7572,7 @@
     <w:nsid w:val="CEA76173"/>
     <w:multiLevelType w:val="singleLevel"/>
     <w:tmpl w:val="CEA76173"/>
-    <w:lvl w:ilvl="0" w:tentative="0">
+    <w:lvl w:ilvl="0">
       <w:start w:val="1"/>
       <w:numFmt w:val="decimal"/>
       <w:lvlText w:val="%1."/>
@@ -7827,7 +7589,7 @@
     <w:nsid w:val="F9539CF3"/>
     <w:multiLevelType w:val="singleLevel"/>
     <w:tmpl w:val="F9539CF3"/>
-    <w:lvl w:ilvl="0" w:tentative="0">
+    <w:lvl w:ilvl="0">
       <w:start w:val="1"/>
       <w:numFmt w:val="decimal"/>
       <w:lvlText w:val="%1."/>
@@ -7844,7 +7606,7 @@
     <w:nsid w:val="03EE9CBF"/>
     <w:multiLevelType w:val="singleLevel"/>
     <w:tmpl w:val="03EE9CBF"/>
-    <w:lvl w:ilvl="0" w:tentative="0">
+    <w:lvl w:ilvl="0">
       <w:start w:val="1"/>
       <w:numFmt w:val="decimal"/>
       <w:lvlText w:val="%1."/>
@@ -7861,7 +7623,7 @@
     <w:nsid w:val="08986AF1"/>
     <w:multiLevelType w:val="singleLevel"/>
     <w:tmpl w:val="08986AF1"/>
-    <w:lvl w:ilvl="0" w:tentative="0">
+    <w:lvl w:ilvl="0">
       <w:start w:val="1"/>
       <w:numFmt w:val="decimal"/>
       <w:lvlText w:val="%1."/>
@@ -7878,7 +7640,7 @@
     <w:nsid w:val="3950C21F"/>
     <w:multiLevelType w:val="singleLevel"/>
     <w:tmpl w:val="3950C21F"/>
-    <w:lvl w:ilvl="0" w:tentative="0">
+    <w:lvl w:ilvl="0">
       <w:start w:val="1"/>
       <w:numFmt w:val="decimal"/>
       <w:lvlText w:val="%1."/>
@@ -7916,269 +7678,267 @@
 </file>
 
 <file path=word/styles.xml><?xml version="1.0" encoding="utf-8"?>
-<w:styles xmlns:mc="http://schemas.openxmlformats.org/markup-compatibility/2006" xmlns:o="urn:schemas-microsoft-com:office:office" xmlns:r="http://schemas.openxmlformats.org/officeDocument/2006/relationships" xmlns:m="http://schemas.openxmlformats.org/officeDocument/2006/math" xmlns:v="urn:schemas-microsoft-com:vml" xmlns:w="http://schemas.openxmlformats.org/wordprocessingml/2006/main" xmlns:w14="http://schemas.microsoft.com/office/word/2010/wordml" xmlns:w10="urn:schemas-microsoft-com:office:word" xmlns:sl="http://schemas.openxmlformats.org/schemaLibrary/2006/main" xmlns:wpsCustomData="http://www.wps.cn/officeDocument/2013/wpsCustomData" mc:Ignorable="w14">
+<w:styles xmlns:mc="http://schemas.openxmlformats.org/markup-compatibility/2006" xmlns:r="http://schemas.openxmlformats.org/officeDocument/2006/relationships" xmlns:w="http://schemas.openxmlformats.org/wordprocessingml/2006/main" xmlns:w14="http://schemas.microsoft.com/office/word/2010/wordml" xmlns:w15="http://schemas.microsoft.com/office/word/2012/wordml" mc:Ignorable="w14 w15">
   <w:docDefaults>
     <w:rPrDefault>
       <w:rPr>
-        <w:rFonts w:ascii="Times New Roman" w:hAnsi="Times New Roman" w:eastAsia="宋体" w:cs="Times New Roman"/>
+        <w:rFonts w:ascii="Times New Roman" w:eastAsia="宋体" w:hAnsi="Times New Roman" w:cs="Times New Roman"/>
       </w:rPr>
     </w:rPrDefault>
     <w:pPrDefault/>
   </w:docDefaults>
-  <w:latentStyles w:count="260" w:defQFormat="0" w:defUnhideWhenUsed="1" w:defSemiHidden="1" w:defUIPriority="99" w:defLockedState="0">
-    <w:lsdException w:qFormat="1" w:unhideWhenUsed="0" w:uiPriority="0" w:semiHidden="0" w:name="Normal"/>
-    <w:lsdException w:qFormat="1" w:unhideWhenUsed="0" w:uiPriority="0" w:semiHidden="0" w:name="heading 1"/>
-    <w:lsdException w:qFormat="1" w:uiPriority="0" w:semiHidden="0" w:name="heading 2"/>
-    <w:lsdException w:qFormat="1" w:uiPriority="0" w:name="heading 3"/>
-    <w:lsdException w:qFormat="1" w:uiPriority="0" w:semiHidden="0" w:name="heading 4"/>
-    <w:lsdException w:qFormat="1" w:uiPriority="0" w:name="heading 5"/>
-    <w:lsdException w:qFormat="1" w:uiPriority="0" w:name="heading 6"/>
-    <w:lsdException w:qFormat="1" w:uiPriority="0" w:name="heading 7"/>
-    <w:lsdException w:qFormat="1" w:uiPriority="0" w:name="heading 8"/>
-    <w:lsdException w:qFormat="1" w:uiPriority="0" w:name="heading 9"/>
-    <w:lsdException w:unhideWhenUsed="0" w:uiPriority="0" w:semiHidden="0" w:name="index 1"/>
-    <w:lsdException w:unhideWhenUsed="0" w:uiPriority="0" w:semiHidden="0" w:name="index 2"/>
-    <w:lsdException w:unhideWhenUsed="0" w:uiPriority="0" w:semiHidden="0" w:name="index 3"/>
-    <w:lsdException w:unhideWhenUsed="0" w:uiPriority="0" w:semiHidden="0" w:name="index 4"/>
-    <w:lsdException w:unhideWhenUsed="0" w:uiPriority="0" w:semiHidden="0" w:name="index 5"/>
-    <w:lsdException w:unhideWhenUsed="0" w:uiPriority="0" w:semiHidden="0" w:name="index 6"/>
-    <w:lsdException w:unhideWhenUsed="0" w:uiPriority="0" w:semiHidden="0" w:name="index 7"/>
-    <w:lsdException w:unhideWhenUsed="0" w:uiPriority="0" w:semiHidden="0" w:name="index 8"/>
-    <w:lsdException w:unhideWhenUsed="0" w:uiPriority="0" w:semiHidden="0" w:name="index 9"/>
-    <w:lsdException w:qFormat="1" w:unhideWhenUsed="0" w:uiPriority="0" w:semiHidden="0" w:name="toc 1"/>
-    <w:lsdException w:qFormat="1" w:unhideWhenUsed="0" w:uiPriority="0" w:semiHidden="0" w:name="toc 2"/>
-    <w:lsdException w:qFormat="1" w:unhideWhenUsed="0" w:uiPriority="0" w:semiHidden="0" w:name="toc 3"/>
-    <w:lsdException w:unhideWhenUsed="0" w:uiPriority="0" w:semiHidden="0" w:name="toc 4"/>
-    <w:lsdException w:unhideWhenUsed="0" w:uiPriority="0" w:semiHidden="0" w:name="toc 5"/>
-    <w:lsdException w:unhideWhenUsed="0" w:uiPriority="0" w:semiHidden="0" w:name="toc 6"/>
-    <w:lsdException w:unhideWhenUsed="0" w:uiPriority="0" w:semiHidden="0" w:name="toc 7"/>
-    <w:lsdException w:unhideWhenUsed="0" w:uiPriority="0" w:semiHidden="0" w:name="toc 8"/>
-    <w:lsdException w:unhideWhenUsed="0" w:uiPriority="0" w:semiHidden="0" w:name="toc 9"/>
-    <w:lsdException w:unhideWhenUsed="0" w:uiPriority="0" w:semiHidden="0" w:name="Normal Indent"/>
-    <w:lsdException w:unhideWhenUsed="0" w:uiPriority="0" w:semiHidden="0" w:name="footnote text"/>
-    <w:lsdException w:qFormat="1" w:unhideWhenUsed="0" w:uiPriority="0" w:semiHidden="0" w:name="annotation text"/>
-    <w:lsdException w:qFormat="1" w:unhideWhenUsed="0" w:uiPriority="0" w:semiHidden="0" w:name="header"/>
-    <w:lsdException w:qFormat="1" w:unhideWhenUsed="0" w:uiPriority="0" w:semiHidden="0" w:name="footer"/>
-    <w:lsdException w:unhideWhenUsed="0" w:uiPriority="0" w:semiHidden="0" w:name="index heading"/>
-    <w:lsdException w:qFormat="1" w:uiPriority="0" w:name="caption"/>
-    <w:lsdException w:unhideWhenUsed="0" w:uiPriority="0" w:semiHidden="0" w:name="table of figures"/>
-    <w:lsdException w:unhideWhenUsed="0" w:uiPriority="0" w:semiHidden="0" w:name="envelope address"/>
-    <w:lsdException w:unhideWhenUsed="0" w:uiPriority="0" w:semiHidden="0" w:name="envelope return"/>
-    <w:lsdException w:unhideWhenUsed="0" w:uiPriority="0" w:semiHidden="0" w:name="footnote reference"/>
-    <w:lsdException w:unhideWhenUsed="0" w:uiPriority="0" w:semiHidden="0" w:name="annotation reference"/>
-    <w:lsdException w:unhideWhenUsed="0" w:uiPriority="0" w:semiHidden="0" w:name="line number"/>
-    <w:lsdException w:unhideWhenUsed="0" w:uiPriority="0" w:semiHidden="0" w:name="page number"/>
-    <w:lsdException w:unhideWhenUsed="0" w:uiPriority="0" w:semiHidden="0" w:name="endnote reference"/>
-    <w:lsdException w:unhideWhenUsed="0" w:uiPriority="0" w:semiHidden="0" w:name="endnote text"/>
-    <w:lsdException w:unhideWhenUsed="0" w:uiPriority="0" w:semiHidden="0" w:name="table of authorities"/>
-    <w:lsdException w:unhideWhenUsed="0" w:uiPriority="0" w:semiHidden="0" w:name="macro"/>
-    <w:lsdException w:unhideWhenUsed="0" w:uiPriority="0" w:semiHidden="0" w:name="toa heading"/>
-    <w:lsdException w:unhideWhenUsed="0" w:uiPriority="0" w:semiHidden="0" w:name="List"/>
-    <w:lsdException w:unhideWhenUsed="0" w:uiPriority="0" w:semiHidden="0" w:name="List Bullet"/>
-    <w:lsdException w:unhideWhenUsed="0" w:uiPriority="0" w:semiHidden="0" w:name="List Number"/>
-    <w:lsdException w:unhideWhenUsed="0" w:uiPriority="0" w:semiHidden="0" w:name="List 2"/>
-    <w:lsdException w:unhideWhenUsed="0" w:uiPriority="0" w:semiHidden="0" w:name="List 3"/>
-    <w:lsdException w:unhideWhenUsed="0" w:uiPriority="0" w:semiHidden="0" w:name="List 4"/>
-    <w:lsdException w:unhideWhenUsed="0" w:uiPriority="0" w:semiHidden="0" w:name="List 5"/>
-    <w:lsdException w:unhideWhenUsed="0" w:uiPriority="0" w:semiHidden="0" w:name="List Bullet 2"/>
-    <w:lsdException w:unhideWhenUsed="0" w:uiPriority="0" w:semiHidden="0" w:name="List Bullet 3"/>
-    <w:lsdException w:unhideWhenUsed="0" w:uiPriority="0" w:semiHidden="0" w:name="List Bullet 4"/>
-    <w:lsdException w:unhideWhenUsed="0" w:uiPriority="0" w:semiHidden="0" w:name="List Bullet 5"/>
-    <w:lsdException w:unhideWhenUsed="0" w:uiPriority="0" w:semiHidden="0" w:name="List Number 2"/>
-    <w:lsdException w:unhideWhenUsed="0" w:uiPriority="0" w:semiHidden="0" w:name="List Number 3"/>
-    <w:lsdException w:unhideWhenUsed="0" w:uiPriority="0" w:semiHidden="0" w:name="List Number 4"/>
-    <w:lsdException w:unhideWhenUsed="0" w:uiPriority="0" w:semiHidden="0" w:name="List Number 5"/>
-    <w:lsdException w:qFormat="1" w:unhideWhenUsed="0" w:uiPriority="0" w:semiHidden="0" w:name="Title"/>
-    <w:lsdException w:unhideWhenUsed="0" w:uiPriority="0" w:semiHidden="0" w:name="Closing"/>
-    <w:lsdException w:unhideWhenUsed="0" w:uiPriority="0" w:semiHidden="0" w:name="Signature"/>
-    <w:lsdException w:qFormat="1" w:unhideWhenUsed="0" w:uiPriority="0" w:name="Default Paragraph Font"/>
-    <w:lsdException w:qFormat="1" w:unhideWhenUsed="0" w:uiPriority="0" w:name="Body Text"/>
-    <w:lsdException w:unhideWhenUsed="0" w:uiPriority="0" w:semiHidden="0" w:name="Body Text Indent"/>
-    <w:lsdException w:unhideWhenUsed="0" w:uiPriority="0" w:semiHidden="0" w:name="List Continue"/>
-    <w:lsdException w:unhideWhenUsed="0" w:uiPriority="0" w:semiHidden="0" w:name="List Continue 2"/>
-    <w:lsdException w:unhideWhenUsed="0" w:uiPriority="0" w:semiHidden="0" w:name="List Continue 3"/>
-    <w:lsdException w:unhideWhenUsed="0" w:uiPriority="0" w:semiHidden="0" w:name="List Continue 4"/>
-    <w:lsdException w:unhideWhenUsed="0" w:uiPriority="0" w:semiHidden="0" w:name="List Continue 5"/>
-    <w:lsdException w:unhideWhenUsed="0" w:uiPriority="0" w:semiHidden="0" w:name="Message Header"/>
-    <w:lsdException w:qFormat="1" w:unhideWhenUsed="0" w:uiPriority="0" w:semiHidden="0" w:name="Subtitle"/>
-    <w:lsdException w:unhideWhenUsed="0" w:uiPriority="0" w:semiHidden="0" w:name="Salutation"/>
-    <w:lsdException w:unhideWhenUsed="0" w:uiPriority="0" w:semiHidden="0" w:name="Date"/>
-    <w:lsdException w:unhideWhenUsed="0" w:uiPriority="0" w:semiHidden="0" w:name="Body Text First Indent"/>
-    <w:lsdException w:unhideWhenUsed="0" w:uiPriority="0" w:semiHidden="0" w:name="Body Text First Indent 2"/>
-    <w:lsdException w:uiPriority="99" w:name="Note Heading"/>
-    <w:lsdException w:unhideWhenUsed="0" w:uiPriority="0" w:semiHidden="0" w:name="Body Text 2"/>
-    <w:lsdException w:unhideWhenUsed="0" w:uiPriority="0" w:semiHidden="0" w:name="Body Text 3"/>
-    <w:lsdException w:unhideWhenUsed="0" w:uiPriority="0" w:semiHidden="0" w:name="Body Text Indent 2"/>
-    <w:lsdException w:unhideWhenUsed="0" w:uiPriority="0" w:semiHidden="0" w:name="Body Text Indent 3"/>
-    <w:lsdException w:unhideWhenUsed="0" w:uiPriority="0" w:semiHidden="0" w:name="Block Text"/>
-    <w:lsdException w:unhideWhenUsed="0" w:uiPriority="0" w:semiHidden="0" w:name="Hyperlink"/>
-    <w:lsdException w:unhideWhenUsed="0" w:uiPriority="0" w:semiHidden="0" w:name="FollowedHyperlink"/>
-    <w:lsdException w:qFormat="1" w:unhideWhenUsed="0" w:uiPriority="0" w:semiHidden="0" w:name="Strong"/>
-    <w:lsdException w:qFormat="1" w:unhideWhenUsed="0" w:uiPriority="0" w:semiHidden="0" w:name="Emphasis"/>
-    <w:lsdException w:unhideWhenUsed="0" w:uiPriority="0" w:semiHidden="0" w:name="Document Map"/>
-    <w:lsdException w:unhideWhenUsed="0" w:uiPriority="0" w:semiHidden="0" w:name="Plain Text"/>
-    <w:lsdException w:unhideWhenUsed="0" w:uiPriority="0" w:semiHidden="0" w:name="E-mail Signature"/>
-    <w:lsdException w:qFormat="1" w:unhideWhenUsed="0" w:uiPriority="0" w:semiHidden="0" w:name="Normal (Web)"/>
-    <w:lsdException w:unhideWhenUsed="0" w:uiPriority="0" w:semiHidden="0" w:name="HTML Acronym"/>
-    <w:lsdException w:unhideWhenUsed="0" w:uiPriority="0" w:semiHidden="0" w:name="HTML Address"/>
-    <w:lsdException w:unhideWhenUsed="0" w:uiPriority="0" w:semiHidden="0" w:name="HTML Cite"/>
-    <w:lsdException w:unhideWhenUsed="0" w:uiPriority="0" w:semiHidden="0" w:name="HTML Code"/>
-    <w:lsdException w:unhideWhenUsed="0" w:uiPriority="0" w:semiHidden="0" w:name="HTML Definition"/>
-    <w:lsdException w:unhideWhenUsed="0" w:uiPriority="0" w:semiHidden="0" w:name="HTML Keyboard"/>
-    <w:lsdException w:unhideWhenUsed="0" w:uiPriority="0" w:semiHidden="0" w:name="HTML Preformatted"/>
-    <w:lsdException w:unhideWhenUsed="0" w:uiPriority="0" w:semiHidden="0" w:name="HTML Sample"/>
-    <w:lsdException w:unhideWhenUsed="0" w:uiPriority="0" w:semiHidden="0" w:name="HTML Typewriter"/>
-    <w:lsdException w:unhideWhenUsed="0" w:uiPriority="0" w:semiHidden="0" w:name="HTML Variable"/>
-    <w:lsdException w:qFormat="1" w:unhideWhenUsed="0" w:uiPriority="0" w:name="Normal Table"/>
-    <w:lsdException w:unhideWhenUsed="0" w:uiPriority="0" w:semiHidden="0" w:name="annotation subject"/>
-    <w:lsdException w:unhideWhenUsed="0" w:uiPriority="0" w:semiHidden="0" w:name="Table Simple 1"/>
-    <w:lsdException w:unhideWhenUsed="0" w:uiPriority="0" w:semiHidden="0" w:name="Table Simple 2"/>
-    <w:lsdException w:unhideWhenUsed="0" w:uiPriority="0" w:semiHidden="0" w:name="Table Simple 3"/>
-    <w:lsdException w:unhideWhenUsed="0" w:uiPriority="0" w:semiHidden="0" w:name="Table Classic 1"/>
-    <w:lsdException w:unhideWhenUsed="0" w:uiPriority="0" w:semiHidden="0" w:name="Table Classic 2"/>
-    <w:lsdException w:unhideWhenUsed="0" w:uiPriority="0" w:semiHidden="0" w:name="Table Classic 3"/>
-    <w:lsdException w:unhideWhenUsed="0" w:uiPriority="0" w:semiHidden="0" w:name="Table Classic 4"/>
-    <w:lsdException w:unhideWhenUsed="0" w:uiPriority="0" w:semiHidden="0" w:name="Table Colorful 1"/>
-    <w:lsdException w:unhideWhenUsed="0" w:uiPriority="0" w:semiHidden="0" w:name="Table Colorful 2"/>
-    <w:lsdException w:unhideWhenUsed="0" w:uiPriority="0" w:semiHidden="0" w:name="Table Colorful 3"/>
-    <w:lsdException w:unhideWhenUsed="0" w:uiPriority="0" w:semiHidden="0" w:name="Table Columns 1"/>
-    <w:lsdException w:unhideWhenUsed="0" w:uiPriority="0" w:semiHidden="0" w:name="Table Columns 2"/>
-    <w:lsdException w:unhideWhenUsed="0" w:uiPriority="0" w:semiHidden="0" w:name="Table Columns 3"/>
-    <w:lsdException w:unhideWhenUsed="0" w:uiPriority="0" w:semiHidden="0" w:name="Table Columns 4"/>
-    <w:lsdException w:unhideWhenUsed="0" w:uiPriority="0" w:semiHidden="0" w:name="Table Columns 5"/>
-    <w:lsdException w:unhideWhenUsed="0" w:uiPriority="0" w:semiHidden="0" w:name="Table Grid 1"/>
-    <w:lsdException w:unhideWhenUsed="0" w:uiPriority="0" w:semiHidden="0" w:name="Table Grid 2"/>
-    <w:lsdException w:unhideWhenUsed="0" w:uiPriority="0" w:semiHidden="0" w:name="Table Grid 3"/>
-    <w:lsdException w:unhideWhenUsed="0" w:uiPriority="0" w:semiHidden="0" w:name="Table Grid 4"/>
-    <w:lsdException w:unhideWhenUsed="0" w:uiPriority="0" w:semiHidden="0" w:name="Table Grid 5"/>
-    <w:lsdException w:unhideWhenUsed="0" w:uiPriority="0" w:semiHidden="0" w:name="Table Grid 6"/>
-    <w:lsdException w:unhideWhenUsed="0" w:uiPriority="0" w:semiHidden="0" w:name="Table Grid 7"/>
-    <w:lsdException w:unhideWhenUsed="0" w:uiPriority="0" w:semiHidden="0" w:name="Table Grid 8"/>
-    <w:lsdException w:unhideWhenUsed="0" w:uiPriority="0" w:semiHidden="0" w:name="Table List 1"/>
-    <w:lsdException w:unhideWhenUsed="0" w:uiPriority="0" w:semiHidden="0" w:name="Table List 2"/>
-    <w:lsdException w:unhideWhenUsed="0" w:uiPriority="0" w:semiHidden="0" w:name="Table List 3"/>
-    <w:lsdException w:unhideWhenUsed="0" w:uiPriority="0" w:semiHidden="0" w:name="Table List 4"/>
-    <w:lsdException w:unhideWhenUsed="0" w:uiPriority="0" w:semiHidden="0" w:name="Table List 5"/>
-    <w:lsdException w:unhideWhenUsed="0" w:uiPriority="0" w:semiHidden="0" w:name="Table List 6"/>
-    <w:lsdException w:unhideWhenUsed="0" w:uiPriority="0" w:semiHidden="0" w:name="Table List 7"/>
-    <w:lsdException w:unhideWhenUsed="0" w:uiPriority="0" w:semiHidden="0" w:name="Table List 8"/>
-    <w:lsdException w:unhideWhenUsed="0" w:uiPriority="0" w:semiHidden="0" w:name="Table 3D effects 1"/>
-    <w:lsdException w:unhideWhenUsed="0" w:uiPriority="0" w:semiHidden="0" w:name="Table 3D effects 2"/>
-    <w:lsdException w:unhideWhenUsed="0" w:uiPriority="0" w:semiHidden="0" w:name="Table 3D effects 3"/>
-    <w:lsdException w:unhideWhenUsed="0" w:uiPriority="0" w:semiHidden="0" w:name="Table Contemporary"/>
-    <w:lsdException w:unhideWhenUsed="0" w:uiPriority="0" w:semiHidden="0" w:name="Table Elegant"/>
-    <w:lsdException w:unhideWhenUsed="0" w:uiPriority="0" w:semiHidden="0" w:name="Table Professional"/>
-    <w:lsdException w:unhideWhenUsed="0" w:uiPriority="0" w:semiHidden="0" w:name="Table Subtle 1"/>
-    <w:lsdException w:unhideWhenUsed="0" w:uiPriority="0" w:semiHidden="0" w:name="Table Subtle 2"/>
-    <w:lsdException w:unhideWhenUsed="0" w:uiPriority="0" w:semiHidden="0" w:name="Table Web 1"/>
-    <w:lsdException w:unhideWhenUsed="0" w:uiPriority="0" w:semiHidden="0" w:name="Table Web 2"/>
-    <w:lsdException w:unhideWhenUsed="0" w:uiPriority="0" w:semiHidden="0" w:name="Table Web 3"/>
-    <w:lsdException w:unhideWhenUsed="0" w:uiPriority="0" w:semiHidden="0" w:name="Balloon Text"/>
-    <w:lsdException w:qFormat="1" w:unhideWhenUsed="0" w:uiPriority="0" w:semiHidden="0" w:name="Table Grid"/>
-    <w:lsdException w:unhideWhenUsed="0" w:uiPriority="0" w:semiHidden="0" w:name="Table Theme"/>
-    <w:lsdException w:unhideWhenUsed="0" w:uiPriority="60" w:semiHidden="0" w:name="Light Shading"/>
-    <w:lsdException w:unhideWhenUsed="0" w:uiPriority="61" w:semiHidden="0" w:name="Light List"/>
-    <w:lsdException w:unhideWhenUsed="0" w:uiPriority="62" w:semiHidden="0" w:name="Light Grid"/>
-    <w:lsdException w:unhideWhenUsed="0" w:uiPriority="63" w:semiHidden="0" w:name="Medium Shading 1"/>
-    <w:lsdException w:unhideWhenUsed="0" w:uiPriority="64" w:semiHidden="0" w:name="Medium Shading 2"/>
-    <w:lsdException w:unhideWhenUsed="0" w:uiPriority="65" w:semiHidden="0" w:name="Medium List 1"/>
-    <w:lsdException w:unhideWhenUsed="0" w:uiPriority="66" w:semiHidden="0" w:name="Medium List 2"/>
-    <w:lsdException w:unhideWhenUsed="0" w:uiPriority="67" w:semiHidden="0" w:name="Medium Grid 1"/>
-    <w:lsdException w:unhideWhenUsed="0" w:uiPriority="68" w:semiHidden="0" w:name="Medium Grid 2"/>
-    <w:lsdException w:unhideWhenUsed="0" w:uiPriority="69" w:semiHidden="0" w:name="Medium Grid 3"/>
-    <w:lsdException w:unhideWhenUsed="0" w:uiPriority="70" w:semiHidden="0" w:name="Dark List"/>
-    <w:lsdException w:unhideWhenUsed="0" w:uiPriority="71" w:semiHidden="0" w:name="Colorful Shading"/>
-    <w:lsdException w:unhideWhenUsed="0" w:uiPriority="72" w:semiHidden="0" w:name="Colorful List"/>
-    <w:lsdException w:unhideWhenUsed="0" w:uiPriority="73" w:semiHidden="0" w:name="Colorful Grid"/>
-    <w:lsdException w:unhideWhenUsed="0" w:uiPriority="60" w:semiHidden="0" w:name="Light Shading Accent 1"/>
-    <w:lsdException w:unhideWhenUsed="0" w:uiPriority="61" w:semiHidden="0" w:name="Light List Accent 1"/>
-    <w:lsdException w:unhideWhenUsed="0" w:uiPriority="62" w:semiHidden="0" w:name="Light Grid Accent 1"/>
-    <w:lsdException w:unhideWhenUsed="0" w:uiPriority="63" w:semiHidden="0" w:name="Medium Shading 1 Accent 1"/>
-    <w:lsdException w:unhideWhenUsed="0" w:uiPriority="64" w:semiHidden="0" w:name="Medium Shading 2 Accent 1"/>
-    <w:lsdException w:unhideWhenUsed="0" w:uiPriority="65" w:semiHidden="0" w:name="Medium List 1 Accent 1"/>
-    <w:lsdException w:unhideWhenUsed="0" w:uiPriority="66" w:semiHidden="0" w:name="Medium List 2 Accent 1"/>
-    <w:lsdException w:unhideWhenUsed="0" w:uiPriority="67" w:semiHidden="0" w:name="Medium Grid 1 Accent 1"/>
-    <w:lsdException w:unhideWhenUsed="0" w:uiPriority="68" w:semiHidden="0" w:name="Medium Grid 2 Accent 1"/>
-    <w:lsdException w:unhideWhenUsed="0" w:uiPriority="69" w:semiHidden="0" w:name="Medium Grid 3 Accent 1"/>
-    <w:lsdException w:unhideWhenUsed="0" w:uiPriority="70" w:semiHidden="0" w:name="Dark List Accent 1"/>
-    <w:lsdException w:unhideWhenUsed="0" w:uiPriority="71" w:semiHidden="0" w:name="Colorful Shading Accent 1"/>
-    <w:lsdException w:unhideWhenUsed="0" w:uiPriority="72" w:semiHidden="0" w:name="Colorful List Accent 1"/>
-    <w:lsdException w:unhideWhenUsed="0" w:uiPriority="73" w:semiHidden="0" w:name="Colorful Grid Accent 1"/>
-    <w:lsdException w:unhideWhenUsed="0" w:uiPriority="60" w:semiHidden="0" w:name="Light Shading Accent 2"/>
-    <w:lsdException w:unhideWhenUsed="0" w:uiPriority="61" w:semiHidden="0" w:name="Light List Accent 2"/>
-    <w:lsdException w:unhideWhenUsed="0" w:uiPriority="62" w:semiHidden="0" w:name="Light Grid Accent 2"/>
-    <w:lsdException w:unhideWhenUsed="0" w:uiPriority="63" w:semiHidden="0" w:name="Medium Shading 1 Accent 2"/>
-    <w:lsdException w:unhideWhenUsed="0" w:uiPriority="64" w:semiHidden="0" w:name="Medium Shading 2 Accent 2"/>
-    <w:lsdException w:unhideWhenUsed="0" w:uiPriority="65" w:semiHidden="0" w:name="Medium List 1 Accent 2"/>
-    <w:lsdException w:unhideWhenUsed="0" w:uiPriority="66" w:semiHidden="0" w:name="Medium List 2 Accent 2"/>
-    <w:lsdException w:unhideWhenUsed="0" w:uiPriority="67" w:semiHidden="0" w:name="Medium Grid 1 Accent 2"/>
-    <w:lsdException w:unhideWhenUsed="0" w:uiPriority="68" w:semiHidden="0" w:name="Medium Grid 2 Accent 2"/>
-    <w:lsdException w:unhideWhenUsed="0" w:uiPriority="69" w:semiHidden="0" w:name="Medium Grid 3 Accent 2"/>
-    <w:lsdException w:unhideWhenUsed="0" w:uiPriority="70" w:semiHidden="0" w:name="Dark List Accent 2"/>
-    <w:lsdException w:unhideWhenUsed="0" w:uiPriority="71" w:semiHidden="0" w:name="Colorful Shading Accent 2"/>
-    <w:lsdException w:unhideWhenUsed="0" w:uiPriority="72" w:semiHidden="0" w:name="Colorful List Accent 2"/>
-    <w:lsdException w:unhideWhenUsed="0" w:uiPriority="73" w:semiHidden="0" w:name="Colorful Grid Accent 2"/>
-    <w:lsdException w:unhideWhenUsed="0" w:uiPriority="60" w:semiHidden="0" w:name="Light Shading Accent 3"/>
-    <w:lsdException w:unhideWhenUsed="0" w:uiPriority="61" w:semiHidden="0" w:name="Light List Accent 3"/>
-    <w:lsdException w:unhideWhenUsed="0" w:uiPriority="62" w:semiHidden="0" w:name="Light Grid Accent 3"/>
-    <w:lsdException w:unhideWhenUsed="0" w:uiPriority="63" w:semiHidden="0" w:name="Medium Shading 1 Accent 3"/>
-    <w:lsdException w:unhideWhenUsed="0" w:uiPriority="64" w:semiHidden="0" w:name="Medium Shading 2 Accent 3"/>
-    <w:lsdException w:unhideWhenUsed="0" w:uiPriority="65" w:semiHidden="0" w:name="Medium List 1 Accent 3"/>
-    <w:lsdException w:unhideWhenUsed="0" w:uiPriority="66" w:semiHidden="0" w:name="Medium List 2 Accent 3"/>
-    <w:lsdException w:unhideWhenUsed="0" w:uiPriority="67" w:semiHidden="0" w:name="Medium Grid 1 Accent 3"/>
-    <w:lsdException w:unhideWhenUsed="0" w:uiPriority="68" w:semiHidden="0" w:name="Medium Grid 2 Accent 3"/>
-    <w:lsdException w:unhideWhenUsed="0" w:uiPriority="69" w:semiHidden="0" w:name="Medium Grid 3 Accent 3"/>
-    <w:lsdException w:unhideWhenUsed="0" w:uiPriority="70" w:semiHidden="0" w:name="Dark List Accent 3"/>
-    <w:lsdException w:unhideWhenUsed="0" w:uiPriority="71" w:semiHidden="0" w:name="Colorful Shading Accent 3"/>
-    <w:lsdException w:unhideWhenUsed="0" w:uiPriority="72" w:semiHidden="0" w:name="Colorful List Accent 3"/>
-    <w:lsdException w:unhideWhenUsed="0" w:uiPriority="73" w:semiHidden="0" w:name="Colorful Grid Accent 3"/>
-    <w:lsdException w:unhideWhenUsed="0" w:uiPriority="60" w:semiHidden="0" w:name="Light Shading Accent 4"/>
-    <w:lsdException w:unhideWhenUsed="0" w:uiPriority="61" w:semiHidden="0" w:name="Light List Accent 4"/>
-    <w:lsdException w:unhideWhenUsed="0" w:uiPriority="62" w:semiHidden="0" w:name="Light Grid Accent 4"/>
-    <w:lsdException w:unhideWhenUsed="0" w:uiPriority="63" w:semiHidden="0" w:name="Medium Shading 1 Accent 4"/>
-    <w:lsdException w:unhideWhenUsed="0" w:uiPriority="64" w:semiHidden="0" w:name="Medium Shading 2 Accent 4"/>
-    <w:lsdException w:unhideWhenUsed="0" w:uiPriority="65" w:semiHidden="0" w:name="Medium List 1 Accent 4"/>
-    <w:lsdException w:unhideWhenUsed="0" w:uiPriority="66" w:semiHidden="0" w:name="Medium List 2 Accent 4"/>
-    <w:lsdException w:unhideWhenUsed="0" w:uiPriority="67" w:semiHidden="0" w:name="Medium Grid 1 Accent 4"/>
-    <w:lsdException w:unhideWhenUsed="0" w:uiPriority="68" w:semiHidden="0" w:name="Medium Grid 2 Accent 4"/>
-    <w:lsdException w:unhideWhenUsed="0" w:uiPriority="69" w:semiHidden="0" w:name="Medium Grid 3 Accent 4"/>
-    <w:lsdException w:unhideWhenUsed="0" w:uiPriority="70" w:semiHidden="0" w:name="Dark List Accent 4"/>
-    <w:lsdException w:unhideWhenUsed="0" w:uiPriority="71" w:semiHidden="0" w:name="Colorful Shading Accent 4"/>
-    <w:lsdException w:unhideWhenUsed="0" w:uiPriority="72" w:semiHidden="0" w:name="Colorful List Accent 4"/>
-    <w:lsdException w:unhideWhenUsed="0" w:uiPriority="73" w:semiHidden="0" w:name="Colorful Grid Accent 4"/>
-    <w:lsdException w:unhideWhenUsed="0" w:uiPriority="60" w:semiHidden="0" w:name="Light Shading Accent 5"/>
-    <w:lsdException w:unhideWhenUsed="0" w:uiPriority="61" w:semiHidden="0" w:name="Light List Accent 5"/>
-    <w:lsdException w:unhideWhenUsed="0" w:uiPriority="62" w:semiHidden="0" w:name="Light Grid Accent 5"/>
-    <w:lsdException w:unhideWhenUsed="0" w:uiPriority="63" w:semiHidden="0" w:name="Medium Shading 1 Accent 5"/>
-    <w:lsdException w:unhideWhenUsed="0" w:uiPriority="64" w:semiHidden="0" w:name="Medium Shading 2 Accent 5"/>
-    <w:lsdException w:unhideWhenUsed="0" w:uiPriority="65" w:semiHidden="0" w:name="Medium List 1 Accent 5"/>
-    <w:lsdException w:unhideWhenUsed="0" w:uiPriority="66" w:semiHidden="0" w:name="Medium List 2 Accent 5"/>
-    <w:lsdException w:unhideWhenUsed="0" w:uiPriority="67" w:semiHidden="0" w:name="Medium Grid 1 Accent 5"/>
-    <w:lsdException w:unhideWhenUsed="0" w:uiPriority="68" w:semiHidden="0" w:name="Medium Grid 2 Accent 5"/>
-    <w:lsdException w:unhideWhenUsed="0" w:uiPriority="69" w:semiHidden="0" w:name="Medium Grid 3 Accent 5"/>
-    <w:lsdException w:unhideWhenUsed="0" w:uiPriority="70" w:semiHidden="0" w:name="Dark List Accent 5"/>
-    <w:lsdException w:unhideWhenUsed="0" w:uiPriority="71" w:semiHidden="0" w:name="Colorful Shading Accent 5"/>
-    <w:lsdException w:unhideWhenUsed="0" w:uiPriority="72" w:semiHidden="0" w:name="Colorful List Accent 5"/>
-    <w:lsdException w:unhideWhenUsed="0" w:uiPriority="73" w:semiHidden="0" w:name="Colorful Grid Accent 5"/>
-    <w:lsdException w:unhideWhenUsed="0" w:uiPriority="60" w:semiHidden="0" w:name="Light Shading Accent 6"/>
-    <w:lsdException w:unhideWhenUsed="0" w:uiPriority="61" w:semiHidden="0" w:name="Light List Accent 6"/>
-    <w:lsdException w:unhideWhenUsed="0" w:uiPriority="62" w:semiHidden="0" w:name="Light Grid Accent 6"/>
-    <w:lsdException w:unhideWhenUsed="0" w:uiPriority="63" w:semiHidden="0" w:name="Medium Shading 1 Accent 6"/>
-    <w:lsdException w:unhideWhenUsed="0" w:uiPriority="64" w:semiHidden="0" w:name="Medium Shading 2 Accent 6"/>
-    <w:lsdException w:unhideWhenUsed="0" w:uiPriority="65" w:semiHidden="0" w:name="Medium List 1 Accent 6"/>
-    <w:lsdException w:unhideWhenUsed="0" w:uiPriority="66" w:semiHidden="0" w:name="Medium List 2 Accent 6"/>
-    <w:lsdException w:unhideWhenUsed="0" w:uiPriority="67" w:semiHidden="0" w:name="Medium Grid 1 Accent 6"/>
-    <w:lsdException w:unhideWhenUsed="0" w:uiPriority="68" w:semiHidden="0" w:name="Medium Grid 2 Accent 6"/>
-    <w:lsdException w:unhideWhenUsed="0" w:uiPriority="69" w:semiHidden="0" w:name="Medium Grid 3 Accent 6"/>
-    <w:lsdException w:unhideWhenUsed="0" w:uiPriority="70" w:semiHidden="0" w:name="Dark List Accent 6"/>
-    <w:lsdException w:unhideWhenUsed="0" w:uiPriority="71" w:semiHidden="0" w:name="Colorful Shading Accent 6"/>
-    <w:lsdException w:unhideWhenUsed="0" w:uiPriority="72" w:semiHidden="0" w:name="Colorful List Accent 6"/>
-    <w:lsdException w:unhideWhenUsed="0" w:uiPriority="73" w:semiHidden="0" w:name="Colorful Grid Accent 6"/>
+  <w:latentStyles w:defLockedState="0" w:defUIPriority="99" w:defSemiHidden="1" w:defUnhideWhenUsed="1" w:defQFormat="0" w:count="260">
+    <w:lsdException w:name="Normal" w:semiHidden="0" w:uiPriority="0" w:unhideWhenUsed="0" w:qFormat="1"/>
+    <w:lsdException w:name="heading 1" w:semiHidden="0" w:uiPriority="0" w:unhideWhenUsed="0" w:qFormat="1"/>
+    <w:lsdException w:name="heading 2" w:semiHidden="0" w:uiPriority="0" w:qFormat="1"/>
+    <w:lsdException w:name="heading 3" w:uiPriority="0" w:qFormat="1"/>
+    <w:lsdException w:name="heading 4" w:semiHidden="0" w:uiPriority="0" w:qFormat="1"/>
+    <w:lsdException w:name="heading 5" w:uiPriority="0" w:qFormat="1"/>
+    <w:lsdException w:name="heading 6" w:uiPriority="0" w:qFormat="1"/>
+    <w:lsdException w:name="heading 7" w:uiPriority="0" w:qFormat="1"/>
+    <w:lsdException w:name="heading 8" w:uiPriority="0" w:qFormat="1"/>
+    <w:lsdException w:name="heading 9" w:uiPriority="0" w:qFormat="1"/>
+    <w:lsdException w:name="index 1" w:semiHidden="0" w:uiPriority="0" w:unhideWhenUsed="0"/>
+    <w:lsdException w:name="index 2" w:semiHidden="0" w:uiPriority="0" w:unhideWhenUsed="0"/>
+    <w:lsdException w:name="index 3" w:semiHidden="0" w:uiPriority="0" w:unhideWhenUsed="0"/>
+    <w:lsdException w:name="index 4" w:semiHidden="0" w:uiPriority="0" w:unhideWhenUsed="0"/>
+    <w:lsdException w:name="index 5" w:semiHidden="0" w:uiPriority="0" w:unhideWhenUsed="0"/>
+    <w:lsdException w:name="index 6" w:semiHidden="0" w:uiPriority="0" w:unhideWhenUsed="0"/>
+    <w:lsdException w:name="index 7" w:semiHidden="0" w:uiPriority="0" w:unhideWhenUsed="0"/>
+    <w:lsdException w:name="index 8" w:semiHidden="0" w:uiPriority="0" w:unhideWhenUsed="0"/>
+    <w:lsdException w:name="index 9" w:semiHidden="0" w:uiPriority="0" w:unhideWhenUsed="0"/>
+    <w:lsdException w:name="toc 1" w:semiHidden="0" w:uiPriority="0" w:unhideWhenUsed="0" w:qFormat="1"/>
+    <w:lsdException w:name="toc 2" w:semiHidden="0" w:uiPriority="0" w:unhideWhenUsed="0" w:qFormat="1"/>
+    <w:lsdException w:name="toc 3" w:semiHidden="0" w:uiPriority="0" w:unhideWhenUsed="0" w:qFormat="1"/>
+    <w:lsdException w:name="toc 4" w:semiHidden="0" w:uiPriority="0" w:unhideWhenUsed="0"/>
+    <w:lsdException w:name="toc 5" w:semiHidden="0" w:uiPriority="0" w:unhideWhenUsed="0"/>
+    <w:lsdException w:name="toc 6" w:semiHidden="0" w:uiPriority="0" w:unhideWhenUsed="0"/>
+    <w:lsdException w:name="toc 7" w:semiHidden="0" w:uiPriority="0" w:unhideWhenUsed="0"/>
+    <w:lsdException w:name="toc 8" w:semiHidden="0" w:uiPriority="0" w:unhideWhenUsed="0"/>
+    <w:lsdException w:name="toc 9" w:semiHidden="0" w:uiPriority="0" w:unhideWhenUsed="0"/>
+    <w:lsdException w:name="Normal Indent" w:semiHidden="0" w:uiPriority="0" w:unhideWhenUsed="0"/>
+    <w:lsdException w:name="footnote text" w:semiHidden="0" w:uiPriority="0" w:unhideWhenUsed="0"/>
+    <w:lsdException w:name="annotation text" w:semiHidden="0" w:uiPriority="0" w:unhideWhenUsed="0" w:qFormat="1"/>
+    <w:lsdException w:name="header" w:semiHidden="0" w:uiPriority="0" w:unhideWhenUsed="0" w:qFormat="1"/>
+    <w:lsdException w:name="footer" w:semiHidden="0" w:uiPriority="0" w:unhideWhenUsed="0" w:qFormat="1"/>
+    <w:lsdException w:name="index heading" w:semiHidden="0" w:uiPriority="0" w:unhideWhenUsed="0"/>
+    <w:lsdException w:name="caption" w:uiPriority="0" w:qFormat="1"/>
+    <w:lsdException w:name="table of figures" w:semiHidden="0" w:uiPriority="0" w:unhideWhenUsed="0"/>
+    <w:lsdException w:name="envelope address" w:semiHidden="0" w:uiPriority="0" w:unhideWhenUsed="0"/>
+    <w:lsdException w:name="envelope return" w:semiHidden="0" w:uiPriority="0" w:unhideWhenUsed="0"/>
+    <w:lsdException w:name="footnote reference" w:semiHidden="0" w:uiPriority="0" w:unhideWhenUsed="0"/>
+    <w:lsdException w:name="annotation reference" w:semiHidden="0" w:uiPriority="0" w:unhideWhenUsed="0"/>
+    <w:lsdException w:name="line number" w:semiHidden="0" w:uiPriority="0" w:unhideWhenUsed="0"/>
+    <w:lsdException w:name="page number" w:semiHidden="0" w:uiPriority="0" w:unhideWhenUsed="0"/>
+    <w:lsdException w:name="endnote reference" w:semiHidden="0" w:uiPriority="0" w:unhideWhenUsed="0"/>
+    <w:lsdException w:name="endnote text" w:semiHidden="0" w:uiPriority="0" w:unhideWhenUsed="0"/>
+    <w:lsdException w:name="table of authorities" w:semiHidden="0" w:uiPriority="0" w:unhideWhenUsed="0"/>
+    <w:lsdException w:name="macro" w:semiHidden="0" w:uiPriority="0" w:unhideWhenUsed="0"/>
+    <w:lsdException w:name="toa heading" w:semiHidden="0" w:uiPriority="0" w:unhideWhenUsed="0"/>
+    <w:lsdException w:name="List" w:semiHidden="0" w:uiPriority="0" w:unhideWhenUsed="0"/>
+    <w:lsdException w:name="List Bullet" w:semiHidden="0" w:uiPriority="0" w:unhideWhenUsed="0"/>
+    <w:lsdException w:name="List Number" w:semiHidden="0" w:uiPriority="0" w:unhideWhenUsed="0"/>
+    <w:lsdException w:name="List 2" w:semiHidden="0" w:uiPriority="0" w:unhideWhenUsed="0"/>
+    <w:lsdException w:name="List 3" w:semiHidden="0" w:uiPriority="0" w:unhideWhenUsed="0"/>
+    <w:lsdException w:name="List 4" w:semiHidden="0" w:uiPriority="0" w:unhideWhenUsed="0"/>
+    <w:lsdException w:name="List 5" w:semiHidden="0" w:uiPriority="0" w:unhideWhenUsed="0"/>
+    <w:lsdException w:name="List Bullet 2" w:semiHidden="0" w:uiPriority="0" w:unhideWhenUsed="0"/>
+    <w:lsdException w:name="List Bullet 3" w:semiHidden="0" w:uiPriority="0" w:unhideWhenUsed="0"/>
+    <w:lsdException w:name="List Bullet 4" w:semiHidden="0" w:uiPriority="0" w:unhideWhenUsed="0"/>
+    <w:lsdException w:name="List Bullet 5" w:semiHidden="0" w:uiPriority="0" w:unhideWhenUsed="0"/>
+    <w:lsdException w:name="List Number 2" w:semiHidden="0" w:uiPriority="0" w:unhideWhenUsed="0"/>
+    <w:lsdException w:name="List Number 3" w:semiHidden="0" w:uiPriority="0" w:unhideWhenUsed="0"/>
+    <w:lsdException w:name="List Number 4" w:semiHidden="0" w:uiPriority="0" w:unhideWhenUsed="0"/>
+    <w:lsdException w:name="List Number 5" w:semiHidden="0" w:uiPriority="0" w:unhideWhenUsed="0"/>
+    <w:lsdException w:name="Title" w:semiHidden="0" w:uiPriority="0" w:unhideWhenUsed="0" w:qFormat="1"/>
+    <w:lsdException w:name="Closing" w:semiHidden="0" w:uiPriority="0" w:unhideWhenUsed="0"/>
+    <w:lsdException w:name="Signature" w:semiHidden="0" w:uiPriority="0" w:unhideWhenUsed="0"/>
+    <w:lsdException w:name="Default Paragraph Font" w:uiPriority="0" w:unhideWhenUsed="0" w:qFormat="1"/>
+    <w:lsdException w:name="Body Text" w:uiPriority="0" w:unhideWhenUsed="0" w:qFormat="1"/>
+    <w:lsdException w:name="Body Text Indent" w:semiHidden="0" w:uiPriority="0" w:unhideWhenUsed="0"/>
+    <w:lsdException w:name="List Continue" w:semiHidden="0" w:uiPriority="0" w:unhideWhenUsed="0"/>
+    <w:lsdException w:name="List Continue 2" w:semiHidden="0" w:uiPriority="0" w:unhideWhenUsed="0"/>
+    <w:lsdException w:name="List Continue 3" w:semiHidden="0" w:uiPriority="0" w:unhideWhenUsed="0"/>
+    <w:lsdException w:name="List Continue 4" w:semiHidden="0" w:uiPriority="0" w:unhideWhenUsed="0"/>
+    <w:lsdException w:name="List Continue 5" w:semiHidden="0" w:uiPriority="0" w:unhideWhenUsed="0"/>
+    <w:lsdException w:name="Message Header" w:semiHidden="0" w:uiPriority="0" w:unhideWhenUsed="0"/>
+    <w:lsdException w:name="Subtitle" w:semiHidden="0" w:uiPriority="0" w:unhideWhenUsed="0" w:qFormat="1"/>
+    <w:lsdException w:name="Salutation" w:semiHidden="0" w:uiPriority="0" w:unhideWhenUsed="0"/>
+    <w:lsdException w:name="Date" w:semiHidden="0" w:uiPriority="0" w:unhideWhenUsed="0"/>
+    <w:lsdException w:name="Body Text First Indent" w:semiHidden="0" w:uiPriority="0" w:unhideWhenUsed="0"/>
+    <w:lsdException w:name="Body Text First Indent 2" w:semiHidden="0" w:uiPriority="0" w:unhideWhenUsed="0"/>
+    <w:lsdException w:name="Body Text 2" w:semiHidden="0" w:uiPriority="0" w:unhideWhenUsed="0"/>
+    <w:lsdException w:name="Body Text 3" w:semiHidden="0" w:uiPriority="0" w:unhideWhenUsed="0"/>
+    <w:lsdException w:name="Body Text Indent 2" w:semiHidden="0" w:uiPriority="0" w:unhideWhenUsed="0"/>
+    <w:lsdException w:name="Body Text Indent 3" w:semiHidden="0" w:uiPriority="0" w:unhideWhenUsed="0"/>
+    <w:lsdException w:name="Block Text" w:semiHidden="0" w:uiPriority="0" w:unhideWhenUsed="0"/>
+    <w:lsdException w:name="Hyperlink" w:semiHidden="0" w:uiPriority="0" w:unhideWhenUsed="0"/>
+    <w:lsdException w:name="FollowedHyperlink" w:semiHidden="0" w:uiPriority="0" w:unhideWhenUsed="0"/>
+    <w:lsdException w:name="Strong" w:semiHidden="0" w:uiPriority="0" w:unhideWhenUsed="0" w:qFormat="1"/>
+    <w:lsdException w:name="Emphasis" w:semiHidden="0" w:uiPriority="0" w:unhideWhenUsed="0" w:qFormat="1"/>
+    <w:lsdException w:name="Document Map" w:semiHidden="0" w:uiPriority="0" w:unhideWhenUsed="0"/>
+    <w:lsdException w:name="Plain Text" w:semiHidden="0" w:uiPriority="0" w:unhideWhenUsed="0"/>
+    <w:lsdException w:name="E-mail Signature" w:semiHidden="0" w:uiPriority="0" w:unhideWhenUsed="0"/>
+    <w:lsdException w:name="Normal (Web)" w:semiHidden="0" w:uiPriority="0" w:unhideWhenUsed="0" w:qFormat="1"/>
+    <w:lsdException w:name="HTML Acronym" w:semiHidden="0" w:uiPriority="0" w:unhideWhenUsed="0"/>
+    <w:lsdException w:name="HTML Address" w:semiHidden="0" w:uiPriority="0" w:unhideWhenUsed="0"/>
+    <w:lsdException w:name="HTML Cite" w:semiHidden="0" w:uiPriority="0" w:unhideWhenUsed="0"/>
+    <w:lsdException w:name="HTML Code" w:semiHidden="0" w:uiPriority="0" w:unhideWhenUsed="0"/>
+    <w:lsdException w:name="HTML Definition" w:semiHidden="0" w:uiPriority="0" w:unhideWhenUsed="0"/>
+    <w:lsdException w:name="HTML Keyboard" w:semiHidden="0" w:uiPriority="0" w:unhideWhenUsed="0"/>
+    <w:lsdException w:name="HTML Preformatted" w:semiHidden="0" w:uiPriority="0" w:unhideWhenUsed="0"/>
+    <w:lsdException w:name="HTML Sample" w:semiHidden="0" w:uiPriority="0" w:unhideWhenUsed="0"/>
+    <w:lsdException w:name="HTML Typewriter" w:semiHidden="0" w:uiPriority="0" w:unhideWhenUsed="0"/>
+    <w:lsdException w:name="HTML Variable" w:semiHidden="0" w:uiPriority="0" w:unhideWhenUsed="0"/>
+    <w:lsdException w:name="Normal Table" w:uiPriority="0" w:unhideWhenUsed="0" w:qFormat="1"/>
+    <w:lsdException w:name="annotation subject" w:semiHidden="0" w:uiPriority="0" w:unhideWhenUsed="0"/>
+    <w:lsdException w:name="Table Simple 1" w:semiHidden="0" w:uiPriority="0" w:unhideWhenUsed="0"/>
+    <w:lsdException w:name="Table Simple 2" w:semiHidden="0" w:uiPriority="0" w:unhideWhenUsed="0"/>
+    <w:lsdException w:name="Table Simple 3" w:semiHidden="0" w:uiPriority="0" w:unhideWhenUsed="0"/>
+    <w:lsdException w:name="Table Classic 1" w:semiHidden="0" w:uiPriority="0" w:unhideWhenUsed="0"/>
+    <w:lsdException w:name="Table Classic 2" w:semiHidden="0" w:uiPriority="0" w:unhideWhenUsed="0"/>
+    <w:lsdException w:name="Table Classic 3" w:semiHidden="0" w:uiPriority="0" w:unhideWhenUsed="0"/>
+    <w:lsdException w:name="Table Classic 4" w:semiHidden="0" w:uiPriority="0" w:unhideWhenUsed="0"/>
+    <w:lsdException w:name="Table Colorful 1" w:semiHidden="0" w:uiPriority="0" w:unhideWhenUsed="0"/>
+    <w:lsdException w:name="Table Colorful 2" w:semiHidden="0" w:uiPriority="0" w:unhideWhenUsed="0"/>
+    <w:lsdException w:name="Table Colorful 3" w:semiHidden="0" w:uiPriority="0" w:unhideWhenUsed="0"/>
+    <w:lsdException w:name="Table Columns 1" w:semiHidden="0" w:uiPriority="0" w:unhideWhenUsed="0"/>
+    <w:lsdException w:name="Table Columns 2" w:semiHidden="0" w:uiPriority="0" w:unhideWhenUsed="0"/>
+    <w:lsdException w:name="Table Columns 3" w:semiHidden="0" w:uiPriority="0" w:unhideWhenUsed="0"/>
+    <w:lsdException w:name="Table Columns 4" w:semiHidden="0" w:uiPriority="0" w:unhideWhenUsed="0"/>
+    <w:lsdException w:name="Table Columns 5" w:semiHidden="0" w:uiPriority="0" w:unhideWhenUsed="0"/>
+    <w:lsdException w:name="Table Grid 1" w:semiHidden="0" w:uiPriority="0" w:unhideWhenUsed="0"/>
+    <w:lsdException w:name="Table Grid 2" w:semiHidden="0" w:uiPriority="0" w:unhideWhenUsed="0"/>
+    <w:lsdException w:name="Table Grid 3" w:semiHidden="0" w:uiPriority="0" w:unhideWhenUsed="0"/>
+    <w:lsdException w:name="Table Grid 4" w:semiHidden="0" w:uiPriority="0" w:unhideWhenUsed="0"/>
+    <w:lsdException w:name="Table Grid 5" w:semiHidden="0" w:uiPriority="0" w:unhideWhenUsed="0"/>
+    <w:lsdException w:name="Table Grid 6" w:semiHidden="0" w:uiPriority="0" w:unhideWhenUsed="0"/>
+    <w:lsdException w:name="Table Grid 7" w:semiHidden="0" w:uiPriority="0" w:unhideWhenUsed="0"/>
+    <w:lsdException w:name="Table Grid 8" w:semiHidden="0" w:uiPriority="0" w:unhideWhenUsed="0"/>
+    <w:lsdException w:name="Table List 1" w:semiHidden="0" w:uiPriority="0" w:unhideWhenUsed="0"/>
+    <w:lsdException w:name="Table List 2" w:semiHidden="0" w:uiPriority="0" w:unhideWhenUsed="0"/>
+    <w:lsdException w:name="Table List 3" w:semiHidden="0" w:uiPriority="0" w:unhideWhenUsed="0"/>
+    <w:lsdException w:name="Table List 4" w:semiHidden="0" w:uiPriority="0" w:unhideWhenUsed="0"/>
+    <w:lsdException w:name="Table List 5" w:semiHidden="0" w:uiPriority="0" w:unhideWhenUsed="0"/>
+    <w:lsdException w:name="Table List 6" w:semiHidden="0" w:uiPriority="0" w:unhideWhenUsed="0"/>
+    <w:lsdException w:name="Table List 7" w:semiHidden="0" w:uiPriority="0" w:unhideWhenUsed="0"/>
+    <w:lsdException w:name="Table List 8" w:semiHidden="0" w:uiPriority="0" w:unhideWhenUsed="0"/>
+    <w:lsdException w:name="Table 3D effects 1" w:semiHidden="0" w:uiPriority="0" w:unhideWhenUsed="0"/>
+    <w:lsdException w:name="Table 3D effects 2" w:semiHidden="0" w:uiPriority="0" w:unhideWhenUsed="0"/>
+    <w:lsdException w:name="Table 3D effects 3" w:semiHidden="0" w:uiPriority="0" w:unhideWhenUsed="0"/>
+    <w:lsdException w:name="Table Contemporary" w:semiHidden="0" w:uiPriority="0" w:unhideWhenUsed="0"/>
+    <w:lsdException w:name="Table Elegant" w:semiHidden="0" w:uiPriority="0" w:unhideWhenUsed="0"/>
+    <w:lsdException w:name="Table Professional" w:semiHidden="0" w:uiPriority="0" w:unhideWhenUsed="0"/>
+    <w:lsdException w:name="Table Subtle 1" w:semiHidden="0" w:uiPriority="0" w:unhideWhenUsed="0"/>
+    <w:lsdException w:name="Table Subtle 2" w:semiHidden="0" w:uiPriority="0" w:unhideWhenUsed="0"/>
+    <w:lsdException w:name="Table Web 1" w:semiHidden="0" w:uiPriority="0" w:unhideWhenUsed="0"/>
+    <w:lsdException w:name="Table Web 2" w:semiHidden="0" w:uiPriority="0" w:unhideWhenUsed="0"/>
+    <w:lsdException w:name="Table Web 3" w:semiHidden="0" w:uiPriority="0" w:unhideWhenUsed="0"/>
+    <w:lsdException w:name="Balloon Text" w:semiHidden="0" w:uiPriority="0" w:unhideWhenUsed="0"/>
+    <w:lsdException w:name="Table Grid" w:semiHidden="0" w:uiPriority="0" w:unhideWhenUsed="0" w:qFormat="1"/>
+    <w:lsdException w:name="Table Theme" w:semiHidden="0" w:uiPriority="0" w:unhideWhenUsed="0"/>
+    <w:lsdException w:name="Light Shading" w:semiHidden="0" w:uiPriority="60" w:unhideWhenUsed="0"/>
+    <w:lsdException w:name="Light List" w:semiHidden="0" w:uiPriority="61" w:unhideWhenUsed="0"/>
+    <w:lsdException w:name="Light Grid" w:semiHidden="0" w:uiPriority="62" w:unhideWhenUsed="0"/>
+    <w:lsdException w:name="Medium Shading 1" w:semiHidden="0" w:uiPriority="63" w:unhideWhenUsed="0"/>
+    <w:lsdException w:name="Medium Shading 2" w:semiHidden="0" w:uiPriority="64" w:unhideWhenUsed="0"/>
+    <w:lsdException w:name="Medium List 1" w:semiHidden="0" w:uiPriority="65" w:unhideWhenUsed="0"/>
+    <w:lsdException w:name="Medium List 2" w:semiHidden="0" w:uiPriority="66" w:unhideWhenUsed="0"/>
+    <w:lsdException w:name="Medium Grid 1" w:semiHidden="0" w:uiPriority="67" w:unhideWhenUsed="0"/>
+    <w:lsdException w:name="Medium Grid 2" w:semiHidden="0" w:uiPriority="68" w:unhideWhenUsed="0"/>
+    <w:lsdException w:name="Medium Grid 3" w:semiHidden="0" w:uiPriority="69" w:unhideWhenUsed="0"/>
+    <w:lsdException w:name="Dark List" w:semiHidden="0" w:uiPriority="70" w:unhideWhenUsed="0"/>
+    <w:lsdException w:name="Colorful Shading" w:semiHidden="0" w:uiPriority="71" w:unhideWhenUsed="0"/>
+    <w:lsdException w:name="Colorful List" w:semiHidden="0" w:uiPriority="72" w:unhideWhenUsed="0"/>
+    <w:lsdException w:name="Colorful Grid" w:semiHidden="0" w:uiPriority="73" w:unhideWhenUsed="0"/>
+    <w:lsdException w:name="Light Shading Accent 1" w:semiHidden="0" w:uiPriority="60" w:unhideWhenUsed="0"/>
+    <w:lsdException w:name="Light List Accent 1" w:semiHidden="0" w:uiPriority="61" w:unhideWhenUsed="0"/>
+    <w:lsdException w:name="Light Grid Accent 1" w:semiHidden="0" w:uiPriority="62" w:unhideWhenUsed="0"/>
+    <w:lsdException w:name="Medium Shading 1 Accent 1" w:semiHidden="0" w:uiPriority="63" w:unhideWhenUsed="0"/>
+    <w:lsdException w:name="Medium Shading 2 Accent 1" w:semiHidden="0" w:uiPriority="64" w:unhideWhenUsed="0"/>
+    <w:lsdException w:name="Medium List 1 Accent 1" w:semiHidden="0" w:uiPriority="65" w:unhideWhenUsed="0"/>
+    <w:lsdException w:name="Medium List 2 Accent 1" w:semiHidden="0" w:uiPriority="66" w:unhideWhenUsed="0"/>
+    <w:lsdException w:name="Medium Grid 1 Accent 1" w:semiHidden="0" w:uiPriority="67" w:unhideWhenUsed="0"/>
+    <w:lsdException w:name="Medium Grid 2 Accent 1" w:semiHidden="0" w:uiPriority="68" w:unhideWhenUsed="0"/>
+    <w:lsdException w:name="Medium Grid 3 Accent 1" w:semiHidden="0" w:uiPriority="69" w:unhideWhenUsed="0"/>
+    <w:lsdException w:name="Dark List Accent 1" w:semiHidden="0" w:uiPriority="70" w:unhideWhenUsed="0"/>
+    <w:lsdException w:name="Colorful Shading Accent 1" w:semiHidden="0" w:uiPriority="71" w:unhideWhenUsed="0"/>
+    <w:lsdException w:name="Colorful List Accent 1" w:semiHidden="0" w:uiPriority="72" w:unhideWhenUsed="0"/>
+    <w:lsdException w:name="Colorful Grid Accent 1" w:semiHidden="0" w:uiPriority="73" w:unhideWhenUsed="0"/>
+    <w:lsdException w:name="Light Shading Accent 2" w:semiHidden="0" w:uiPriority="60" w:unhideWhenUsed="0"/>
+    <w:lsdException w:name="Light List Accent 2" w:semiHidden="0" w:uiPriority="61" w:unhideWhenUsed="0"/>
+    <w:lsdException w:name="Light Grid Accent 2" w:semiHidden="0" w:uiPriority="62" w:unhideWhenUsed="0"/>
+    <w:lsdException w:name="Medium Shading 1 Accent 2" w:semiHidden="0" w:uiPriority="63" w:unhideWhenUsed="0"/>
+    <w:lsdException w:name="Medium Shading 2 Accent 2" w:semiHidden="0" w:uiPriority="64" w:unhideWhenUsed="0"/>
+    <w:lsdException w:name="Medium List 1 Accent 2" w:semiHidden="0" w:uiPriority="65" w:unhideWhenUsed="0"/>
+    <w:lsdException w:name="Medium List 2 Accent 2" w:semiHidden="0" w:uiPriority="66" w:unhideWhenUsed="0"/>
+    <w:lsdException w:name="Medium Grid 1 Accent 2" w:semiHidden="0" w:uiPriority="67" w:unhideWhenUsed="0"/>
+    <w:lsdException w:name="Medium Grid 2 Accent 2" w:semiHidden="0" w:uiPriority="68" w:unhideWhenUsed="0"/>
+    <w:lsdException w:name="Medium Grid 3 Accent 2" w:semiHidden="0" w:uiPriority="69" w:unhideWhenUsed="0"/>
+    <w:lsdException w:name="Dark List Accent 2" w:semiHidden="0" w:uiPriority="70" w:unhideWhenUsed="0"/>
+    <w:lsdException w:name="Colorful Shading Accent 2" w:semiHidden="0" w:uiPriority="71" w:unhideWhenUsed="0"/>
+    <w:lsdException w:name="Colorful List Accent 2" w:semiHidden="0" w:uiPriority="72" w:unhideWhenUsed="0"/>
+    <w:lsdException w:name="Colorful Grid Accent 2" w:semiHidden="0" w:uiPriority="73" w:unhideWhenUsed="0"/>
+    <w:lsdException w:name="Light Shading Accent 3" w:semiHidden="0" w:uiPriority="60" w:unhideWhenUsed="0"/>
+    <w:lsdException w:name="Light List Accent 3" w:semiHidden="0" w:uiPriority="61" w:unhideWhenUsed="0"/>
+    <w:lsdException w:name="Light Grid Accent 3" w:semiHidden="0" w:uiPriority="62" w:unhideWhenUsed="0"/>
+    <w:lsdException w:name="Medium Shading 1 Accent 3" w:semiHidden="0" w:uiPriority="63" w:unhideWhenUsed="0"/>
+    <w:lsdException w:name="Medium Shading 2 Accent 3" w:semiHidden="0" w:uiPriority="64" w:unhideWhenUsed="0"/>
+    <w:lsdException w:name="Medium List 1 Accent 3" w:semiHidden="0" w:uiPriority="65" w:unhideWhenUsed="0"/>
+    <w:lsdException w:name="Medium List 2 Accent 3" w:semiHidden="0" w:uiPriority="66" w:unhideWhenUsed="0"/>
+    <w:lsdException w:name="Medium Grid 1 Accent 3" w:semiHidden="0" w:uiPriority="67" w:unhideWhenUsed="0"/>
+    <w:lsdException w:name="Medium Grid 2 Accent 3" w:semiHidden="0" w:uiPriority="68" w:unhideWhenUsed="0"/>
+    <w:lsdException w:name="Medium Grid 3 Accent 3" w:semiHidden="0" w:uiPriority="69" w:unhideWhenUsed="0"/>
+    <w:lsdException w:name="Dark List Accent 3" w:semiHidden="0" w:uiPriority="70" w:unhideWhenUsed="0"/>
+    <w:lsdException w:name="Colorful Shading Accent 3" w:semiHidden="0" w:uiPriority="71" w:unhideWhenUsed="0"/>
+    <w:lsdException w:name="Colorful List Accent 3" w:semiHidden="0" w:uiPriority="72" w:unhideWhenUsed="0"/>
+    <w:lsdException w:name="Colorful Grid Accent 3" w:semiHidden="0" w:uiPriority="73" w:unhideWhenUsed="0"/>
+    <w:lsdException w:name="Light Shading Accent 4" w:semiHidden="0" w:uiPriority="60" w:unhideWhenUsed="0"/>
+    <w:lsdException w:name="Light List Accent 4" w:semiHidden="0" w:uiPriority="61" w:unhideWhenUsed="0"/>
+    <w:lsdException w:name="Light Grid Accent 4" w:semiHidden="0" w:uiPriority="62" w:unhideWhenUsed="0"/>
+    <w:lsdException w:name="Medium Shading 1 Accent 4" w:semiHidden="0" w:uiPriority="63" w:unhideWhenUsed="0"/>
+    <w:lsdException w:name="Medium Shading 2 Accent 4" w:semiHidden="0" w:uiPriority="64" w:unhideWhenUsed="0"/>
+    <w:lsdException w:name="Medium List 1 Accent 4" w:semiHidden="0" w:uiPriority="65" w:unhideWhenUsed="0"/>
+    <w:lsdException w:name="Medium List 2 Accent 4" w:semiHidden="0" w:uiPriority="66" w:unhideWhenUsed="0"/>
+    <w:lsdException w:name="Medium Grid 1 Accent 4" w:semiHidden="0" w:uiPriority="67" w:unhideWhenUsed="0"/>
+    <w:lsdException w:name="Medium Grid 2 Accent 4" w:semiHidden="0" w:uiPriority="68" w:unhideWhenUsed="0"/>
+    <w:lsdException w:name="Medium Grid 3 Accent 4" w:semiHidden="0" w:uiPriority="69" w:unhideWhenUsed="0"/>
+    <w:lsdException w:name="Dark List Accent 4" w:semiHidden="0" w:uiPriority="70" w:unhideWhenUsed="0"/>
+    <w:lsdException w:name="Colorful Shading Accent 4" w:semiHidden="0" w:uiPriority="71" w:unhideWhenUsed="0"/>
+    <w:lsdException w:name="Colorful List Accent 4" w:semiHidden="0" w:uiPriority="72" w:unhideWhenUsed="0"/>
+    <w:lsdException w:name="Colorful Grid Accent 4" w:semiHidden="0" w:uiPriority="73" w:unhideWhenUsed="0"/>
+    <w:lsdException w:name="Light Shading Accent 5" w:semiHidden="0" w:uiPriority="60" w:unhideWhenUsed="0"/>
+    <w:lsdException w:name="Light List Accent 5" w:semiHidden="0" w:uiPriority="61" w:unhideWhenUsed="0"/>
+    <w:lsdException w:name="Light Grid Accent 5" w:semiHidden="0" w:uiPriority="62" w:unhideWhenUsed="0"/>
+    <w:lsdException w:name="Medium Shading 1 Accent 5" w:semiHidden="0" w:uiPriority="63" w:unhideWhenUsed="0"/>
+    <w:lsdException w:name="Medium Shading 2 Accent 5" w:semiHidden="0" w:uiPriority="64" w:unhideWhenUsed="0"/>
+    <w:lsdException w:name="Medium List 1 Accent 5" w:semiHidden="0" w:uiPriority="65" w:unhideWhenUsed="0"/>
+    <w:lsdException w:name="Medium List 2 Accent 5" w:semiHidden="0" w:uiPriority="66" w:unhideWhenUsed="0"/>
+    <w:lsdException w:name="Medium Grid 1 Accent 5" w:semiHidden="0" w:uiPriority="67" w:unhideWhenUsed="0"/>
+    <w:lsdException w:name="Medium Grid 2 Accent 5" w:semiHidden="0" w:uiPriority="68" w:unhideWhenUsed="0"/>
+    <w:lsdException w:name="Medium Grid 3 Accent 5" w:semiHidden="0" w:uiPriority="69" w:unhideWhenUsed="0"/>
+    <w:lsdException w:name="Dark List Accent 5" w:semiHidden="0" w:uiPriority="70" w:unhideWhenUsed="0"/>
+    <w:lsdException w:name="Colorful Shading Accent 5" w:semiHidden="0" w:uiPriority="71" w:unhideWhenUsed="0"/>
+    <w:lsdException w:name="Colorful List Accent 5" w:semiHidden="0" w:uiPriority="72" w:unhideWhenUsed="0"/>
+    <w:lsdException w:name="Colorful Grid Accent 5" w:semiHidden="0" w:uiPriority="73" w:unhideWhenUsed="0"/>
+    <w:lsdException w:name="Light Shading Accent 6" w:semiHidden="0" w:uiPriority="60" w:unhideWhenUsed="0"/>
+    <w:lsdException w:name="Light List Accent 6" w:semiHidden="0" w:uiPriority="61" w:unhideWhenUsed="0"/>
+    <w:lsdException w:name="Light Grid Accent 6" w:semiHidden="0" w:uiPriority="62" w:unhideWhenUsed="0"/>
+    <w:lsdException w:name="Medium Shading 1 Accent 6" w:semiHidden="0" w:uiPriority="63" w:unhideWhenUsed="0"/>
+    <w:lsdException w:name="Medium Shading 2 Accent 6" w:semiHidden="0" w:uiPriority="64" w:unhideWhenUsed="0"/>
+    <w:lsdException w:name="Medium List 1 Accent 6" w:semiHidden="0" w:uiPriority="65" w:unhideWhenUsed="0"/>
+    <w:lsdException w:name="Medium List 2 Accent 6" w:semiHidden="0" w:uiPriority="66" w:unhideWhenUsed="0"/>
+    <w:lsdException w:name="Medium Grid 1 Accent 6" w:semiHidden="0" w:uiPriority="67" w:unhideWhenUsed="0"/>
+    <w:lsdException w:name="Medium Grid 2 Accent 6" w:semiHidden="0" w:uiPriority="68" w:unhideWhenUsed="0"/>
+    <w:lsdException w:name="Medium Grid 3 Accent 6" w:semiHidden="0" w:uiPriority="69" w:unhideWhenUsed="0"/>
+    <w:lsdException w:name="Dark List Accent 6" w:semiHidden="0" w:uiPriority="70" w:unhideWhenUsed="0"/>
+    <w:lsdException w:name="Colorful Shading Accent 6" w:semiHidden="0" w:uiPriority="71" w:unhideWhenUsed="0"/>
+    <w:lsdException w:name="Colorful List Accent 6" w:semiHidden="0" w:uiPriority="72" w:unhideWhenUsed="0"/>
+    <w:lsdException w:name="Colorful Grid Accent 6" w:semiHidden="0" w:uiPriority="73" w:unhideWhenUsed="0"/>
   </w:latentStyles>
-  <w:style w:type="paragraph" w:default="1" w:styleId="1">
+  <w:style w:type="paragraph" w:default="1" w:styleId="Normal">
     <w:name w:val="Normal"/>
     <w:qFormat/>
-    <w:uiPriority w:val="0"/>
     <w:pPr>
       <w:kinsoku w:val="0"/>
       <w:autoSpaceDE w:val="0"/>
@@ -8190,7 +7950,7 @@
       <w:textAlignment w:val="baseline"/>
     </w:pPr>
     <w:rPr>
-      <w:rFonts w:ascii="Arial" w:hAnsi="Arial" w:eastAsia="宋体" w:cs="Arial"/>
+      <w:rFonts w:ascii="Arial" w:eastAsia="宋体" w:hAnsi="Arial" w:cs="Arial"/>
       <w:snapToGrid w:val="0"/>
       <w:color w:val="000000"/>
       <w:kern w:val="0"/>
@@ -8199,12 +7959,11 @@
       <w:lang w:val="en-US" w:eastAsia="en-US" w:bidi="ar-SA"/>
     </w:rPr>
   </w:style>
-  <w:style w:type="paragraph" w:styleId="2">
+  <w:style w:type="paragraph" w:styleId="Heading1">
     <w:name w:val="heading 1"/>
-    <w:basedOn w:val="1"/>
-    <w:next w:val="1"/>
+    <w:basedOn w:val="Normal"/>
+    <w:next w:val="Normal"/>
     <w:qFormat/>
-    <w:uiPriority w:val="0"/>
     <w:pPr>
       <w:keepNext/>
       <w:keepLines/>
@@ -8222,13 +7981,12 @@
       <w:sz w:val="44"/>
     </w:rPr>
   </w:style>
-  <w:style w:type="paragraph" w:styleId="3">
+  <w:style w:type="paragraph" w:styleId="Heading2">
     <w:name w:val="heading 2"/>
-    <w:basedOn w:val="1"/>
-    <w:next w:val="1"/>
+    <w:basedOn w:val="Normal"/>
+    <w:next w:val="Normal"/>
     <w:unhideWhenUsed/>
     <w:qFormat/>
-    <w:uiPriority w:val="0"/>
     <w:pPr>
       <w:keepNext/>
       <w:keepLines/>
@@ -8241,19 +7999,18 @@
       <w:outlineLvl w:val="1"/>
     </w:pPr>
     <w:rPr>
-      <w:rFonts w:ascii="Arial" w:hAnsi="Arial" w:eastAsia="黑体"/>
+      <w:rFonts w:ascii="Arial" w:eastAsia="黑体" w:hAnsi="Arial"/>
       <w:b/>
       <w:sz w:val="32"/>
     </w:rPr>
   </w:style>
-  <w:style w:type="paragraph" w:styleId="4">
+  <w:style w:type="paragraph" w:styleId="Heading3">
     <w:name w:val="heading 3"/>
-    <w:basedOn w:val="1"/>
-    <w:next w:val="1"/>
+    <w:basedOn w:val="Normal"/>
+    <w:next w:val="Normal"/>
     <w:semiHidden/>
     <w:unhideWhenUsed/>
     <w:qFormat/>
-    <w:uiPriority w:val="0"/>
     <w:pPr>
       <w:keepNext/>
       <w:keepLines/>
@@ -8270,13 +8027,12 @@
       <w:sz w:val="32"/>
     </w:rPr>
   </w:style>
-  <w:style w:type="paragraph" w:styleId="5">
+  <w:style w:type="paragraph" w:styleId="Heading4">
     <w:name w:val="heading 4"/>
-    <w:basedOn w:val="1"/>
-    <w:next w:val="1"/>
+    <w:basedOn w:val="Normal"/>
+    <w:next w:val="Normal"/>
     <w:unhideWhenUsed/>
     <w:qFormat/>
-    <w:uiPriority w:val="0"/>
     <w:pPr>
       <w:keepNext/>
       <w:keepLines/>
@@ -8289,19 +8045,18 @@
       <w:outlineLvl w:val="3"/>
     </w:pPr>
     <w:rPr>
-      <w:rFonts w:ascii="Arial" w:hAnsi="Arial" w:eastAsia="黑体"/>
+      <w:rFonts w:ascii="Arial" w:eastAsia="黑体" w:hAnsi="Arial"/>
       <w:b/>
       <w:sz w:val="28"/>
     </w:rPr>
   </w:style>
-  <w:style w:type="paragraph" w:styleId="6">
+  <w:style w:type="paragraph" w:styleId="Heading5">
     <w:name w:val="heading 5"/>
-    <w:basedOn w:val="1"/>
-    <w:next w:val="1"/>
+    <w:basedOn w:val="Normal"/>
+    <w:next w:val="Normal"/>
     <w:semiHidden/>
     <w:unhideWhenUsed/>
     <w:qFormat/>
-    <w:uiPriority w:val="0"/>
     <w:pPr>
       <w:keepNext/>
       <w:keepLines/>
@@ -8318,14 +8073,13 @@
       <w:sz w:val="28"/>
     </w:rPr>
   </w:style>
-  <w:style w:type="paragraph" w:styleId="7">
+  <w:style w:type="paragraph" w:styleId="Heading6">
     <w:name w:val="heading 6"/>
-    <w:basedOn w:val="1"/>
-    <w:next w:val="1"/>
+    <w:basedOn w:val="Normal"/>
+    <w:next w:val="Normal"/>
     <w:semiHidden/>
     <w:unhideWhenUsed/>
     <w:qFormat/>
-    <w:uiPriority w:val="0"/>
     <w:pPr>
       <w:keepNext/>
       <w:keepLines/>
@@ -8338,19 +8092,18 @@
       <w:outlineLvl w:val="5"/>
     </w:pPr>
     <w:rPr>
-      <w:rFonts w:ascii="Arial" w:hAnsi="Arial" w:eastAsia="黑体"/>
+      <w:rFonts w:ascii="Arial" w:eastAsia="黑体" w:hAnsi="Arial"/>
       <w:b/>
       <w:sz w:val="24"/>
     </w:rPr>
   </w:style>
-  <w:style w:type="paragraph" w:styleId="8">
+  <w:style w:type="paragraph" w:styleId="Heading7">
     <w:name w:val="heading 7"/>
-    <w:basedOn w:val="1"/>
-    <w:next w:val="1"/>
+    <w:basedOn w:val="Normal"/>
+    <w:next w:val="Normal"/>
     <w:semiHidden/>
     <w:unhideWhenUsed/>
     <w:qFormat/>
-    <w:uiPriority w:val="0"/>
     <w:pPr>
       <w:keepNext/>
       <w:keepLines/>
@@ -8367,14 +8120,13 @@
       <w:sz w:val="24"/>
     </w:rPr>
   </w:style>
-  <w:style w:type="paragraph" w:styleId="9">
+  <w:style w:type="paragraph" w:styleId="Heading8">
     <w:name w:val="heading 8"/>
-    <w:basedOn w:val="1"/>
-    <w:next w:val="1"/>
+    <w:basedOn w:val="Normal"/>
+    <w:next w:val="Normal"/>
     <w:semiHidden/>
     <w:unhideWhenUsed/>
     <w:qFormat/>
-    <w:uiPriority w:val="0"/>
     <w:pPr>
       <w:keepNext/>
       <w:keepLines/>
@@ -8387,18 +8139,17 @@
       <w:outlineLvl w:val="7"/>
     </w:pPr>
     <w:rPr>
-      <w:rFonts w:ascii="Arial" w:hAnsi="Arial" w:eastAsia="黑体"/>
+      <w:rFonts w:ascii="Arial" w:eastAsia="黑体" w:hAnsi="Arial"/>
       <w:sz w:val="24"/>
     </w:rPr>
   </w:style>
-  <w:style w:type="paragraph" w:styleId="10">
+  <w:style w:type="paragraph" w:styleId="Heading9">
     <w:name w:val="heading 9"/>
-    <w:basedOn w:val="1"/>
-    <w:next w:val="1"/>
+    <w:basedOn w:val="Normal"/>
+    <w:next w:val="Normal"/>
     <w:semiHidden/>
     <w:unhideWhenUsed/>
     <w:qFormat/>
-    <w:uiPriority w:val="0"/>
     <w:pPr>
       <w:keepNext/>
       <w:keepLines/>
@@ -8411,21 +8162,19 @@
       <w:outlineLvl w:val="8"/>
     </w:pPr>
     <w:rPr>
-      <w:rFonts w:ascii="Arial" w:hAnsi="Arial" w:eastAsia="黑体"/>
+      <w:rFonts w:ascii="Arial" w:eastAsia="黑体" w:hAnsi="Arial"/>
       <w:sz w:val="21"/>
     </w:rPr>
   </w:style>
-  <w:style w:type="character" w:default="1" w:styleId="22">
+  <w:style w:type="character" w:default="1" w:styleId="DefaultParagraphFont">
     <w:name w:val="Default Paragraph Font"/>
     <w:semiHidden/>
     <w:qFormat/>
-    <w:uiPriority w:val="0"/>
   </w:style>
-  <w:style w:type="table" w:default="1" w:styleId="20">
+  <w:style w:type="table" w:default="1" w:styleId="TableNormal">
     <w:name w:val="Normal Table"/>
     <w:semiHidden/>
     <w:qFormat/>
-    <w:uiPriority w:val="0"/>
     <w:tblPr>
       <w:tblCellMar>
         <w:top w:w="0" w:type="dxa"/>
@@ -8435,43 +8184,39 @@
       </w:tblCellMar>
     </w:tblPr>
   </w:style>
-  <w:style w:type="paragraph" w:styleId="11">
+  <w:style w:type="paragraph" w:styleId="CommentText">
     <w:name w:val="annotation text"/>
-    <w:basedOn w:val="1"/>
+    <w:basedOn w:val="Normal"/>
     <w:qFormat/>
-    <w:uiPriority w:val="0"/>
     <w:pPr>
       <w:jc w:val="left"/>
     </w:pPr>
   </w:style>
-  <w:style w:type="paragraph" w:styleId="12">
+  <w:style w:type="paragraph" w:styleId="BodyText">
     <w:name w:val="Body Text"/>
-    <w:basedOn w:val="1"/>
+    <w:basedOn w:val="Normal"/>
     <w:semiHidden/>
     <w:qFormat/>
-    <w:uiPriority w:val="0"/>
     <w:rPr>
-      <w:rFonts w:ascii="Arial" w:hAnsi="Arial" w:eastAsia="Arial" w:cs="Arial"/>
+      <w:rFonts w:ascii="Arial" w:eastAsia="Arial" w:hAnsi="Arial" w:cs="Arial"/>
       <w:sz w:val="21"/>
       <w:szCs w:val="21"/>
       <w:lang w:val="en-US" w:eastAsia="en-US" w:bidi="ar-SA"/>
     </w:rPr>
   </w:style>
-  <w:style w:type="paragraph" w:styleId="13">
+  <w:style w:type="paragraph" w:styleId="TOC3">
     <w:name w:val="toc 3"/>
-    <w:basedOn w:val="1"/>
-    <w:next w:val="1"/>
+    <w:basedOn w:val="Normal"/>
+    <w:next w:val="Normal"/>
     <w:qFormat/>
-    <w:uiPriority w:val="0"/>
     <w:pPr>
       <w:ind w:left="840" w:leftChars="400"/>
     </w:pPr>
   </w:style>
-  <w:style w:type="paragraph" w:styleId="14">
+  <w:style w:type="paragraph" w:styleId="Footer">
     <w:name w:val="footer"/>
-    <w:basedOn w:val="1"/>
+    <w:basedOn w:val="Normal"/>
     <w:qFormat/>
-    <w:uiPriority w:val="0"/>
     <w:pPr>
       <w:tabs>
         <w:tab w:val="center" w:pos="4153"/>
@@ -8484,17 +8229,16 @@
       <w:sz w:val="18"/>
     </w:rPr>
   </w:style>
-  <w:style w:type="paragraph" w:styleId="15">
+  <w:style w:type="paragraph" w:styleId="Header">
     <w:name w:val="header"/>
-    <w:basedOn w:val="1"/>
+    <w:basedOn w:val="Normal"/>
     <w:qFormat/>
-    <w:uiPriority w:val="0"/>
     <w:pPr>
       <w:pBdr>
-        <w:top w:val="none" w:color="auto" w:sz="0" w:space="0"/>
-        <w:left w:val="none" w:color="auto" w:sz="0" w:space="0"/>
-        <w:bottom w:val="none" w:color="auto" w:sz="0" w:space="0"/>
-        <w:right w:val="none" w:color="auto" w:sz="0" w:space="0"/>
+        <w:top w:val="nil"/>
+        <w:left w:val="nil"/>
+        <w:bottom w:val="nil"/>
+        <w:right w:val="nil"/>
       </w:pBdr>
       <w:tabs>
         <w:tab w:val="center" w:pos="4153"/>
@@ -8509,41 +8253,37 @@
       <w:sz w:val="18"/>
     </w:rPr>
   </w:style>
-  <w:style w:type="paragraph" w:styleId="16">
+  <w:style w:type="paragraph" w:styleId="TOC1">
     <w:name w:val="toc 1"/>
-    <w:basedOn w:val="1"/>
-    <w:next w:val="1"/>
+    <w:basedOn w:val="Normal"/>
+    <w:next w:val="Normal"/>
     <w:qFormat/>
-    <w:uiPriority w:val="0"/>
     <w:rPr>
-      <w:rFonts w:ascii="Arial" w:hAnsi="Arial" w:eastAsia="Microsoft JhengHei"/>
+      <w:rFonts w:ascii="Arial" w:eastAsia="Microsoft JhengHei" w:hAnsi="Arial"/>
       <w:sz w:val="24"/>
     </w:rPr>
   </w:style>
-  <w:style w:type="paragraph" w:styleId="17">
+  <w:style w:type="paragraph" w:styleId="TOC2">
     <w:name w:val="toc 2"/>
-    <w:basedOn w:val="1"/>
-    <w:next w:val="1"/>
+    <w:basedOn w:val="Normal"/>
+    <w:next w:val="Normal"/>
     <w:qFormat/>
-    <w:uiPriority w:val="0"/>
     <w:pPr>
       <w:ind w:left="420" w:leftChars="200"/>
     </w:pPr>
   </w:style>
-  <w:style w:type="paragraph" w:styleId="18">
+  <w:style w:type="paragraph" w:styleId="NormalWeb">
     <w:name w:val="Normal (Web)"/>
-    <w:basedOn w:val="1"/>
+    <w:basedOn w:val="Normal"/>
     <w:qFormat/>
-    <w:uiPriority w:val="0"/>
     <w:rPr>
       <w:sz w:val="24"/>
     </w:rPr>
   </w:style>
-  <w:style w:type="paragraph" w:styleId="19">
+  <w:style w:type="paragraph" w:styleId="Title">
     <w:name w:val="Title"/>
-    <w:basedOn w:val="1"/>
+    <w:basedOn w:val="Normal"/>
     <w:qFormat/>
-    <w:uiPriority w:val="0"/>
     <w:pPr>
       <w:spacing w:before="240" w:beforeLines="0" w:beforeAutospacing="0" w:after="60" w:afterLines="0" w:afterAutospacing="0"/>
       <w:jc w:val="center"/>
@@ -8555,73 +8295,68 @@
       <w:sz w:val="32"/>
     </w:rPr>
   </w:style>
-  <w:style w:type="table" w:styleId="21">
+  <w:style w:type="table" w:styleId="TableGrid">
     <w:name w:val="Table Grid"/>
-    <w:basedOn w:val="20"/>
+    <w:basedOn w:val="TableNormal"/>
     <w:qFormat/>
-    <w:uiPriority w:val="0"/>
     <w:pPr>
       <w:widowControl w:val="0"/>
       <w:jc w:val="both"/>
     </w:pPr>
     <w:tblPr>
       <w:tblBorders>
-        <w:top w:val="single" w:color="auto" w:sz="4" w:space="0"/>
-        <w:left w:val="single" w:color="auto" w:sz="4" w:space="0"/>
-        <w:bottom w:val="single" w:color="auto" w:sz="4" w:space="0"/>
-        <w:right w:val="single" w:color="auto" w:sz="4" w:space="0"/>
-        <w:insideH w:val="single" w:color="auto" w:sz="4" w:space="0"/>
-        <w:insideV w:val="single" w:color="auto" w:sz="4" w:space="0"/>
+        <w:top w:val="single" w:sz="4" w:space="0" w:color="auto"/>
+        <w:left w:val="single" w:sz="4" w:space="0" w:color="auto"/>
+        <w:bottom w:val="single" w:sz="4" w:space="0" w:color="auto"/>
+        <w:right w:val="single" w:sz="4" w:space="0" w:color="auto"/>
+        <w:insideH w:val="single" w:sz="4" w:space="0" w:color="auto"/>
+        <w:insideV w:val="single" w:sz="4" w:space="0" w:color="auto"/>
       </w:tblBorders>
     </w:tblPr>
   </w:style>
-  <w:style w:type="character" w:styleId="23">
+  <w:style w:type="character" w:styleId="Strong">
     <w:name w:val="Strong"/>
-    <w:basedOn w:val="22"/>
+    <w:basedOn w:val="DefaultParagraphFont"/>
     <w:qFormat/>
-    <w:uiPriority w:val="0"/>
     <w:rPr>
       <w:b/>
     </w:rPr>
   </w:style>
-  <w:style w:type="paragraph" w:customStyle="1" w:styleId="24">
+  <w:style w:type="paragraph" w:customStyle="1" w:styleId="a">
     <w:name w:val="柴_公司名"/>
-    <w:basedOn w:val="19"/>
+    <w:basedOn w:val="Title"/>
     <w:qFormat/>
-    <w:uiPriority w:val="0"/>
     <w:pPr>
       <w:spacing w:after="600" w:afterLines="600"/>
     </w:pPr>
     <w:rPr>
-      <w:rFonts w:hint="eastAsia" w:ascii="宋体" w:hAnsi="宋体" w:eastAsia="宋体" w:cs="宋体"/>
+      <w:rFonts w:ascii="宋体" w:eastAsia="宋体" w:hAnsi="宋体" w:cs="宋体" w:hint="eastAsia"/>
       <w:bCs/>
       <w:spacing w:val="-6"/>
       <w:sz w:val="52"/>
       <w:szCs w:val="52"/>
     </w:rPr>
   </w:style>
-  <w:style w:type="paragraph" w:customStyle="1" w:styleId="25">
+  <w:style w:type="paragraph" w:customStyle="1" w:styleId="a0">
     <w:name w:val="柴_文档名"/>
-    <w:basedOn w:val="19"/>
+    <w:basedOn w:val="Title"/>
     <w:qFormat/>
-    <w:uiPriority w:val="0"/>
     <w:pPr>
       <w:spacing w:after="900" w:afterLines="900"/>
     </w:pPr>
     <w:rPr>
-      <w:rFonts w:ascii="黑体" w:hAnsi="黑体" w:eastAsia="黑体" w:cs="黑体"/>
+      <w:rFonts w:ascii="黑体" w:eastAsia="黑体" w:hAnsi="黑体" w:cs="黑体"/>
       <w:bCs/>
       <w:spacing w:val="-7"/>
       <w:sz w:val="52"/>
       <w:szCs w:val="52"/>
     </w:rPr>
   </w:style>
-  <w:style w:type="table" w:customStyle="1" w:styleId="26">
+  <w:style w:type="table" w:customStyle="1" w:styleId="TableNormal0">
     <w:name w:val="Table Normal_0"/>
     <w:semiHidden/>
     <w:unhideWhenUsed/>
     <w:qFormat/>
-    <w:uiPriority w:val="0"/>
     <w:tblPr>
       <w:tblCellMar>
         <w:top w:w="0" w:type="dxa"/>
@@ -8631,88 +8366,82 @@
       </w:tblCellMar>
     </w:tblPr>
   </w:style>
-  <w:style w:type="paragraph" w:customStyle="1" w:styleId="27">
+  <w:style w:type="paragraph" w:customStyle="1" w:styleId="TableText">
     <w:name w:val="Table Text"/>
-    <w:basedOn w:val="1"/>
+    <w:basedOn w:val="Normal"/>
     <w:semiHidden/>
     <w:qFormat/>
-    <w:uiPriority w:val="0"/>
     <w:rPr>
-      <w:rFonts w:ascii="宋体" w:hAnsi="宋体" w:eastAsia="宋体" w:cs="宋体"/>
+      <w:rFonts w:ascii="宋体" w:eastAsia="宋体" w:hAnsi="宋体" w:cs="宋体"/>
       <w:sz w:val="21"/>
       <w:szCs w:val="21"/>
       <w:lang w:val="en-US" w:eastAsia="en-US" w:bidi="ar-SA"/>
     </w:rPr>
   </w:style>
-  <w:style w:type="paragraph" w:customStyle="1" w:styleId="28">
+  <w:style w:type="paragraph" w:customStyle="1" w:styleId="1">
     <w:name w:val="柴_标题1"/>
-    <w:basedOn w:val="2"/>
-    <w:next w:val="29"/>
-    <w:link w:val="38"/>
+    <w:basedOn w:val="Heading1"/>
+    <w:next w:val="a1"/>
+    <w:link w:val="1Char"/>
     <w:qFormat/>
-    <w:uiPriority w:val="0"/>
     <w:pPr>
       <w:spacing w:before="100" w:after="90" w:line="360" w:lineRule="auto"/>
     </w:pPr>
     <w:rPr>
-      <w:rFonts w:ascii="Arial" w:hAnsi="Arial" w:eastAsia="宋体"/>
+      <w:rFonts w:ascii="Arial" w:eastAsia="宋体" w:hAnsi="Arial"/>
       <w:sz w:val="32"/>
     </w:rPr>
   </w:style>
-  <w:style w:type="paragraph" w:customStyle="1" w:styleId="29">
+  <w:style w:type="paragraph" w:customStyle="1" w:styleId="a1">
     <w:name w:val="柴_正文"/>
-    <w:basedOn w:val="12"/>
-    <w:link w:val="42"/>
+    <w:basedOn w:val="BodyText"/>
+    <w:link w:val="Char"/>
     <w:qFormat/>
-    <w:uiPriority w:val="0"/>
     <w:pPr>
       <w:spacing w:line="360" w:lineRule="auto"/>
       <w:ind w:firstLine="470" w:firstLineChars="200"/>
     </w:pPr>
     <w:rPr>
-      <w:rFonts w:ascii="Arial" w:hAnsi="Arial" w:eastAsia="宋体"/>
+      <w:rFonts w:ascii="Arial" w:eastAsia="宋体" w:hAnsi="Arial"/>
       <w:sz w:val="24"/>
       <w:lang w:eastAsia="zh-CN"/>
     </w:rPr>
   </w:style>
-  <w:style w:type="paragraph" w:customStyle="1" w:styleId="30">
+  <w:style w:type="paragraph" w:customStyle="1" w:styleId="2">
     <w:name w:val="柴_标题2"/>
-    <w:basedOn w:val="3"/>
-    <w:next w:val="29"/>
+    <w:basedOn w:val="Heading2"/>
+    <w:next w:val="a1"/>
     <w:qFormat/>
-    <w:uiPriority w:val="0"/>
     <w:pPr>
       <w:spacing w:line="360" w:lineRule="auto"/>
     </w:pPr>
     <w:rPr>
-      <w:rFonts w:ascii="Arial" w:hAnsi="Arial" w:eastAsia="宋体"/>
+      <w:rFonts w:ascii="Arial" w:eastAsia="宋体" w:hAnsi="Arial"/>
       <w:sz w:val="28"/>
     </w:rPr>
   </w:style>
-  <w:style w:type="paragraph" w:customStyle="1" w:styleId="31">
+  <w:style w:type="paragraph" w:customStyle="1" w:styleId="3">
     <w:name w:val="柴_标题3"/>
-    <w:basedOn w:val="4"/>
-    <w:next w:val="29"/>
-    <w:link w:val="43"/>
+    <w:basedOn w:val="Heading3"/>
+    <w:next w:val="a1"/>
+    <w:link w:val="3Char"/>
     <w:qFormat/>
-    <w:uiPriority w:val="0"/>
     <w:pPr>
       <w:spacing w:line="360" w:lineRule="auto"/>
       <w:ind w:left="0" w:firstLine="472" w:firstLineChars="200"/>
     </w:pPr>
     <w:rPr>
-      <w:rFonts w:ascii="宋体" w:hAnsi="宋体" w:eastAsia="宋体" w:cs="宋体"/>
+      <w:rFonts w:ascii="宋体" w:eastAsia="宋体" w:hAnsi="宋体" w:cs="宋体"/>
       <w:spacing w:val="-2"/>
       <w:sz w:val="24"/>
       <w:szCs w:val="24"/>
     </w:rPr>
   </w:style>
-  <w:style w:type="paragraph" w:customStyle="1" w:styleId="32">
+  <w:style w:type="paragraph" w:customStyle="1" w:styleId="a2">
     <w:name w:val="柴_目录"/>
-    <w:basedOn w:val="1"/>
-    <w:next w:val="12"/>
+    <w:basedOn w:val="Normal"/>
+    <w:next w:val="BodyText"/>
     <w:qFormat/>
-    <w:uiPriority w:val="0"/>
     <w:pPr>
       <w:tabs>
         <w:tab w:val="right" w:leader="dot" w:pos="8442"/>
@@ -8720,64 +8449,59 @@
       <w:ind w:left="0" w:leftChars="0"/>
     </w:pPr>
     <w:rPr>
-      <w:rFonts w:ascii="Arial" w:hAnsi="Arial" w:eastAsia="Microsoft JhengHei"/>
+      <w:rFonts w:ascii="Arial" w:eastAsia="Microsoft JhengHei" w:hAnsi="Arial"/>
       <w:sz w:val="24"/>
     </w:rPr>
   </w:style>
-  <w:style w:type="paragraph" w:customStyle="1" w:styleId="33">
+  <w:style w:type="paragraph" w:customStyle="1" w:styleId="WPSOffice1">
     <w:name w:val="WPSOffice手动目录 1"/>
     <w:qFormat/>
-    <w:uiPriority w:val="0"/>
     <w:pPr>
       <w:ind w:leftChars="0"/>
     </w:pPr>
     <w:rPr>
-      <w:rFonts w:ascii="Times New Roman" w:hAnsi="Times New Roman" w:eastAsia="宋体" w:cs="Times New Roman"/>
+      <w:rFonts w:ascii="Times New Roman" w:eastAsia="宋体" w:hAnsi="Times New Roman" w:cs="Times New Roman"/>
       <w:sz w:val="20"/>
       <w:szCs w:val="20"/>
     </w:rPr>
   </w:style>
-  <w:style w:type="paragraph" w:customStyle="1" w:styleId="34">
+  <w:style w:type="paragraph" w:customStyle="1" w:styleId="WPSOffice2">
     <w:name w:val="WPSOffice手动目录 2"/>
     <w:qFormat/>
-    <w:uiPriority w:val="0"/>
     <w:pPr>
       <w:ind w:leftChars="200"/>
     </w:pPr>
     <w:rPr>
-      <w:rFonts w:ascii="Times New Roman" w:hAnsi="Times New Roman" w:eastAsia="宋体" w:cs="Times New Roman"/>
+      <w:rFonts w:ascii="Times New Roman" w:eastAsia="宋体" w:hAnsi="Times New Roman" w:cs="Times New Roman"/>
       <w:sz w:val="20"/>
       <w:szCs w:val="20"/>
     </w:rPr>
   </w:style>
-  <w:style w:type="paragraph" w:customStyle="1" w:styleId="35">
+  <w:style w:type="paragraph" w:customStyle="1" w:styleId="WPSOffice3">
     <w:name w:val="WPSOffice手动目录 3"/>
     <w:qFormat/>
-    <w:uiPriority w:val="0"/>
     <w:pPr>
       <w:ind w:leftChars="400"/>
     </w:pPr>
     <w:rPr>
-      <w:rFonts w:ascii="Times New Roman" w:hAnsi="Times New Roman" w:eastAsia="宋体" w:cs="Times New Roman"/>
+      <w:rFonts w:ascii="Times New Roman" w:eastAsia="宋体" w:hAnsi="Times New Roman" w:cs="Times New Roman"/>
       <w:sz w:val="20"/>
       <w:szCs w:val="20"/>
     </w:rPr>
   </w:style>
-  <w:style w:type="paragraph" w:customStyle="1" w:styleId="36">
+  <w:style w:type="paragraph" w:customStyle="1" w:styleId="Compact">
     <w:name w:val="Compact"/>
-    <w:basedOn w:val="12"/>
+    <w:basedOn w:val="BodyText"/>
     <w:qFormat/>
-    <w:uiPriority w:val="0"/>
     <w:pPr>
       <w:spacing w:before="36" w:after="36"/>
     </w:pPr>
   </w:style>
-  <w:style w:type="table" w:customStyle="1" w:styleId="37">
+  <w:style w:type="table" w:customStyle="1" w:styleId="Table">
     <w:name w:val="Table"/>
     <w:semiHidden/>
     <w:unhideWhenUsed/>
     <w:qFormat/>
-    <w:uiPriority w:val="0"/>
     <w:tblPr>
       <w:tblCellMar>
         <w:top w:w="0" w:type="dxa"/>
@@ -8789,28 +8513,26 @@
     <w:tblStylePr w:type="firstRow">
       <w:tcPr>
         <w:tcBorders>
-          <w:bottom w:val="single" w:color="auto" w:sz="0" w:space="0"/>
+          <w:bottom w:val="single" w:sz="0" w:space="0" w:color="auto"/>
         </w:tcBorders>
         <w:vAlign w:val="bottom"/>
       </w:tcPr>
     </w:tblStylePr>
   </w:style>
-  <w:style w:type="character" w:customStyle="1" w:styleId="38">
+  <w:style w:type="character" w:customStyle="1" w:styleId="1Char">
     <w:name w:val="柴_标题1 Char"/>
-    <w:link w:val="28"/>
+    <w:link w:val="1"/>
     <w:qFormat/>
-    <w:uiPriority w:val="0"/>
     <w:rPr>
-      <w:rFonts w:ascii="Arial" w:hAnsi="Arial" w:eastAsia="宋体"/>
+      <w:rFonts w:ascii="Arial" w:eastAsia="宋体" w:hAnsi="Arial"/>
       <w:sz w:val="32"/>
     </w:rPr>
   </w:style>
-  <w:style w:type="table" w:customStyle="1" w:styleId="39">
+  <w:style w:type="table" w:customStyle="1" w:styleId="TableNormal1">
     <w:name w:val="Table Normal_1"/>
     <w:semiHidden/>
     <w:unhideWhenUsed/>
     <w:qFormat/>
-    <w:uiPriority w:val="0"/>
     <w:tblPr>
       <w:tblCellMar>
         <w:top w:w="0" w:type="dxa"/>
@@ -8820,11 +8542,10 @@
       </w:tblCellMar>
     </w:tblPr>
   </w:style>
-  <w:style w:type="paragraph" w:customStyle="1" w:styleId="40">
+  <w:style w:type="paragraph" w:customStyle="1" w:styleId="a3">
     <w:name w:val="柴_正文_无缩进"/>
-    <w:basedOn w:val="1"/>
+    <w:basedOn w:val="Normal"/>
     <w:qFormat/>
-    <w:uiPriority w:val="0"/>
     <w:pPr>
       <w:ind w:firstLine="0" w:firstLineChars="0"/>
     </w:pPr>
@@ -8834,42 +8555,39 @@
       <w:lang w:eastAsia="zh-CN"/>
     </w:rPr>
   </w:style>
-  <w:style w:type="paragraph" w:customStyle="1" w:styleId="41">
+  <w:style w:type="paragraph" w:customStyle="1" w:styleId="4">
     <w:name w:val="柴_标题4"/>
-    <w:basedOn w:val="5"/>
-    <w:next w:val="1"/>
+    <w:basedOn w:val="Heading4"/>
+    <w:next w:val="Normal"/>
     <w:qFormat/>
-    <w:uiPriority w:val="0"/>
     <w:pPr>
       <w:widowControl w:val="0"/>
       <w:spacing w:before="160" w:line="360" w:lineRule="auto"/>
-      <w:ind w:left="981" w:leftChars="300" w:hanging="862"/>
+      <w:ind w:left="981" w:hanging="862" w:leftChars="300"/>
     </w:pPr>
     <w:rPr>
-      <w:rFonts w:hint="eastAsia" w:ascii="Calibri" w:hAnsi="Calibri" w:eastAsia="宋体" w:cs="宋体"/>
+      <w:rFonts w:ascii="Calibri" w:eastAsia="宋体" w:hAnsi="Calibri" w:cs="宋体" w:hint="eastAsia"/>
       <w:sz w:val="24"/>
       <w:szCs w:val="24"/>
       <w:lang w:eastAsia="zh-CN" w:bidi="zh-CN"/>
     </w:rPr>
   </w:style>
-  <w:style w:type="character" w:customStyle="1" w:styleId="42">
+  <w:style w:type="character" w:customStyle="1" w:styleId="Char">
     <w:name w:val="柴_正文 Char"/>
-    <w:link w:val="29"/>
+    <w:link w:val="a1"/>
     <w:qFormat/>
-    <w:uiPriority w:val="0"/>
     <w:rPr>
-      <w:rFonts w:ascii="Arial" w:hAnsi="Arial" w:eastAsia="宋体"/>
+      <w:rFonts w:ascii="Arial" w:eastAsia="宋体" w:hAnsi="Arial"/>
       <w:sz w:val="24"/>
       <w:lang w:eastAsia="zh-CN"/>
     </w:rPr>
   </w:style>
-  <w:style w:type="character" w:customStyle="1" w:styleId="43">
+  <w:style w:type="character" w:customStyle="1" w:styleId="3Char">
     <w:name w:val="柴_标题3 Char"/>
-    <w:link w:val="31"/>
+    <w:link w:val="3"/>
     <w:qFormat/>
-    <w:uiPriority w:val="0"/>
     <w:rPr>
-      <w:rFonts w:ascii="宋体" w:hAnsi="宋体" w:eastAsia="宋体" w:cs="宋体"/>
+      <w:rFonts w:ascii="宋体" w:eastAsia="宋体" w:hAnsi="宋体" w:cs="宋体"/>
       <w:spacing w:val="-2"/>
       <w:sz w:val="24"/>
       <w:szCs w:val="24"/>
